--- a/05_Tesla_kokybes_dalis/Tesla_kokybes_ir_rizikos_valdymo_planas.docx
+++ b/05_Tesla_kokybes_dalis/Tesla_kokybes_ir_rizikos_valdymo_planas.docx
@@ -563,7 +563,7 @@
       <w:r>
         <w:fldChar w:fldCharType="separate"/>
       </w:r>
-      <w:hyperlink w:anchor="_Toc243563009" w:history="1">
+      <w:hyperlink w:anchor="_Toc244116377" w:history="1">
         <w:r>
           <w:rPr>
             <w:rStyle w:val="Hyperlink"/>
@@ -586,7 +586,7 @@
           <w:rPr>
             <w:webHidden/>
           </w:rPr>
-          <w:instrText xml:space="preserve"> PAGEREF _Toc243563009 \h </w:instrText>
+          <w:instrText xml:space="preserve"> PAGEREF _Toc244116377 \h </w:instrText>
         </w:r>
         <w:r>
           <w:rPr>
@@ -625,7 +625,7 @@
           <w14:ligatures w14:val="standardContextual"/>
         </w:rPr>
       </w:pPr>
-      <w:hyperlink w:anchor="_Toc243563010" w:history="1">
+      <w:hyperlink w:anchor="_Toc244116378" w:history="1">
         <w:r>
           <w:rPr>
             <w:rStyle w:val="Hyperlink"/>
@@ -665,7 +665,7 @@
           <w:rPr>
             <w:webHidden/>
           </w:rPr>
-          <w:instrText xml:space="preserve"> PAGEREF _Toc243563010 \h </w:instrText>
+          <w:instrText xml:space="preserve"> PAGEREF _Toc244116378 \h </w:instrText>
         </w:r>
         <w:r>
           <w:rPr>
@@ -703,7 +703,7 @@
           <w14:ligatures w14:val="standardContextual"/>
         </w:rPr>
       </w:pPr>
-      <w:hyperlink w:anchor="_Toc243563011" w:history="1">
+      <w:hyperlink w:anchor="_Toc244116379" w:history="1">
         <w:r>
           <w:rPr>
             <w:rStyle w:val="Hyperlink"/>
@@ -742,7 +742,7 @@
           <w:rPr>
             <w:webHidden/>
           </w:rPr>
-          <w:instrText xml:space="preserve"> PAGEREF _Toc243563011 \h </w:instrText>
+          <w:instrText xml:space="preserve"> PAGEREF _Toc244116379 \h </w:instrText>
         </w:r>
         <w:r>
           <w:rPr>
@@ -781,7 +781,7 @@
           <w14:ligatures w14:val="standardContextual"/>
         </w:rPr>
       </w:pPr>
-      <w:hyperlink w:anchor="_Toc243563012" w:history="1">
+      <w:hyperlink w:anchor="_Toc244116380" w:history="1">
         <w:r>
           <w:rPr>
             <w:rStyle w:val="Hyperlink"/>
@@ -821,7 +821,7 @@
           <w:rPr>
             <w:webHidden/>
           </w:rPr>
-          <w:instrText xml:space="preserve"> PAGEREF _Toc243563012 \h </w:instrText>
+          <w:instrText xml:space="preserve"> PAGEREF _Toc244116380 \h </w:instrText>
         </w:r>
         <w:r>
           <w:rPr>
@@ -860,7 +860,7 @@
           <w14:ligatures w14:val="standardContextual"/>
         </w:rPr>
       </w:pPr>
-      <w:hyperlink w:anchor="_Toc243563013" w:history="1">
+      <w:hyperlink w:anchor="_Toc244116381" w:history="1">
         <w:r>
           <w:rPr>
             <w:rStyle w:val="Hyperlink"/>
@@ -900,7 +900,7 @@
           <w:rPr>
             <w:webHidden/>
           </w:rPr>
-          <w:instrText xml:space="preserve"> PAGEREF _Toc243563013 \h </w:instrText>
+          <w:instrText xml:space="preserve"> PAGEREF _Toc244116381 \h </w:instrText>
         </w:r>
         <w:r>
           <w:rPr>
@@ -917,7 +917,7 @@
           <w:rPr>
             <w:webHidden/>
           </w:rPr>
-          <w:t>8</w:t>
+          <w:t>7</w:t>
         </w:r>
         <w:r>
           <w:rPr>
@@ -939,7 +939,7 @@
           <w14:ligatures w14:val="standardContextual"/>
         </w:rPr>
       </w:pPr>
-      <w:hyperlink w:anchor="_Toc243563014" w:history="1">
+      <w:hyperlink w:anchor="_Toc244116382" w:history="1">
         <w:r>
           <w:rPr>
             <w:rStyle w:val="Hyperlink"/>
@@ -979,7 +979,7 @@
           <w:rPr>
             <w:webHidden/>
           </w:rPr>
-          <w:instrText xml:space="preserve"> PAGEREF _Toc243563014 \h </w:instrText>
+          <w:instrText xml:space="preserve"> PAGEREF _Toc244116382 \h </w:instrText>
         </w:r>
         <w:r>
           <w:rPr>
@@ -996,7 +996,7 @@
           <w:rPr>
             <w:webHidden/>
           </w:rPr>
-          <w:t>10</w:t>
+          <w:t>8</w:t>
         </w:r>
         <w:r>
           <w:rPr>
@@ -1017,7 +1017,7 @@
           <w14:ligatures w14:val="standardContextual"/>
         </w:rPr>
       </w:pPr>
-      <w:hyperlink w:anchor="_Toc243563015" w:history="1">
+      <w:hyperlink w:anchor="_Toc244116383" w:history="1">
         <w:r>
           <w:rPr>
             <w:rStyle w:val="Hyperlink"/>
@@ -1056,7 +1056,7 @@
           <w:rPr>
             <w:webHidden/>
           </w:rPr>
-          <w:instrText xml:space="preserve"> PAGEREF _Toc243563015 \h </w:instrText>
+          <w:instrText xml:space="preserve"> PAGEREF _Toc244116383 \h </w:instrText>
         </w:r>
         <w:r>
           <w:rPr>
@@ -1073,7 +1073,7 @@
           <w:rPr>
             <w:webHidden/>
           </w:rPr>
-          <w:t>10</w:t>
+          <w:t>8</w:t>
         </w:r>
         <w:r>
           <w:rPr>
@@ -1094,7 +1094,7 @@
           <w14:ligatures w14:val="standardContextual"/>
         </w:rPr>
       </w:pPr>
-      <w:hyperlink w:anchor="_Toc243563016" w:history="1">
+      <w:hyperlink w:anchor="_Toc244116384" w:history="1">
         <w:r>
           <w:rPr>
             <w:rStyle w:val="Hyperlink"/>
@@ -1133,7 +1133,7 @@
           <w:rPr>
             <w:webHidden/>
           </w:rPr>
-          <w:instrText xml:space="preserve"> PAGEREF _Toc243563016 \h </w:instrText>
+          <w:instrText xml:space="preserve"> PAGEREF _Toc244116384 \h </w:instrText>
         </w:r>
         <w:r>
           <w:rPr>
@@ -1150,7 +1150,7 @@
           <w:rPr>
             <w:webHidden/>
           </w:rPr>
-          <w:t>10</w:t>
+          <w:t>8</w:t>
         </w:r>
         <w:r>
           <w:rPr>
@@ -1172,7 +1172,7 @@
           <w14:ligatures w14:val="standardContextual"/>
         </w:rPr>
       </w:pPr>
-      <w:hyperlink w:anchor="_Toc243563017" w:history="1">
+      <w:hyperlink w:anchor="_Toc244116385" w:history="1">
         <w:r>
           <w:rPr>
             <w:rStyle w:val="Hyperlink"/>
@@ -1212,7 +1212,7 @@
           <w:rPr>
             <w:webHidden/>
           </w:rPr>
-          <w:instrText xml:space="preserve"> PAGEREF _Toc243563017 \h </w:instrText>
+          <w:instrText xml:space="preserve"> PAGEREF _Toc244116385 \h </w:instrText>
         </w:r>
         <w:r>
           <w:rPr>
@@ -1229,7 +1229,7 @@
           <w:rPr>
             <w:webHidden/>
           </w:rPr>
-          <w:t>12</w:t>
+          <w:t>10</w:t>
         </w:r>
         <w:r>
           <w:rPr>
@@ -1250,7 +1250,7 @@
           <w14:ligatures w14:val="standardContextual"/>
         </w:rPr>
       </w:pPr>
-      <w:hyperlink w:anchor="_Toc243563018" w:history="1">
+      <w:hyperlink w:anchor="_Toc244116386" w:history="1">
         <w:r>
           <w:rPr>
             <w:rStyle w:val="Hyperlink"/>
@@ -1289,7 +1289,7 @@
           <w:rPr>
             <w:webHidden/>
           </w:rPr>
-          <w:instrText xml:space="preserve"> PAGEREF _Toc243563018 \h </w:instrText>
+          <w:instrText xml:space="preserve"> PAGEREF _Toc244116386 \h </w:instrText>
         </w:r>
         <w:r>
           <w:rPr>
@@ -1306,7 +1306,7 @@
           <w:rPr>
             <w:webHidden/>
           </w:rPr>
-          <w:t>12</w:t>
+          <w:t>10</w:t>
         </w:r>
         <w:r>
           <w:rPr>
@@ -1328,7 +1328,7 @@
           <w14:ligatures w14:val="standardContextual"/>
         </w:rPr>
       </w:pPr>
-      <w:hyperlink w:anchor="_Toc243563019" w:history="1">
+      <w:hyperlink w:anchor="_Toc244116387" w:history="1">
         <w:r>
           <w:rPr>
             <w:rStyle w:val="Hyperlink"/>
@@ -1368,7 +1368,7 @@
           <w:rPr>
             <w:webHidden/>
           </w:rPr>
-          <w:instrText xml:space="preserve"> PAGEREF _Toc243563019 \h </w:instrText>
+          <w:instrText xml:space="preserve"> PAGEREF _Toc244116387 \h </w:instrText>
         </w:r>
         <w:r>
           <w:rPr>
@@ -1385,7 +1385,7 @@
           <w:rPr>
             <w:webHidden/>
           </w:rPr>
-          <w:t>12</w:t>
+          <w:t>10</w:t>
         </w:r>
         <w:r>
           <w:rPr>
@@ -1407,7 +1407,7 @@
           <w14:ligatures w14:val="standardContextual"/>
         </w:rPr>
       </w:pPr>
-      <w:hyperlink w:anchor="_Toc243563020" w:history="1">
+      <w:hyperlink w:anchor="_Toc244116388" w:history="1">
         <w:r>
           <w:rPr>
             <w:rStyle w:val="Hyperlink"/>
@@ -1447,7 +1447,7 @@
           <w:rPr>
             <w:webHidden/>
           </w:rPr>
-          <w:instrText xml:space="preserve"> PAGEREF _Toc243563020 \h </w:instrText>
+          <w:instrText xml:space="preserve"> PAGEREF _Toc244116388 \h </w:instrText>
         </w:r>
         <w:r>
           <w:rPr>
@@ -1464,7 +1464,7 @@
           <w:rPr>
             <w:webHidden/>
           </w:rPr>
-          <w:t>14</w:t>
+          <w:t>12</w:t>
         </w:r>
         <w:r>
           <w:rPr>
@@ -1486,7 +1486,7 @@
           <w14:ligatures w14:val="standardContextual"/>
         </w:rPr>
       </w:pPr>
-      <w:hyperlink w:anchor="_Toc243563021" w:history="1">
+      <w:hyperlink w:anchor="_Toc244116389" w:history="1">
         <w:r>
           <w:rPr>
             <w:rStyle w:val="Hyperlink"/>
@@ -1526,7 +1526,7 @@
           <w:rPr>
             <w:webHidden/>
           </w:rPr>
-          <w:instrText xml:space="preserve"> PAGEREF _Toc243563021 \h </w:instrText>
+          <w:instrText xml:space="preserve"> PAGEREF _Toc244116389 \h </w:instrText>
         </w:r>
         <w:r>
           <w:rPr>
@@ -1543,7 +1543,7 @@
           <w:rPr>
             <w:webHidden/>
           </w:rPr>
-          <w:t>15</w:t>
+          <w:t>13</w:t>
         </w:r>
         <w:r>
           <w:rPr>
@@ -1565,7 +1565,7 @@
           <w14:ligatures w14:val="standardContextual"/>
         </w:rPr>
       </w:pPr>
-      <w:hyperlink w:anchor="_Toc243563022" w:history="1">
+      <w:hyperlink w:anchor="_Toc244116390" w:history="1">
         <w:r>
           <w:rPr>
             <w:rStyle w:val="Hyperlink"/>
@@ -1605,7 +1605,7 @@
           <w:rPr>
             <w:webHidden/>
           </w:rPr>
-          <w:instrText xml:space="preserve"> PAGEREF _Toc243563022 \h </w:instrText>
+          <w:instrText xml:space="preserve"> PAGEREF _Toc244116390 \h </w:instrText>
         </w:r>
         <w:r>
           <w:rPr>
@@ -1622,84 +1622,7 @@
           <w:rPr>
             <w:webHidden/>
           </w:rPr>
-          <w:t>16</w:t>
-        </w:r>
-        <w:r>
-          <w:rPr>
-            <w:webHidden/>
-          </w:rPr>
-          <w:fldChar w:fldCharType="end"/>
-        </w:r>
-      </w:hyperlink>
-    </w:p>
-    <w:p>
-      <w:pPr>
-        <w:pStyle w:val="TOC2"/>
-        <w:rPr>
-          <w:rFonts w:asciiTheme="minorHAnsi" w:eastAsiaTheme="minorEastAsia" w:hAnsiTheme="minorHAnsi" w:cstheme="minorBidi"/>
-          <w:kern w:val="2"/>
-          <w:szCs w:val="24"/>
-          <w:lang w:val="en-GB" w:eastAsia="en-GB"/>
-          <w14:ligatures w14:val="standardContextual"/>
-        </w:rPr>
-      </w:pPr>
-      <w:hyperlink w:anchor="_Toc243563023" w:history="1">
-        <w:r>
-          <w:rPr>
-            <w:rStyle w:val="Hyperlink"/>
-          </w:rPr>
-          <w:t>5.2.</w:t>
-        </w:r>
-        <w:r>
-          <w:rPr>
-            <w:rFonts w:asciiTheme="minorHAnsi" w:eastAsiaTheme="minorEastAsia" w:hAnsiTheme="minorHAnsi" w:cstheme="minorBidi"/>
-            <w:kern w:val="2"/>
-            <w:szCs w:val="24"/>
-            <w:lang w:val="en-GB" w:eastAsia="en-GB"/>
-            <w14:ligatures w14:val="standardContextual"/>
-          </w:rPr>
-          <w:tab/>
-        </w:r>
-        <w:r>
-          <w:rPr>
-            <w:rStyle w:val="Hyperlink"/>
-          </w:rPr>
-          <w:t>Kokybės užtikrinimas</w:t>
-        </w:r>
-        <w:r>
-          <w:rPr>
-            <w:webHidden/>
-          </w:rPr>
-          <w:tab/>
-        </w:r>
-        <w:r>
-          <w:rPr>
-            <w:webHidden/>
-          </w:rPr>
-          <w:fldChar w:fldCharType="begin"/>
-        </w:r>
-        <w:r>
-          <w:rPr>
-            <w:webHidden/>
-          </w:rPr>
-          <w:instrText xml:space="preserve"> PAGEREF _Toc243563023 \h </w:instrText>
-        </w:r>
-        <w:r>
-          <w:rPr>
-            <w:webHidden/>
-          </w:rPr>
-        </w:r>
-        <w:r>
-          <w:rPr>
-            <w:webHidden/>
-          </w:rPr>
-          <w:fldChar w:fldCharType="separate"/>
-        </w:r>
-        <w:r>
-          <w:rPr>
-            <w:webHidden/>
-          </w:rPr>
-          <w:t>16</w:t>
+          <w:t>14</w:t>
         </w:r>
         <w:r>
           <w:rPr>
@@ -1721,12 +1644,12 @@
           <w14:ligatures w14:val="standardContextual"/>
         </w:rPr>
       </w:pPr>
-      <w:hyperlink w:anchor="_Toc243563024" w:history="1">
+      <w:hyperlink w:anchor="_Toc244116391" w:history="1">
         <w:r>
           <w:rPr>
             <w:rStyle w:val="Hyperlink"/>
           </w:rPr>
-          <w:t>5.2.1.</w:t>
+          <w:t>5.1.5.</w:t>
         </w:r>
         <w:r>
           <w:rPr>
@@ -1743,7 +1666,7 @@
           <w:rPr>
             <w:rStyle w:val="Hyperlink"/>
           </w:rPr>
-          <w:t>Projekto kokybės analizė</w:t>
+          <w:t>Renginio pasirengimo ir rezultatų priėmimo procesas</w:t>
         </w:r>
         <w:r>
           <w:rPr>
@@ -1761,7 +1684,7 @@
           <w:rPr>
             <w:webHidden/>
           </w:rPr>
-          <w:instrText xml:space="preserve"> PAGEREF _Toc243563024 \h </w:instrText>
+          <w:instrText xml:space="preserve"> PAGEREF _Toc244116391 \h </w:instrText>
         </w:r>
         <w:r>
           <w:rPr>
@@ -1778,7 +1701,7 @@
           <w:rPr>
             <w:webHidden/>
           </w:rPr>
-          <w:t>17</w:t>
+          <w:t>14</w:t>
         </w:r>
         <w:r>
           <w:rPr>
@@ -1800,12 +1723,12 @@
           <w14:ligatures w14:val="standardContextual"/>
         </w:rPr>
       </w:pPr>
-      <w:hyperlink w:anchor="_Toc243563025" w:history="1">
+      <w:hyperlink w:anchor="_Toc244116392" w:history="1">
         <w:r>
           <w:rPr>
             <w:rStyle w:val="Hyperlink"/>
           </w:rPr>
-          <w:t>5.2.2.</w:t>
+          <w:t>5.1.6.</w:t>
         </w:r>
         <w:r>
           <w:rPr>
@@ -1822,7 +1745,7 @@
           <w:rPr>
             <w:rStyle w:val="Hyperlink"/>
           </w:rPr>
-          <w:t>Projekto kokybės tobulinimas</w:t>
+          <w:t>CSR veiklos pasirengimo ir rezultato priėmimo procesas</w:t>
         </w:r>
         <w:r>
           <w:rPr>
@@ -1840,7 +1763,7 @@
           <w:rPr>
             <w:webHidden/>
           </w:rPr>
-          <w:instrText xml:space="preserve"> PAGEREF _Toc243563025 \h </w:instrText>
+          <w:instrText xml:space="preserve"> PAGEREF _Toc244116392 \h </w:instrText>
         </w:r>
         <w:r>
           <w:rPr>
@@ -1857,7 +1780,86 @@
           <w:rPr>
             <w:webHidden/>
           </w:rPr>
-          <w:t>18</w:t>
+          <w:t>15</w:t>
+        </w:r>
+        <w:r>
+          <w:rPr>
+            <w:webHidden/>
+          </w:rPr>
+          <w:fldChar w:fldCharType="end"/>
+        </w:r>
+      </w:hyperlink>
+    </w:p>
+    <w:p>
+      <w:pPr>
+        <w:pStyle w:val="TOC3"/>
+        <w:rPr>
+          <w:rFonts w:asciiTheme="minorHAnsi" w:eastAsiaTheme="minorEastAsia" w:hAnsiTheme="minorHAnsi" w:cstheme="minorBidi"/>
+          <w:iCs w:val="0"/>
+          <w:kern w:val="2"/>
+          <w:szCs w:val="24"/>
+          <w:lang w:val="en-GB" w:eastAsia="en-GB"/>
+          <w14:ligatures w14:val="standardContextual"/>
+        </w:rPr>
+      </w:pPr>
+      <w:hyperlink w:anchor="_Toc244116393" w:history="1">
+        <w:r>
+          <w:rPr>
+            <w:rStyle w:val="Hyperlink"/>
+          </w:rPr>
+          <w:t>5.1.7.</w:t>
+        </w:r>
+        <w:r>
+          <w:rPr>
+            <w:rFonts w:asciiTheme="minorHAnsi" w:eastAsiaTheme="minorEastAsia" w:hAnsiTheme="minorHAnsi" w:cstheme="minorBidi"/>
+            <w:iCs w:val="0"/>
+            <w:kern w:val="2"/>
+            <w:szCs w:val="24"/>
+            <w:lang w:val="en-GB" w:eastAsia="en-GB"/>
+            <w14:ligatures w14:val="standardContextual"/>
+          </w:rPr>
+          <w:tab/>
+        </w:r>
+        <w:r>
+          <w:rPr>
+            <w:rStyle w:val="Hyperlink"/>
+          </w:rPr>
+          <w:t>Poveikio vertinimo ir duomenų priėmimo procesas</w:t>
+        </w:r>
+        <w:r>
+          <w:rPr>
+            <w:webHidden/>
+          </w:rPr>
+          <w:tab/>
+        </w:r>
+        <w:r>
+          <w:rPr>
+            <w:webHidden/>
+          </w:rPr>
+          <w:fldChar w:fldCharType="begin"/>
+        </w:r>
+        <w:r>
+          <w:rPr>
+            <w:webHidden/>
+          </w:rPr>
+          <w:instrText xml:space="preserve"> PAGEREF _Toc244116393 \h </w:instrText>
+        </w:r>
+        <w:r>
+          <w:rPr>
+            <w:webHidden/>
+          </w:rPr>
+        </w:r>
+        <w:r>
+          <w:rPr>
+            <w:webHidden/>
+          </w:rPr>
+          <w:fldChar w:fldCharType="separate"/>
+        </w:r>
+        <w:r>
+          <w:rPr>
+            <w:webHidden/>
+          </w:rPr>
+          <w:t>15</w:t>
         </w:r>
         <w:r>
           <w:rPr>
@@ -1878,12 +1880,12 @@
           <w14:ligatures w14:val="standardContextual"/>
         </w:rPr>
       </w:pPr>
-      <w:hyperlink w:anchor="_Toc243563026" w:history="1">
+      <w:hyperlink w:anchor="_Toc244116394" w:history="1">
         <w:r>
           <w:rPr>
             <w:rStyle w:val="Hyperlink"/>
           </w:rPr>
-          <w:t>5.3.</w:t>
+          <w:t>5.2.</w:t>
         </w:r>
         <w:r>
           <w:rPr>
@@ -1899,6 +1901,241 @@
           <w:rPr>
             <w:rStyle w:val="Hyperlink"/>
           </w:rPr>
+          <w:t>Kokybės užtikrinimas</w:t>
+        </w:r>
+        <w:r>
+          <w:rPr>
+            <w:webHidden/>
+          </w:rPr>
+          <w:tab/>
+        </w:r>
+        <w:r>
+          <w:rPr>
+            <w:webHidden/>
+          </w:rPr>
+          <w:fldChar w:fldCharType="begin"/>
+        </w:r>
+        <w:r>
+          <w:rPr>
+            <w:webHidden/>
+          </w:rPr>
+          <w:instrText xml:space="preserve"> PAGEREF _Toc244116394 \h </w:instrText>
+        </w:r>
+        <w:r>
+          <w:rPr>
+            <w:webHidden/>
+          </w:rPr>
+        </w:r>
+        <w:r>
+          <w:rPr>
+            <w:webHidden/>
+          </w:rPr>
+          <w:fldChar w:fldCharType="separate"/>
+        </w:r>
+        <w:r>
+          <w:rPr>
+            <w:webHidden/>
+          </w:rPr>
+          <w:t>16</w:t>
+        </w:r>
+        <w:r>
+          <w:rPr>
+            <w:webHidden/>
+          </w:rPr>
+          <w:fldChar w:fldCharType="end"/>
+        </w:r>
+      </w:hyperlink>
+    </w:p>
+    <w:p>
+      <w:pPr>
+        <w:pStyle w:val="TOC3"/>
+        <w:rPr>
+          <w:rFonts w:asciiTheme="minorHAnsi" w:eastAsiaTheme="minorEastAsia" w:hAnsiTheme="minorHAnsi" w:cstheme="minorBidi"/>
+          <w:iCs w:val="0"/>
+          <w:kern w:val="2"/>
+          <w:szCs w:val="24"/>
+          <w:lang w:val="en-GB" w:eastAsia="en-GB"/>
+          <w14:ligatures w14:val="standardContextual"/>
+        </w:rPr>
+      </w:pPr>
+      <w:hyperlink w:anchor="_Toc244116395" w:history="1">
+        <w:r>
+          <w:rPr>
+            <w:rStyle w:val="Hyperlink"/>
+          </w:rPr>
+          <w:t>5.2.1.</w:t>
+        </w:r>
+        <w:r>
+          <w:rPr>
+            <w:rFonts w:asciiTheme="minorHAnsi" w:eastAsiaTheme="minorEastAsia" w:hAnsiTheme="minorHAnsi" w:cstheme="minorBidi"/>
+            <w:iCs w:val="0"/>
+            <w:kern w:val="2"/>
+            <w:szCs w:val="24"/>
+            <w:lang w:val="en-GB" w:eastAsia="en-GB"/>
+            <w14:ligatures w14:val="standardContextual"/>
+          </w:rPr>
+          <w:tab/>
+        </w:r>
+        <w:r>
+          <w:rPr>
+            <w:rStyle w:val="Hyperlink"/>
+          </w:rPr>
+          <w:t>Projekto kokybės analizė</w:t>
+        </w:r>
+        <w:r>
+          <w:rPr>
+            <w:webHidden/>
+          </w:rPr>
+          <w:tab/>
+        </w:r>
+        <w:r>
+          <w:rPr>
+            <w:webHidden/>
+          </w:rPr>
+          <w:fldChar w:fldCharType="begin"/>
+        </w:r>
+        <w:r>
+          <w:rPr>
+            <w:webHidden/>
+          </w:rPr>
+          <w:instrText xml:space="preserve"> PAGEREF _Toc244116395 \h </w:instrText>
+        </w:r>
+        <w:r>
+          <w:rPr>
+            <w:webHidden/>
+          </w:rPr>
+        </w:r>
+        <w:r>
+          <w:rPr>
+            <w:webHidden/>
+          </w:rPr>
+          <w:fldChar w:fldCharType="separate"/>
+        </w:r>
+        <w:r>
+          <w:rPr>
+            <w:webHidden/>
+          </w:rPr>
+          <w:t>17</w:t>
+        </w:r>
+        <w:r>
+          <w:rPr>
+            <w:webHidden/>
+          </w:rPr>
+          <w:fldChar w:fldCharType="end"/>
+        </w:r>
+      </w:hyperlink>
+    </w:p>
+    <w:p>
+      <w:pPr>
+        <w:pStyle w:val="TOC3"/>
+        <w:rPr>
+          <w:rFonts w:asciiTheme="minorHAnsi" w:eastAsiaTheme="minorEastAsia" w:hAnsiTheme="minorHAnsi" w:cstheme="minorBidi"/>
+          <w:iCs w:val="0"/>
+          <w:kern w:val="2"/>
+          <w:szCs w:val="24"/>
+          <w:lang w:val="en-GB" w:eastAsia="en-GB"/>
+          <w14:ligatures w14:val="standardContextual"/>
+        </w:rPr>
+      </w:pPr>
+      <w:hyperlink w:anchor="_Toc244116396" w:history="1">
+        <w:r>
+          <w:rPr>
+            <w:rStyle w:val="Hyperlink"/>
+          </w:rPr>
+          <w:t>5.2.2.</w:t>
+        </w:r>
+        <w:r>
+          <w:rPr>
+            <w:rFonts w:asciiTheme="minorHAnsi" w:eastAsiaTheme="minorEastAsia" w:hAnsiTheme="minorHAnsi" w:cstheme="minorBidi"/>
+            <w:iCs w:val="0"/>
+            <w:kern w:val="2"/>
+            <w:szCs w:val="24"/>
+            <w:lang w:val="en-GB" w:eastAsia="en-GB"/>
+            <w14:ligatures w14:val="standardContextual"/>
+          </w:rPr>
+          <w:tab/>
+        </w:r>
+        <w:r>
+          <w:rPr>
+            <w:rStyle w:val="Hyperlink"/>
+          </w:rPr>
+          <w:t>Projekto kokybės tobulinimas</w:t>
+        </w:r>
+        <w:r>
+          <w:rPr>
+            <w:webHidden/>
+          </w:rPr>
+          <w:tab/>
+        </w:r>
+        <w:r>
+          <w:rPr>
+            <w:webHidden/>
+          </w:rPr>
+          <w:fldChar w:fldCharType="begin"/>
+        </w:r>
+        <w:r>
+          <w:rPr>
+            <w:webHidden/>
+          </w:rPr>
+          <w:instrText xml:space="preserve"> PAGEREF _Toc244116396 \h </w:instrText>
+        </w:r>
+        <w:r>
+          <w:rPr>
+            <w:webHidden/>
+          </w:rPr>
+        </w:r>
+        <w:r>
+          <w:rPr>
+            <w:webHidden/>
+          </w:rPr>
+          <w:fldChar w:fldCharType="separate"/>
+        </w:r>
+        <w:r>
+          <w:rPr>
+            <w:webHidden/>
+          </w:rPr>
+          <w:t>17</w:t>
+        </w:r>
+        <w:r>
+          <w:rPr>
+            <w:webHidden/>
+          </w:rPr>
+          <w:fldChar w:fldCharType="end"/>
+        </w:r>
+      </w:hyperlink>
+    </w:p>
+    <w:p>
+      <w:pPr>
+        <w:pStyle w:val="TOC2"/>
+        <w:rPr>
+          <w:rFonts w:asciiTheme="minorHAnsi" w:eastAsiaTheme="minorEastAsia" w:hAnsiTheme="minorHAnsi" w:cstheme="minorBidi"/>
+          <w:kern w:val="2"/>
+          <w:szCs w:val="24"/>
+          <w:lang w:val="en-GB" w:eastAsia="en-GB"/>
+          <w14:ligatures w14:val="standardContextual"/>
+        </w:rPr>
+      </w:pPr>
+      <w:hyperlink w:anchor="_Toc244116397" w:history="1">
+        <w:r>
+          <w:rPr>
+            <w:rStyle w:val="Hyperlink"/>
+          </w:rPr>
+          <w:t>5.3.</w:t>
+        </w:r>
+        <w:r>
+          <w:rPr>
+            <w:rFonts w:asciiTheme="minorHAnsi" w:eastAsiaTheme="minorEastAsia" w:hAnsiTheme="minorHAnsi" w:cstheme="minorBidi"/>
+            <w:kern w:val="2"/>
+            <w:szCs w:val="24"/>
+            <w:lang w:val="en-GB" w:eastAsia="en-GB"/>
+            <w14:ligatures w14:val="standardContextual"/>
+          </w:rPr>
+          <w:tab/>
+        </w:r>
+        <w:r>
+          <w:rPr>
+            <w:rStyle w:val="Hyperlink"/>
+          </w:rPr>
           <w:t>Projekto kokybės kontrolė</w:t>
         </w:r>
         <w:r>
@@ -1917,7 +2154,7 @@
           <w:rPr>
             <w:webHidden/>
           </w:rPr>
-          <w:instrText xml:space="preserve"> PAGEREF _Toc243563026 \h </w:instrText>
+          <w:instrText xml:space="preserve"> PAGEREF _Toc244116397 \h </w:instrText>
         </w:r>
         <w:r>
           <w:rPr>
@@ -1935,6 +2172,164 @@
             <w:webHidden/>
           </w:rPr>
           <w:t>18</w:t>
+        </w:r>
+        <w:r>
+          <w:rPr>
+            <w:webHidden/>
+          </w:rPr>
+          <w:fldChar w:fldCharType="end"/>
+        </w:r>
+      </w:hyperlink>
+    </w:p>
+    <w:p>
+      <w:pPr>
+        <w:pStyle w:val="TOC3"/>
+        <w:rPr>
+          <w:rFonts w:asciiTheme="minorHAnsi" w:eastAsiaTheme="minorEastAsia" w:hAnsiTheme="minorHAnsi" w:cstheme="minorBidi"/>
+          <w:iCs w:val="0"/>
+          <w:kern w:val="2"/>
+          <w:szCs w:val="24"/>
+          <w:lang w:val="en-GB" w:eastAsia="en-GB"/>
+          <w14:ligatures w14:val="standardContextual"/>
+        </w:rPr>
+      </w:pPr>
+      <w:hyperlink w:anchor="_Toc244116398" w:history="1">
+        <w:r>
+          <w:rPr>
+            <w:rStyle w:val="Hyperlink"/>
+          </w:rPr>
+          <w:t>5.3.1.</w:t>
+        </w:r>
+        <w:r>
+          <w:rPr>
+            <w:rFonts w:asciiTheme="minorHAnsi" w:eastAsiaTheme="minorEastAsia" w:hAnsiTheme="minorHAnsi" w:cstheme="minorBidi"/>
+            <w:iCs w:val="0"/>
+            <w:kern w:val="2"/>
+            <w:szCs w:val="24"/>
+            <w:lang w:val="en-GB" w:eastAsia="en-GB"/>
+            <w14:ligatures w14:val="standardContextual"/>
+          </w:rPr>
+          <w:tab/>
+        </w:r>
+        <w:r>
+          <w:rPr>
+            <w:rStyle w:val="Hyperlink"/>
+          </w:rPr>
+          <w:t>Kontrolės protokolo struktūra</w:t>
+        </w:r>
+        <w:r>
+          <w:rPr>
+            <w:webHidden/>
+          </w:rPr>
+          <w:tab/>
+        </w:r>
+        <w:r>
+          <w:rPr>
+            <w:webHidden/>
+          </w:rPr>
+          <w:fldChar w:fldCharType="begin"/>
+        </w:r>
+        <w:r>
+          <w:rPr>
+            <w:webHidden/>
+          </w:rPr>
+          <w:instrText xml:space="preserve"> PAGEREF _Toc244116398 \h </w:instrText>
+        </w:r>
+        <w:r>
+          <w:rPr>
+            <w:webHidden/>
+          </w:rPr>
+        </w:r>
+        <w:r>
+          <w:rPr>
+            <w:webHidden/>
+          </w:rPr>
+          <w:fldChar w:fldCharType="separate"/>
+        </w:r>
+        <w:r>
+          <w:rPr>
+            <w:webHidden/>
+          </w:rPr>
+          <w:t>19</w:t>
+        </w:r>
+        <w:r>
+          <w:rPr>
+            <w:webHidden/>
+          </w:rPr>
+          <w:fldChar w:fldCharType="end"/>
+        </w:r>
+      </w:hyperlink>
+    </w:p>
+    <w:p>
+      <w:pPr>
+        <w:pStyle w:val="TOC3"/>
+        <w:rPr>
+          <w:rFonts w:asciiTheme="minorHAnsi" w:eastAsiaTheme="minorEastAsia" w:hAnsiTheme="minorHAnsi" w:cstheme="minorBidi"/>
+          <w:iCs w:val="0"/>
+          <w:kern w:val="2"/>
+          <w:szCs w:val="24"/>
+          <w:lang w:val="en-GB" w:eastAsia="en-GB"/>
+          <w14:ligatures w14:val="standardContextual"/>
+        </w:rPr>
+      </w:pPr>
+      <w:hyperlink w:anchor="_Toc244116399" w:history="1">
+        <w:r>
+          <w:rPr>
+            <w:rStyle w:val="Hyperlink"/>
+          </w:rPr>
+          <w:t>5.3.2.</w:t>
+        </w:r>
+        <w:r>
+          <w:rPr>
+            <w:rFonts w:asciiTheme="minorHAnsi" w:eastAsiaTheme="minorEastAsia" w:hAnsiTheme="minorHAnsi" w:cstheme="minorBidi"/>
+            <w:iCs w:val="0"/>
+            <w:kern w:val="2"/>
+            <w:szCs w:val="24"/>
+            <w:lang w:val="en-GB" w:eastAsia="en-GB"/>
+            <w14:ligatures w14:val="standardContextual"/>
+          </w:rPr>
+          <w:tab/>
+        </w:r>
+        <w:r>
+          <w:rPr>
+            <w:rStyle w:val="Hyperlink"/>
+          </w:rPr>
+          <w:t>Kokybės veiklų sąnaudos</w:t>
+        </w:r>
+        <w:r>
+          <w:rPr>
+            <w:webHidden/>
+          </w:rPr>
+          <w:tab/>
+        </w:r>
+        <w:r>
+          <w:rPr>
+            <w:webHidden/>
+          </w:rPr>
+          <w:fldChar w:fldCharType="begin"/>
+        </w:r>
+        <w:r>
+          <w:rPr>
+            <w:webHidden/>
+          </w:rPr>
+          <w:instrText xml:space="preserve"> PAGEREF _Toc244116399 \h </w:instrText>
+        </w:r>
+        <w:r>
+          <w:rPr>
+            <w:webHidden/>
+          </w:rPr>
+        </w:r>
+        <w:r>
+          <w:rPr>
+            <w:webHidden/>
+          </w:rPr>
+          <w:fldChar w:fldCharType="separate"/>
+        </w:r>
+        <w:r>
+          <w:rPr>
+            <w:webHidden/>
+          </w:rPr>
+          <w:t>19</w:t>
         </w:r>
         <w:r>
           <w:rPr>
@@ -1956,7 +2351,7 @@
           <w14:ligatures w14:val="standardContextual"/>
         </w:rPr>
       </w:pPr>
-      <w:hyperlink w:anchor="_Toc243563027" w:history="1">
+      <w:hyperlink w:anchor="_Toc244116400" w:history="1">
         <w:r>
           <w:rPr>
             <w:rStyle w:val="Hyperlink"/>
@@ -1996,7 +2391,7 @@
           <w:rPr>
             <w:webHidden/>
           </w:rPr>
-          <w:instrText xml:space="preserve"> PAGEREF _Toc243563027 \h </w:instrText>
+          <w:instrText xml:space="preserve"> PAGEREF _Toc244116400 \h </w:instrText>
         </w:r>
         <w:r>
           <w:rPr>
@@ -2034,7 +2429,7 @@
           <w14:ligatures w14:val="standardContextual"/>
         </w:rPr>
       </w:pPr>
-      <w:hyperlink w:anchor="_Toc243563028" w:history="1">
+      <w:hyperlink w:anchor="_Toc244116401" w:history="1">
         <w:r>
           <w:rPr>
             <w:rStyle w:val="Hyperlink"/>
@@ -2073,7 +2468,7 @@
           <w:rPr>
             <w:webHidden/>
           </w:rPr>
-          <w:instrText xml:space="preserve"> PAGEREF _Toc243563028 \h </w:instrText>
+          <w:instrText xml:space="preserve"> PAGEREF _Toc244116401 \h </w:instrText>
         </w:r>
         <w:r>
           <w:rPr>
@@ -2112,7 +2507,7 @@
           <w14:ligatures w14:val="standardContextual"/>
         </w:rPr>
       </w:pPr>
-      <w:hyperlink w:anchor="_Toc243563029" w:history="1">
+      <w:hyperlink w:anchor="_Toc244116402" w:history="1">
         <w:r>
           <w:rPr>
             <w:rStyle w:val="Hyperlink"/>
@@ -2135,7 +2530,7 @@
           <w:rPr>
             <w:webHidden/>
           </w:rPr>
-          <w:instrText xml:space="preserve"> PAGEREF _Toc243563029 \h </w:instrText>
+          <w:instrText xml:space="preserve"> PAGEREF _Toc244116402 \h </w:instrText>
         </w:r>
         <w:r>
           <w:rPr>
@@ -2174,7 +2569,7 @@
           <w14:ligatures w14:val="standardContextual"/>
         </w:rPr>
       </w:pPr>
-      <w:hyperlink w:anchor="_Toc243563030" w:history="1">
+      <w:hyperlink w:anchor="_Toc244116403" w:history="1">
         <w:r>
           <w:rPr>
             <w:rStyle w:val="Hyperlink"/>
@@ -2197,7 +2592,7 @@
           <w:rPr>
             <w:webHidden/>
           </w:rPr>
-          <w:instrText xml:space="preserve"> PAGEREF _Toc243563030 \h </w:instrText>
+          <w:instrText xml:space="preserve"> PAGEREF _Toc244116403 \h </w:instrText>
         </w:r>
         <w:r>
           <w:rPr>
@@ -2236,7 +2631,7 @@
           <w14:ligatures w14:val="standardContextual"/>
         </w:rPr>
       </w:pPr>
-      <w:hyperlink w:anchor="_Toc243563031" w:history="1">
+      <w:hyperlink w:anchor="_Toc244116404" w:history="1">
         <w:r>
           <w:rPr>
             <w:rStyle w:val="Hyperlink"/>
@@ -2259,7 +2654,7 @@
           <w:rPr>
             <w:webHidden/>
           </w:rPr>
-          <w:instrText xml:space="preserve"> PAGEREF _Toc243563031 \h </w:instrText>
+          <w:instrText xml:space="preserve"> PAGEREF _Toc244116404 \h </w:instrText>
         </w:r>
         <w:r>
           <w:rPr>
@@ -2298,7 +2693,7 @@
       <w:pPr>
         <w:pStyle w:val="Antratbenr"/>
       </w:pPr>
-      <w:bookmarkStart w:id="0" w:name="_Toc243563009"/>
+      <w:bookmarkStart w:id="0" w:name="_Toc244116377"/>
       <w:r>
         <w:lastRenderedPageBreak/>
         <w:t>Projekto apžvalga</w:t>
@@ -2310,7 +2705,7 @@
         <w:pStyle w:val="Tekstas"/>
       </w:pPr>
       <w:r>
-        <w:t>Versija 0.3 · 2026-10-22 · Kokybės dalis tarpinio pristatymo aptarimui</w:t>
+        <w:t>Versija 0.4 · 2026-10-28 · Projekto kokybės valdymo planas</w:t>
       </w:r>
     </w:p>
     <w:p>
@@ -2318,7 +2713,7 @@
         <w:pStyle w:val="Tekstas"/>
       </w:pPr>
       <w:r>
-        <w:t>Planas tęsiamas pagal ankstesnių semestrų projektą „Tesla įvaizdžio gerinimas“. Faktiniai kampanijos, renginių ir CSR rezultatai dar nematuoti. Siūlomos rodiklių ribos ir atsakomybių paskirstymas teikiami grupės peržiūrai.</w:t>
+        <w:t>Kokybės dalis parengta pagal modulio užduoties šablono 1–5 skyrius ir pritaikyta „Tesla įvaizdžio gerinimo“ komunikacijos bei CSR projektui. Plane nustatyti rezultatai, kokybės kriterijai, matavimo būdai, prevencinės peržiūros, priėmimo ir tobulinimo tvarka. Faktiniai kampanijos, renginių ir CSR rezultatai dar nematuoti. Siūlomos ribos ir vardiniai vaidmenys teikiami grupės peržiūrai. Rizikų dalis šia versija nerengiama.</w:t>
       </w:r>
     </w:p>
     <w:p>
@@ -2372,7 +2767,25 @@
         <w:keepNext/>
       </w:pPr>
       <w:r>
-        <w:t>1 lentelė. Trumpas projekto aprašas</w:t>
+        <w:fldChar w:fldCharType="begin"/>
+      </w:r>
+      <w:r>
+        <w:instrText xml:space="preserve"> SEQ Lentele \* ARABIC </w:instrText>
+      </w:r>
+      <w:r>
+        <w:fldChar w:fldCharType="separate"/>
+      </w:r>
+      <w:r>
+        <w:rPr>
+          <w:noProof/>
+        </w:rPr>
+        <w:t>1</w:t>
+      </w:r>
+      <w:r>
+        <w:fldChar w:fldCharType="end"/>
+      </w:r>
+      <w:r>
+        <w:t xml:space="preserve"> lentelė. Trumpas projekto aprašas</w:t>
       </w:r>
     </w:p>
     <w:tbl>
@@ -2703,6 +3116,7 @@
               <w:pStyle w:val="Lentel"/>
             </w:pPr>
             <w:r>
+              <w:lastRenderedPageBreak/>
               <w:t>Finansinė atskaita</w:t>
             </w:r>
           </w:p>
@@ -2751,7 +3165,6 @@
               <w:pStyle w:val="Lentel"/>
             </w:pPr>
             <w:r>
-              <w:lastRenderedPageBreak/>
               <w:t>Terminų atskyrimas</w:t>
             </w:r>
           </w:p>
@@ -2802,7 +3215,25 @@
         <w:keepNext/>
       </w:pPr>
       <w:r>
-        <w:t>2 lentelė. Versijų atnaujinimas</w:t>
+        <w:fldChar w:fldCharType="begin"/>
+      </w:r>
+      <w:r>
+        <w:instrText xml:space="preserve"> SEQ Lentele \* ARABIC </w:instrText>
+      </w:r>
+      <w:r>
+        <w:fldChar w:fldCharType="separate"/>
+      </w:r>
+      <w:r>
+        <w:rPr>
+          <w:noProof/>
+        </w:rPr>
+        <w:t>2</w:t>
+      </w:r>
+      <w:r>
+        <w:fldChar w:fldCharType="end"/>
+      </w:r>
+      <w:r>
+        <w:t xml:space="preserve"> lentelė. Versijų atnaujinimas</w:t>
       </w:r>
     </w:p>
     <w:tbl>
@@ -3183,6 +3614,63 @@
           </w:p>
         </w:tc>
       </w:tr>
+      <w:tr>
+        <w:trPr>
+          <w:jc w:val="center"/>
+        </w:trPr>
+        <w:tc>
+          <w:tcPr>
+            <w:tcW w:w="1735" w:type="dxa"/>
+          </w:tcPr>
+          <w:p>
+            <w:pPr>
+              <w:pStyle w:val="Lentel"/>
+            </w:pPr>
+            <w:r>
+              <w:t>0.4</w:t>
+            </w:r>
+          </w:p>
+        </w:tc>
+        <w:tc>
+          <w:tcPr>
+            <w:tcW w:w="2506" w:type="dxa"/>
+          </w:tcPr>
+          <w:p>
+            <w:pPr>
+              <w:pStyle w:val="Lentel"/>
+            </w:pPr>
+            <w:r>
+              <w:t>Kokybės dalis papildyta pagal užduoties šabloną: fazių ir procesų lentelės, renginio, CSR ir poveikio vertinimo procedūros, patikrų sąnaudos ir kontrolės protokolas. Rizikų dalis nerengta.</w:t>
+            </w:r>
+          </w:p>
+        </w:tc>
+        <w:tc>
+          <w:tcPr>
+            <w:tcW w:w="2699" w:type="dxa"/>
+          </w:tcPr>
+          <w:p>
+            <w:pPr>
+              <w:pStyle w:val="Lentel"/>
+            </w:pPr>
+            <w:r>
+              <w:t>2026-10-28; DI agentas pagal Kristupo užduotį</w:t>
+            </w:r>
+          </w:p>
+        </w:tc>
+        <w:tc>
+          <w:tcPr>
+            <w:tcW w:w="2698" w:type="dxa"/>
+          </w:tcPr>
+          <w:p>
+            <w:pPr>
+              <w:pStyle w:val="Lentel"/>
+            </w:pPr>
+            <w:r>
+              <w:t>Grupės peržiūra ir patvirtinimas dar negauti</w:t>
+            </w:r>
+          </w:p>
+        </w:tc>
+      </w:tr>
     </w:tbl>
     <w:p>
       <w:pPr>
@@ -3214,14 +3702,14 @@
         <w:pStyle w:val="Tekstas"/>
       </w:pPr>
       <w:r>
-        <w:t>Siūloma prieš kiekvieną publikavimą vykdyti dviejų žmonių peržiūrą; kartą per aktyvią projekto savaitę aptarti eigą, o po renginio ar CSR akcijos užregistruoti rezultatus ir išmoktas pamokas. Rizikų planas bus išplėstas lapkričio 26 d. pristatymui; dabartinės kokybės neatitiktys suteiks jam įvestį. Dokumentas neskelbia, kad tokios peržiūros ar akcijos jau įvyko.</w:t>
+        <w:t>Siūloma prieš kiekvieną publikavimą vykdyti dviejų žmonių peržiūrą; kartą per aktyvią projekto savaitę aptarti eigą, o po renginio ar CSR akcijos užregistruoti rezultatus ir išmoktas pamokas. Kokybės neatitikčių duomenys vėliau galės būti naudojami atskirai rengiant rizikų dalį. Dokumentas neskelbia, kad tokios peržiūros ar akcijos jau įvyko.</w:t>
       </w:r>
     </w:p>
     <w:p>
       <w:pPr>
         <w:pStyle w:val="Heading1"/>
       </w:pPr>
-      <w:bookmarkStart w:id="1" w:name="_Toc243563010"/>
+      <w:bookmarkStart w:id="1" w:name="_Toc244116378"/>
       <w:r>
         <w:lastRenderedPageBreak/>
         <w:t>Įvadas</w:t>
@@ -3232,7 +3720,7 @@
       <w:pPr>
         <w:pStyle w:val="Heading2"/>
       </w:pPr>
-      <w:bookmarkStart w:id="2" w:name="_Toc243563011"/>
+      <w:bookmarkStart w:id="2" w:name="_Toc244116379"/>
       <w:r>
         <w:t>Kokybės užtikrinimo plano tikslas</w:t>
       </w:r>
@@ -3258,7 +3746,7 @@
       <w:pPr>
         <w:pStyle w:val="Heading1"/>
       </w:pPr>
-      <w:bookmarkStart w:id="3" w:name="_Toc243563012"/>
+      <w:bookmarkStart w:id="3" w:name="_Toc244116380"/>
       <w:r>
         <w:lastRenderedPageBreak/>
         <w:t>Pagrindinės projekto ciklo fazės ir kokybės įtaka jų valdymui</w:t>
@@ -3275,365 +3763,711 @@
     </w:p>
     <w:p>
       <w:pPr>
-        <w:pStyle w:val="Tekstas"/>
+        <w:pStyle w:val="Lentelspavad"/>
         <w:keepNext/>
       </w:pPr>
       <w:r>
+        <w:fldChar w:fldCharType="begin"/>
+      </w:r>
+      <w:r>
+        <w:instrText xml:space="preserve"> SEQ Lentele \* ARABIC </w:instrText>
+      </w:r>
+      <w:r>
+        <w:fldChar w:fldCharType="separate"/>
+      </w:r>
+      <w:r>
         <w:rPr>
-          <w:b/>
+          <w:noProof/>
         </w:rPr>
-        <w:t>Identifikavimas, G0</w:t>
-      </w:r>
-    </w:p>
-    <w:p>
-      <w:pPr>
-        <w:pStyle w:val="Tekstas"/>
-        <w:keepNext/>
-      </w:pPr>
-      <w:r>
-        <w:rPr>
-          <w:b/>
-        </w:rPr>
-        <w:t>Ištekliai:</w:t>
-      </w:r>
-      <w:r>
-        <w:t xml:space="preserve"> Ankstesni dokumentai, grupės susitarimas</w:t>
-      </w:r>
-    </w:p>
-    <w:p>
-      <w:pPr>
-        <w:pStyle w:val="Tekstas"/>
-        <w:keepNext/>
-      </w:pPr>
-      <w:r>
-        <w:rPr>
-          <w:b/>
-        </w:rPr>
-        <w:t>Rezultatas:</w:t>
-      </w:r>
-      <w:r>
-        <w:t xml:space="preserve"> Viena apimties, terminų ir biudžeto bazė</w:t>
-      </w:r>
-    </w:p>
-    <w:p>
-      <w:pPr>
-        <w:pStyle w:val="Tekstas"/>
-        <w:keepNext/>
-      </w:pPr>
-      <w:r>
-        <w:rPr>
-          <w:b/>
-        </w:rPr>
-        <w:t>Dalyviai:</w:t>
-      </w:r>
-      <w:r>
-        <w:t xml:space="preserve"> Grupė, projekto vadovo vaidmuo</w:t>
-      </w:r>
-    </w:p>
-    <w:p>
-      <w:pPr>
-        <w:pStyle w:val="Tekstas"/>
-      </w:pPr>
-      <w:r>
-        <w:rPr>
-          <w:b/>
-        </w:rPr>
-        <w:t>Kokybės reikalavimas ir perėjimo sąlyga:</w:t>
-      </w:r>
-      <w:r>
-        <w:t xml:space="preserve"> Užfiksuoti 2 renginiai, 2 CSR ir 3 video/mėn.; atskirti senesni nebetaikomi darbai</w:t>
-      </w:r>
-    </w:p>
-    <w:p>
-      <w:pPr>
-        <w:pStyle w:val="Tekstas"/>
-        <w:keepNext/>
-      </w:pPr>
-      <w:r>
-        <w:rPr>
-          <w:b/>
-        </w:rPr>
-        <w:t>Formulavimas ir planavimas, G1</w:t>
-      </w:r>
-    </w:p>
-    <w:p>
-      <w:pPr>
-        <w:pStyle w:val="Tekstas"/>
-        <w:keepNext/>
-      </w:pPr>
-      <w:r>
-        <w:rPr>
-          <w:b/>
-        </w:rPr>
-        <w:t>Ištekliai:</w:t>
-      </w:r>
-      <w:r>
-        <w:t xml:space="preserve"> Reikalavimai, kanalų planas, faktų šaltiniai</w:t>
-      </w:r>
-    </w:p>
-    <w:p>
-      <w:pPr>
-        <w:pStyle w:val="Tekstas"/>
-        <w:keepNext/>
-      </w:pPr>
-      <w:r>
-        <w:rPr>
-          <w:b/>
-        </w:rPr>
-        <w:t>Rezultatas:</w:t>
-      </w:r>
-      <w:r>
-        <w:t xml:space="preserve"> Kriterijų registras, teiginių suvestinė, matavimo planas</w:t>
-      </w:r>
-    </w:p>
-    <w:p>
-      <w:pPr>
-        <w:pStyle w:val="Tekstas"/>
-        <w:keepNext/>
-      </w:pPr>
-      <w:r>
-        <w:rPr>
-          <w:b/>
-        </w:rPr>
-        <w:t>Dalyviai:</w:t>
-      </w:r>
-      <w:r>
-        <w:t xml:space="preserve"> Komunikacijos ir kokybės vaidmenys</w:t>
-      </w:r>
-    </w:p>
-    <w:p>
-      <w:pPr>
-        <w:pStyle w:val="Tekstas"/>
-      </w:pPr>
-      <w:r>
-        <w:rPr>
-          <w:b/>
-        </w:rPr>
-        <w:t>Kokybės reikalavimas ir perėjimo sąlyga:</w:t>
-      </w:r>
-      <w:r>
-        <w:t xml:space="preserve"> Kiekvienas būtinas reikalavimas turi metodą, savininką, ribą ir įrodymą; žinoma auditorija bei kalba</w:t>
-      </w:r>
-    </w:p>
-    <w:p>
-      <w:pPr>
-        <w:pStyle w:val="Tekstas"/>
-        <w:keepNext/>
-      </w:pPr>
-      <w:r>
-        <w:rPr>
-          <w:b/>
-        </w:rPr>
-        <w:t>Turinio parengimas, G2</w:t>
-      </w:r>
-    </w:p>
-    <w:p>
-      <w:pPr>
-        <w:pStyle w:val="Tekstas"/>
-        <w:keepNext/>
-      </w:pPr>
-      <w:r>
-        <w:rPr>
-          <w:b/>
-        </w:rPr>
-        <w:t>Ištekliai:</w:t>
-      </w:r>
-      <w:r>
-        <w:t xml:space="preserve"> Tekstai, maketai, video, teisių ir leidimų informacija</w:t>
-      </w:r>
-    </w:p>
-    <w:p>
-      <w:pPr>
-        <w:pStyle w:val="Tekstas"/>
-        <w:keepNext/>
-      </w:pPr>
-      <w:r>
-        <w:rPr>
-          <w:b/>
-        </w:rPr>
-        <w:t>Rezultatas:</w:t>
-      </w:r>
-      <w:r>
-        <w:t xml:space="preserve"> Patikrintas publikavimo paketas</w:t>
-      </w:r>
-    </w:p>
-    <w:p>
-      <w:pPr>
-        <w:pStyle w:val="Tekstas"/>
-        <w:keepNext/>
-      </w:pPr>
-      <w:r>
-        <w:rPr>
-          <w:b/>
-        </w:rPr>
-        <w:t>Dalyviai:</w:t>
-      </w:r>
-      <w:r>
-        <w:t xml:space="preserve"> Autorius, kitas peržiūrėtojas</w:t>
-      </w:r>
-    </w:p>
-    <w:p>
-      <w:pPr>
-        <w:pStyle w:val="Tekstas"/>
-      </w:pPr>
-      <w:r>
-        <w:rPr>
-          <w:b/>
-        </w:rPr>
-        <w:t>Kokybės reikalavimas ir perėjimo sąlyga:</w:t>
-      </w:r>
-      <w:r>
-        <w:t xml:space="preserve"> K-01–K-04 tenkinami; be G2 turinys lieka vidiniu juodraščiu</w:t>
-      </w:r>
-    </w:p>
-    <w:p>
-      <w:pPr>
-        <w:pStyle w:val="Tekstas"/>
-        <w:keepNext/>
-      </w:pPr>
-      <w:r>
-        <w:rPr>
-          <w:b/>
-        </w:rPr>
-        <w:t>Renginiai ir CSR, G3</w:t>
-      </w:r>
-    </w:p>
-    <w:p>
-      <w:pPr>
-        <w:pStyle w:val="Tekstas"/>
-        <w:keepNext/>
-      </w:pPr>
-      <w:r>
-        <w:rPr>
-          <w:b/>
-        </w:rPr>
-        <w:t>Ištekliai:</w:t>
-      </w:r>
-      <w:r>
-        <w:t xml:space="preserve"> Renginio planas, partnerių suderinimai, priemonės</w:t>
-      </w:r>
-    </w:p>
-    <w:p>
-      <w:pPr>
-        <w:pStyle w:val="Tekstas"/>
-        <w:keepNext/>
-      </w:pPr>
-      <w:r>
-        <w:rPr>
-          <w:b/>
-        </w:rPr>
-        <w:t>Rezultatas:</w:t>
-      </w:r>
-      <w:r>
-        <w:t xml:space="preserve"> R2 ir R3 vykdymo dokumentai</w:t>
-      </w:r>
-    </w:p>
-    <w:p>
-      <w:pPr>
-        <w:pStyle w:val="Tekstas"/>
-        <w:keepNext/>
-      </w:pPr>
-      <w:r>
-        <w:rPr>
-          <w:b/>
-        </w:rPr>
-        <w:t>Dalyviai:</w:t>
-      </w:r>
-      <w:r>
-        <w:t xml:space="preserve"> Koordinatorius, partneris, dalyviai</w:t>
-      </w:r>
-    </w:p>
-    <w:p>
-      <w:pPr>
-        <w:pStyle w:val="Tekstas"/>
-      </w:pPr>
-      <w:r>
-        <w:rPr>
-          <w:b/>
-        </w:rPr>
-        <w:t>Kokybės reikalavimas ir perėjimo sąlyga:</w:t>
-      </w:r>
-      <w:r>
-        <w:t xml:space="preserve"> Prieš veiklą užbaigtos būtinos pasirengimo patikros; po veiklos yra priėmimo duomenys</w:t>
-      </w:r>
-    </w:p>
-    <w:p>
-      <w:pPr>
-        <w:pStyle w:val="Tekstas"/>
-        <w:keepNext/>
-      </w:pPr>
-      <w:r>
-        <w:rPr>
-          <w:b/>
-        </w:rPr>
-        <w:lastRenderedPageBreak/>
-        <w:t>Vertinimas ir užbaigimas, G4</w:t>
-      </w:r>
-    </w:p>
-    <w:p>
-      <w:pPr>
-        <w:pStyle w:val="Tekstas"/>
-        <w:keepNext/>
-      </w:pPr>
-      <w:r>
-        <w:rPr>
-          <w:b/>
-        </w:rPr>
-        <w:t>Ištekliai:</w:t>
-      </w:r>
-      <w:r>
-        <w:t xml:space="preserve"> Analitika, apklausos, veiklų protokolai</w:t>
-      </w:r>
-    </w:p>
-    <w:p>
-      <w:pPr>
-        <w:pStyle w:val="Tekstas"/>
-        <w:keepNext/>
-      </w:pPr>
-      <w:r>
-        <w:rPr>
-          <w:b/>
-        </w:rPr>
-        <w:t>Rezultatas:</w:t>
-      </w:r>
-      <w:r>
-        <w:t xml:space="preserve"> Rezultatų ir poveikio ataskaita, pamokos</w:t>
-      </w:r>
-    </w:p>
-    <w:p>
-      <w:pPr>
-        <w:pStyle w:val="Tekstas"/>
-        <w:keepNext/>
-      </w:pPr>
-      <w:r>
-        <w:rPr>
-          <w:b/>
-        </w:rPr>
-        <w:t>Dalyviai:</w:t>
-      </w:r>
-      <w:r>
-        <w:t xml:space="preserve"> Kokybės / analizės vaidmuo, visa grupė</w:t>
-      </w:r>
-    </w:p>
-    <w:p>
-      <w:pPr>
-        <w:pStyle w:val="Tekstas"/>
-      </w:pPr>
-      <w:r>
-        <w:rPr>
-          <w:b/>
-        </w:rPr>
-        <w:t>Kokybės reikalavimas ir perėjimo sąlyga:</w:t>
-      </w:r>
-      <w:r>
-        <w:t xml:space="preserve"> Galima atsekti skaičių kilmę, nėra dvigubo dalyvių skaičiavimo ir nepagrįsto priežastingumo</w:t>
-      </w:r>
-    </w:p>
+        <w:t>3</w:t>
+      </w:r>
+      <w:r>
+        <w:fldChar w:fldCharType="end"/>
+      </w:r>
+      <w:r>
+        <w:t xml:space="preserve"> lentelė. Projekto ciklo fazės ir kokybės vartai</w:t>
+      </w:r>
+    </w:p>
+    <w:tbl>
+      <w:tblPr>
+        <w:tblStyle w:val="PlainTable1"/>
+        <w:tblW w:w="0" w:type="auto"/>
+        <w:tblBorders>
+          <w:top w:val="single" w:sz="4" w:space="0" w:color="D9D9D9"/>
+          <w:left w:val="single" w:sz="4" w:space="0" w:color="D9D9D9"/>
+          <w:bottom w:val="single" w:sz="4" w:space="0" w:color="D9D9D9"/>
+          <w:right w:val="single" w:sz="4" w:space="0" w:color="D9D9D9"/>
+          <w:insideH w:val="single" w:sz="4" w:space="0" w:color="D9D9D9"/>
+          <w:insideV w:val="single" w:sz="4" w:space="0" w:color="D9D9D9"/>
+        </w:tblBorders>
+        <w:tblLayout w:type="fixed"/>
+        <w:tblCellMar>
+          <w:top w:w="75" w:type="dxa"/>
+          <w:left w:w="75" w:type="dxa"/>
+          <w:bottom w:w="75" w:type="dxa"/>
+          <w:right w:w="75" w:type="dxa"/>
+        </w:tblCellMar>
+        <w:tblLook w:val="04A0" w:firstRow="1" w:lastRow="0" w:firstColumn="1" w:lastColumn="0" w:noHBand="0" w:noVBand="1"/>
+      </w:tblPr>
+      <w:tblGrid>
+        <w:gridCol w:w="1191"/>
+        <w:gridCol w:w="1531"/>
+        <w:gridCol w:w="1701"/>
+        <w:gridCol w:w="1701"/>
+        <w:gridCol w:w="3515"/>
+      </w:tblGrid>
+      <w:tr>
+        <w:trPr>
+          <w:cnfStyle w:val="100000000000" w:firstRow="1" w:lastRow="0" w:firstColumn="0" w:lastColumn="0" w:oddVBand="0" w:evenVBand="0" w:oddHBand="0" w:evenHBand="0" w:firstRowFirstColumn="0" w:firstRowLastColumn="0" w:lastRowFirstColumn="0" w:lastRowLastColumn="0"/>
+          <w:cantSplit/>
+          <w:tblHeader/>
+        </w:trPr>
+        <w:tc>
+          <w:tcPr>
+            <w:cnfStyle w:val="001000000000" w:firstRow="0" w:lastRow="0" w:firstColumn="1" w:lastColumn="0" w:oddVBand="0" w:evenVBand="0" w:oddHBand="0" w:evenHBand="0" w:firstRowFirstColumn="0" w:firstRowLastColumn="0" w:lastRowFirstColumn="0" w:lastRowLastColumn="0"/>
+            <w:tcW w:w="1191" w:type="dxa"/>
+            <w:shd w:val="clear" w:color="auto" w:fill="E7E6E6"/>
+            <w:vAlign w:val="center"/>
+          </w:tcPr>
+          <w:p>
+            <w:pPr>
+              <w:pStyle w:val="LentelsIeil"/>
+              <w:spacing w:before="0" w:after="40" w:line="240" w:lineRule="auto"/>
+            </w:pPr>
+            <w:r>
+              <w:rPr>
+                <w:b/>
+                <w:color w:val="000000"/>
+              </w:rPr>
+              <w:t>Fazė ir vartai</w:t>
+            </w:r>
+          </w:p>
+        </w:tc>
+        <w:tc>
+          <w:tcPr>
+            <w:tcW w:w="1531" w:type="dxa"/>
+            <w:shd w:val="clear" w:color="auto" w:fill="E7E6E6"/>
+            <w:vAlign w:val="center"/>
+          </w:tcPr>
+          <w:p>
+            <w:pPr>
+              <w:pStyle w:val="LentelsIeil"/>
+              <w:spacing w:before="0" w:after="40" w:line="240" w:lineRule="auto"/>
+              <w:cnfStyle w:val="100000000000" w:firstRow="1" w:lastRow="0" w:firstColumn="0" w:lastColumn="0" w:oddVBand="0" w:evenVBand="0" w:oddHBand="0" w:evenHBand="0" w:firstRowFirstColumn="0" w:firstRowLastColumn="0" w:lastRowFirstColumn="0" w:lastRowLastColumn="0"/>
+            </w:pPr>
+            <w:r>
+              <w:rPr>
+                <w:b/>
+                <w:color w:val="000000"/>
+              </w:rPr>
+              <w:t>Pagrindiniai ištekliai</w:t>
+            </w:r>
+          </w:p>
+        </w:tc>
+        <w:tc>
+          <w:tcPr>
+            <w:tcW w:w="1701" w:type="dxa"/>
+            <w:shd w:val="clear" w:color="auto" w:fill="E7E6E6"/>
+            <w:vAlign w:val="center"/>
+          </w:tcPr>
+          <w:p>
+            <w:pPr>
+              <w:pStyle w:val="LentelsIeil"/>
+              <w:spacing w:before="0" w:after="40" w:line="240" w:lineRule="auto"/>
+              <w:cnfStyle w:val="100000000000" w:firstRow="1" w:lastRow="0" w:firstColumn="0" w:lastColumn="0" w:oddVBand="0" w:evenVBand="0" w:oddHBand="0" w:evenHBand="0" w:firstRowFirstColumn="0" w:firstRowLastColumn="0" w:lastRowFirstColumn="0" w:lastRowLastColumn="0"/>
+            </w:pPr>
+            <w:r>
+              <w:rPr>
+                <w:b/>
+                <w:color w:val="000000"/>
+              </w:rPr>
+              <w:t>Rezultatas</w:t>
+            </w:r>
+          </w:p>
+        </w:tc>
+        <w:tc>
+          <w:tcPr>
+            <w:tcW w:w="1701" w:type="dxa"/>
+            <w:shd w:val="clear" w:color="auto" w:fill="E7E6E6"/>
+            <w:vAlign w:val="center"/>
+          </w:tcPr>
+          <w:p>
+            <w:pPr>
+              <w:pStyle w:val="LentelsIeil"/>
+              <w:spacing w:before="0" w:after="40" w:line="240" w:lineRule="auto"/>
+              <w:cnfStyle w:val="100000000000" w:firstRow="1" w:lastRow="0" w:firstColumn="0" w:lastColumn="0" w:oddVBand="0" w:evenVBand="0" w:oddHBand="0" w:evenHBand="0" w:firstRowFirstColumn="0" w:firstRowLastColumn="0" w:lastRowFirstColumn="0" w:lastRowLastColumn="0"/>
+            </w:pPr>
+            <w:r>
+              <w:rPr>
+                <w:b/>
+                <w:color w:val="000000"/>
+              </w:rPr>
+              <w:t>Dalyviai</w:t>
+            </w:r>
+          </w:p>
+        </w:tc>
+        <w:tc>
+          <w:tcPr>
+            <w:tcW w:w="3515" w:type="dxa"/>
+            <w:shd w:val="clear" w:color="auto" w:fill="E7E6E6"/>
+            <w:vAlign w:val="center"/>
+          </w:tcPr>
+          <w:p>
+            <w:pPr>
+              <w:pStyle w:val="LentelsIeil"/>
+              <w:spacing w:before="0" w:after="40" w:line="240" w:lineRule="auto"/>
+              <w:cnfStyle w:val="100000000000" w:firstRow="1" w:lastRow="0" w:firstColumn="0" w:lastColumn="0" w:oddVBand="0" w:evenVBand="0" w:oddHBand="0" w:evenHBand="0" w:firstRowFirstColumn="0" w:firstRowLastColumn="0" w:lastRowFirstColumn="0" w:lastRowLastColumn="0"/>
+            </w:pPr>
+            <w:r>
+              <w:rPr>
+                <w:b/>
+                <w:color w:val="000000"/>
+              </w:rPr>
+              <w:t>Kokybės reikalavimas ir perėjimo sąlyga</w:t>
+            </w:r>
+          </w:p>
+        </w:tc>
+      </w:tr>
+      <w:tr>
+        <w:trPr>
+          <w:cnfStyle w:val="000000100000" w:firstRow="0" w:lastRow="0" w:firstColumn="0" w:lastColumn="0" w:oddVBand="0" w:evenVBand="0" w:oddHBand="1" w:evenHBand="0" w:firstRowFirstColumn="0" w:firstRowLastColumn="0" w:lastRowFirstColumn="0" w:lastRowLastColumn="0"/>
+          <w:cantSplit/>
+        </w:trPr>
+        <w:tc>
+          <w:tcPr>
+            <w:cnfStyle w:val="001000000000" w:firstRow="0" w:lastRow="0" w:firstColumn="1" w:lastColumn="0" w:oddVBand="0" w:evenVBand="0" w:oddHBand="0" w:evenHBand="0" w:firstRowFirstColumn="0" w:firstRowLastColumn="0" w:lastRowFirstColumn="0" w:lastRowLastColumn="0"/>
+            <w:tcW w:w="1191" w:type="dxa"/>
+            <w:shd w:val="clear" w:color="auto" w:fill="FFFFFF"/>
+            <w:vAlign w:val="center"/>
+          </w:tcPr>
+          <w:p>
+            <w:pPr>
+              <w:pStyle w:val="Lentel"/>
+              <w:spacing w:before="0" w:after="40"/>
+            </w:pPr>
+            <w:r>
+              <w:rPr>
+                <w:b w:val="0"/>
+                <w:color w:val="000000"/>
+              </w:rPr>
+              <w:t>Poreikio ir apimties analizė G0</w:t>
+            </w:r>
+          </w:p>
+        </w:tc>
+        <w:tc>
+          <w:tcPr>
+            <w:tcW w:w="1531" w:type="dxa"/>
+            <w:shd w:val="clear" w:color="auto" w:fill="FFFFFF"/>
+            <w:vAlign w:val="center"/>
+          </w:tcPr>
+          <w:p>
+            <w:pPr>
+              <w:pStyle w:val="Lentel"/>
+              <w:spacing w:before="0" w:after="40"/>
+              <w:cnfStyle w:val="000000100000" w:firstRow="0" w:lastRow="0" w:firstColumn="0" w:lastColumn="0" w:oddVBand="0" w:evenVBand="0" w:oddHBand="1" w:evenHBand="0" w:firstRowFirstColumn="0" w:firstRowLastColumn="0" w:lastRowFirstColumn="0" w:lastRowLastColumn="0"/>
+            </w:pPr>
+            <w:r>
+              <w:rPr>
+                <w:color w:val="000000"/>
+              </w:rPr>
+              <w:t>A1–A3 dokumentai, grupės peržiūros laikas</w:t>
+            </w:r>
+          </w:p>
+        </w:tc>
+        <w:tc>
+          <w:tcPr>
+            <w:tcW w:w="1701" w:type="dxa"/>
+            <w:shd w:val="clear" w:color="auto" w:fill="FFFFFF"/>
+            <w:vAlign w:val="center"/>
+          </w:tcPr>
+          <w:p>
+            <w:pPr>
+              <w:pStyle w:val="Lentel"/>
+              <w:spacing w:before="0" w:after="40"/>
+              <w:cnfStyle w:val="000000100000" w:firstRow="0" w:lastRow="0" w:firstColumn="0" w:lastColumn="0" w:oddVBand="0" w:evenVBand="0" w:oddHBand="1" w:evenHBand="0" w:firstRowFirstColumn="0" w:firstRowLastColumn="0" w:lastRowFirstColumn="0" w:lastRowLastColumn="0"/>
+            </w:pPr>
+            <w:r>
+              <w:rPr>
+                <w:color w:val="000000"/>
+              </w:rPr>
+              <w:t>Apimties, vaidmenų, grafiko ir finansinės atskaitos bazė</w:t>
+            </w:r>
+          </w:p>
+        </w:tc>
+        <w:tc>
+          <w:tcPr>
+            <w:tcW w:w="1701" w:type="dxa"/>
+            <w:shd w:val="clear" w:color="auto" w:fill="FFFFFF"/>
+            <w:vAlign w:val="center"/>
+          </w:tcPr>
+          <w:p>
+            <w:pPr>
+              <w:pStyle w:val="Lentel"/>
+              <w:spacing w:before="0" w:after="40"/>
+              <w:cnfStyle w:val="000000100000" w:firstRow="0" w:lastRow="0" w:firstColumn="0" w:lastColumn="0" w:oddVBand="0" w:evenVBand="0" w:oddHBand="1" w:evenHBand="0" w:firstRowFirstColumn="0" w:firstRowLastColumn="0" w:lastRowFirstColumn="0" w:lastRowLastColumn="0"/>
+            </w:pPr>
+            <w:r>
+              <w:rPr>
+                <w:color w:val="000000"/>
+              </w:rPr>
+              <w:t>Visa grupė; siūlomas koordinatorius Kristupas</w:t>
+            </w:r>
+          </w:p>
+        </w:tc>
+        <w:tc>
+          <w:tcPr>
+            <w:tcW w:w="3515" w:type="dxa"/>
+            <w:shd w:val="clear" w:color="auto" w:fill="FFFFFF"/>
+            <w:vAlign w:val="center"/>
+          </w:tcPr>
+          <w:p>
+            <w:pPr>
+              <w:pStyle w:val="Lentel"/>
+              <w:spacing w:before="0" w:after="40"/>
+              <w:cnfStyle w:val="000000100000" w:firstRow="0" w:lastRow="0" w:firstColumn="0" w:lastColumn="0" w:oddVBand="0" w:evenVBand="0" w:oddHBand="1" w:evenHBand="0" w:firstRowFirstColumn="0" w:firstRowLastColumn="0" w:lastRowFirstColumn="0" w:lastRowLastColumn="0"/>
+            </w:pPr>
+            <w:r>
+              <w:rPr>
+                <w:color w:val="000000"/>
+              </w:rPr>
+              <w:t>Užfiksuoti 2 renginiai, 2 CSR, 3 video per aktyvų mėnesį; nustatyti M, partnerius ir datas. Kol sprendimai nepriimti, G0 laikomas neužbaigtu.</w:t>
+            </w:r>
+          </w:p>
+        </w:tc>
+      </w:tr>
+      <w:tr>
+        <w:trPr>
+          <w:cantSplit/>
+        </w:trPr>
+        <w:tc>
+          <w:tcPr>
+            <w:cnfStyle w:val="001000000000" w:firstRow="0" w:lastRow="0" w:firstColumn="1" w:lastColumn="0" w:oddVBand="0" w:evenVBand="0" w:oddHBand="0" w:evenHBand="0" w:firstRowFirstColumn="0" w:firstRowLastColumn="0" w:lastRowFirstColumn="0" w:lastRowLastColumn="0"/>
+            <w:tcW w:w="1191" w:type="dxa"/>
+            <w:shd w:val="clear" w:color="auto" w:fill="FFFFFF"/>
+            <w:vAlign w:val="center"/>
+          </w:tcPr>
+          <w:p>
+            <w:pPr>
+              <w:pStyle w:val="Lentel"/>
+              <w:spacing w:before="0" w:after="40"/>
+            </w:pPr>
+            <w:r>
+              <w:rPr>
+                <w:b w:val="0"/>
+                <w:color w:val="000000"/>
+              </w:rPr>
+              <w:t>Planavimas G1</w:t>
+            </w:r>
+          </w:p>
+        </w:tc>
+        <w:tc>
+          <w:tcPr>
+            <w:tcW w:w="1531" w:type="dxa"/>
+            <w:shd w:val="clear" w:color="auto" w:fill="FFFFFF"/>
+            <w:vAlign w:val="center"/>
+          </w:tcPr>
+          <w:p>
+            <w:pPr>
+              <w:pStyle w:val="Lentel"/>
+              <w:spacing w:before="0" w:after="40"/>
+              <w:cnfStyle w:val="000000000000" w:firstRow="0" w:lastRow="0" w:firstColumn="0" w:lastColumn="0" w:oddVBand="0" w:evenVBand="0" w:oddHBand="0" w:evenHBand="0" w:firstRowFirstColumn="0" w:firstRowLastColumn="0" w:lastRowFirstColumn="0" w:lastRowLastColumn="0"/>
+            </w:pPr>
+            <w:r>
+              <w:rPr>
+                <w:color w:val="000000"/>
+              </w:rPr>
+              <w:t>Reikalavimai, kanalų ir matavimo planas</w:t>
+            </w:r>
+          </w:p>
+        </w:tc>
+        <w:tc>
+          <w:tcPr>
+            <w:tcW w:w="1701" w:type="dxa"/>
+            <w:shd w:val="clear" w:color="auto" w:fill="FFFFFF"/>
+            <w:vAlign w:val="center"/>
+          </w:tcPr>
+          <w:p>
+            <w:pPr>
+              <w:pStyle w:val="Lentel"/>
+              <w:spacing w:before="0" w:after="40"/>
+              <w:cnfStyle w:val="000000000000" w:firstRow="0" w:lastRow="0" w:firstColumn="0" w:lastColumn="0" w:oddVBand="0" w:evenVBand="0" w:oddHBand="0" w:evenHBand="0" w:firstRowFirstColumn="0" w:firstRowLastColumn="0" w:lastRowFirstColumn="0" w:lastRowLastColumn="0"/>
+            </w:pPr>
+            <w:r>
+              <w:rPr>
+                <w:color w:val="000000"/>
+              </w:rPr>
+              <w:t>K-01–K-10 registras, E01–E10 struktūra</w:t>
+            </w:r>
+          </w:p>
+        </w:tc>
+        <w:tc>
+          <w:tcPr>
+            <w:tcW w:w="1701" w:type="dxa"/>
+            <w:shd w:val="clear" w:color="auto" w:fill="FFFFFF"/>
+            <w:vAlign w:val="center"/>
+          </w:tcPr>
+          <w:p>
+            <w:pPr>
+              <w:pStyle w:val="Lentel"/>
+              <w:spacing w:before="0" w:after="40"/>
+              <w:cnfStyle w:val="000000000000" w:firstRow="0" w:lastRow="0" w:firstColumn="0" w:lastColumn="0" w:oddVBand="0" w:evenVBand="0" w:oddHBand="0" w:evenHBand="0" w:firstRowFirstColumn="0" w:firstRowLastColumn="0" w:lastRowFirstColumn="0" w:lastRowLastColumn="0"/>
+            </w:pPr>
+            <w:r>
+              <w:rPr>
+                <w:color w:val="000000"/>
+              </w:rPr>
+              <w:t>Lukas, Žygimantas; Kristupas peržiūri</w:t>
+            </w:r>
+          </w:p>
+        </w:tc>
+        <w:tc>
+          <w:tcPr>
+            <w:tcW w:w="3515" w:type="dxa"/>
+            <w:shd w:val="clear" w:color="auto" w:fill="FFFFFF"/>
+            <w:vAlign w:val="center"/>
+          </w:tcPr>
+          <w:p>
+            <w:pPr>
+              <w:pStyle w:val="Lentel"/>
+              <w:spacing w:before="0" w:after="40"/>
+              <w:cnfStyle w:val="000000000000" w:firstRow="0" w:lastRow="0" w:firstColumn="0" w:lastColumn="0" w:oddVBand="0" w:evenVBand="0" w:oddHBand="0" w:evenHBand="0" w:firstRowFirstColumn="0" w:firstRowLastColumn="0" w:lastRowFirstColumn="0" w:lastRowLastColumn="0"/>
+            </w:pPr>
+            <w:r>
+              <w:rPr>
+                <w:color w:val="000000"/>
+              </w:rPr>
+              <w:t>Kiekvienam rezultatui R1–R5 priskirtas kriterijus, riba, metodas, dažnis, atsakingas ir įrodymas; patikroms skirtas laikas.</w:t>
+            </w:r>
+          </w:p>
+        </w:tc>
+      </w:tr>
+      <w:tr>
+        <w:trPr>
+          <w:cnfStyle w:val="000000100000" w:firstRow="0" w:lastRow="0" w:firstColumn="0" w:lastColumn="0" w:oddVBand="0" w:evenVBand="0" w:oddHBand="1" w:evenHBand="0" w:firstRowFirstColumn="0" w:firstRowLastColumn="0" w:lastRowFirstColumn="0" w:lastRowLastColumn="0"/>
+          <w:cantSplit/>
+        </w:trPr>
+        <w:tc>
+          <w:tcPr>
+            <w:cnfStyle w:val="001000000000" w:firstRow="0" w:lastRow="0" w:firstColumn="1" w:lastColumn="0" w:oddVBand="0" w:evenVBand="0" w:oddHBand="0" w:evenHBand="0" w:firstRowFirstColumn="0" w:firstRowLastColumn="0" w:lastRowFirstColumn="0" w:lastRowLastColumn="0"/>
+            <w:tcW w:w="1191" w:type="dxa"/>
+            <w:shd w:val="clear" w:color="auto" w:fill="FFFFFF"/>
+            <w:vAlign w:val="center"/>
+          </w:tcPr>
+          <w:p>
+            <w:pPr>
+              <w:pStyle w:val="Lentel"/>
+              <w:spacing w:before="0" w:after="40"/>
+            </w:pPr>
+            <w:r>
+              <w:rPr>
+                <w:b w:val="0"/>
+                <w:color w:val="000000"/>
+              </w:rPr>
+              <w:t>Turinio parengimas G2</w:t>
+            </w:r>
+          </w:p>
+        </w:tc>
+        <w:tc>
+          <w:tcPr>
+            <w:tcW w:w="1531" w:type="dxa"/>
+            <w:shd w:val="clear" w:color="auto" w:fill="FFFFFF"/>
+            <w:vAlign w:val="center"/>
+          </w:tcPr>
+          <w:p>
+            <w:pPr>
+              <w:pStyle w:val="Lentel"/>
+              <w:spacing w:before="0" w:after="40"/>
+              <w:cnfStyle w:val="000000100000" w:firstRow="0" w:lastRow="0" w:firstColumn="0" w:lastColumn="0" w:oddVBand="0" w:evenVBand="0" w:oddHBand="1" w:evenHBand="0" w:firstRowFirstColumn="0" w:firstRowLastColumn="0" w:lastRowFirstColumn="0" w:lastRowLastColumn="0"/>
+            </w:pPr>
+            <w:r>
+              <w:rPr>
+                <w:color w:val="000000"/>
+              </w:rPr>
+              <w:t>Scenarijai, video, šaltiniai, teisių ir suderinimų įrašai</w:t>
+            </w:r>
+          </w:p>
+        </w:tc>
+        <w:tc>
+          <w:tcPr>
+            <w:tcW w:w="1701" w:type="dxa"/>
+            <w:shd w:val="clear" w:color="auto" w:fill="FFFFFF"/>
+            <w:vAlign w:val="center"/>
+          </w:tcPr>
+          <w:p>
+            <w:pPr>
+              <w:pStyle w:val="Lentel"/>
+              <w:spacing w:before="0" w:after="40"/>
+              <w:cnfStyle w:val="000000100000" w:firstRow="0" w:lastRow="0" w:firstColumn="0" w:lastColumn="0" w:oddVBand="0" w:evenVBand="0" w:oddHBand="1" w:evenHBand="0" w:firstRowFirstColumn="0" w:firstRowLastColumn="0" w:lastRowFirstColumn="0" w:lastRowLastColumn="0"/>
+            </w:pPr>
+            <w:r>
+              <w:rPr>
+                <w:color w:val="000000"/>
+              </w:rPr>
+              <w:t>Priimtas turinio vienetas ir patikros protokolas</w:t>
+            </w:r>
+          </w:p>
+        </w:tc>
+        <w:tc>
+          <w:tcPr>
+            <w:tcW w:w="1701" w:type="dxa"/>
+            <w:shd w:val="clear" w:color="auto" w:fill="FFFFFF"/>
+            <w:vAlign w:val="center"/>
+          </w:tcPr>
+          <w:p>
+            <w:pPr>
+              <w:pStyle w:val="Lentel"/>
+              <w:spacing w:before="0" w:after="40"/>
+              <w:cnfStyle w:val="000000100000" w:firstRow="0" w:lastRow="0" w:firstColumn="0" w:lastColumn="0" w:oddVBand="0" w:evenVBand="0" w:oddHBand="1" w:evenHBand="0" w:firstRowFirstColumn="0" w:firstRowLastColumn="0" w:lastRowFirstColumn="0" w:lastRowLastColumn="0"/>
+            </w:pPr>
+            <w:r>
+              <w:rPr>
+                <w:color w:val="000000"/>
+              </w:rPr>
+              <w:t>Lukas rengia; Žygimantas tikrina; Kristupas priima</w:t>
+            </w:r>
+          </w:p>
+        </w:tc>
+        <w:tc>
+          <w:tcPr>
+            <w:tcW w:w="3515" w:type="dxa"/>
+            <w:shd w:val="clear" w:color="auto" w:fill="FFFFFF"/>
+            <w:vAlign w:val="center"/>
+          </w:tcPr>
+          <w:p>
+            <w:pPr>
+              <w:pStyle w:val="Lentel"/>
+              <w:spacing w:before="0" w:after="40"/>
+              <w:cnfStyle w:val="000000100000" w:firstRow="0" w:lastRow="0" w:firstColumn="0" w:lastColumn="0" w:oddVBand="0" w:evenVBand="0" w:oddHBand="1" w:evenHBand="0" w:firstRowFirstColumn="0" w:firstRowLastColumn="0" w:lastRowFirstColumn="0" w:lastRowLastColumn="0"/>
+            </w:pPr>
+            <w:r>
+              <w:rPr>
+                <w:color w:val="000000"/>
+              </w:rPr>
+              <w:t>K-01–K-03 atitiktis prieš kiekvieną leidimą. Tik priimtas video įtraukiamas į mėnesinę K-04 apskaitą.</w:t>
+            </w:r>
+          </w:p>
+        </w:tc>
+      </w:tr>
+      <w:tr>
+        <w:trPr>
+          <w:cantSplit/>
+        </w:trPr>
+        <w:tc>
+          <w:tcPr>
+            <w:cnfStyle w:val="001000000000" w:firstRow="0" w:lastRow="0" w:firstColumn="1" w:lastColumn="0" w:oddVBand="0" w:evenVBand="0" w:oddHBand="0" w:evenHBand="0" w:firstRowFirstColumn="0" w:firstRowLastColumn="0" w:lastRowFirstColumn="0" w:lastRowLastColumn="0"/>
+            <w:tcW w:w="1191" w:type="dxa"/>
+            <w:shd w:val="clear" w:color="auto" w:fill="FFFFFF"/>
+            <w:vAlign w:val="center"/>
+          </w:tcPr>
+          <w:p>
+            <w:pPr>
+              <w:pStyle w:val="Lentel"/>
+              <w:spacing w:before="0" w:after="40"/>
+            </w:pPr>
+            <w:r>
+              <w:rPr>
+                <w:b w:val="0"/>
+                <w:color w:val="000000"/>
+              </w:rPr>
+              <w:t>Renginiai ir CSR G3</w:t>
+            </w:r>
+          </w:p>
+        </w:tc>
+        <w:tc>
+          <w:tcPr>
+            <w:tcW w:w="1531" w:type="dxa"/>
+            <w:shd w:val="clear" w:color="auto" w:fill="FFFFFF"/>
+            <w:vAlign w:val="center"/>
+          </w:tcPr>
+          <w:p>
+            <w:pPr>
+              <w:pStyle w:val="Lentel"/>
+              <w:spacing w:before="0" w:after="40"/>
+              <w:cnfStyle w:val="000000000000" w:firstRow="0" w:lastRow="0" w:firstColumn="0" w:lastColumn="0" w:oddVBand="0" w:evenVBand="0" w:oddHBand="0" w:evenHBand="0" w:firstRowFirstColumn="0" w:firstRowLastColumn="0" w:lastRowFirstColumn="0" w:lastRowLastColumn="0"/>
+            </w:pPr>
+            <w:r>
+              <w:rPr>
+                <w:color w:val="000000"/>
+              </w:rPr>
+              <w:t>Partneriai, vieta, priemonės, pasirengimo ir matavimo lapai</w:t>
+            </w:r>
+          </w:p>
+        </w:tc>
+        <w:tc>
+          <w:tcPr>
+            <w:tcW w:w="1701" w:type="dxa"/>
+            <w:shd w:val="clear" w:color="auto" w:fill="FFFFFF"/>
+            <w:vAlign w:val="center"/>
+          </w:tcPr>
+          <w:p>
+            <w:pPr>
+              <w:pStyle w:val="Lentel"/>
+              <w:spacing w:before="0" w:after="40"/>
+              <w:cnfStyle w:val="000000000000" w:firstRow="0" w:lastRow="0" w:firstColumn="0" w:lastColumn="0" w:oddVBand="0" w:evenVBand="0" w:oddHBand="0" w:evenHBand="0" w:firstRowFirstColumn="0" w:firstRowLastColumn="0" w:lastRowFirstColumn="0" w:lastRowLastColumn="0"/>
+            </w:pPr>
+            <w:r>
+              <w:rPr>
+                <w:color w:val="000000"/>
+              </w:rPr>
+              <w:t>R2 ir R3 veiklų dokumentai</w:t>
+            </w:r>
+          </w:p>
+        </w:tc>
+        <w:tc>
+          <w:tcPr>
+            <w:tcW w:w="1701" w:type="dxa"/>
+            <w:shd w:val="clear" w:color="auto" w:fill="FFFFFF"/>
+            <w:vAlign w:val="center"/>
+          </w:tcPr>
+          <w:p>
+            <w:pPr>
+              <w:pStyle w:val="Lentel"/>
+              <w:spacing w:before="0" w:after="40"/>
+              <w:cnfStyle w:val="000000000000" w:firstRow="0" w:lastRow="0" w:firstColumn="0" w:lastColumn="0" w:oddVBand="0" w:evenVBand="0" w:oddHBand="0" w:evenHBand="0" w:firstRowFirstColumn="0" w:firstRowLastColumn="0" w:lastRowFirstColumn="0" w:lastRowLastColumn="0"/>
+            </w:pPr>
+            <w:r>
+              <w:rPr>
+                <w:color w:val="000000"/>
+              </w:rPr>
+              <w:t>Kristupas, organizatorius ar teritorijos partneris; Žygimantas tikrina</w:t>
+            </w:r>
+          </w:p>
+        </w:tc>
+        <w:tc>
+          <w:tcPr>
+            <w:tcW w:w="3515" w:type="dxa"/>
+            <w:shd w:val="clear" w:color="auto" w:fill="FFFFFF"/>
+            <w:vAlign w:val="center"/>
+          </w:tcPr>
+          <w:p>
+            <w:pPr>
+              <w:pStyle w:val="Lentel"/>
+              <w:spacing w:before="0" w:after="40"/>
+              <w:cnfStyle w:val="000000000000" w:firstRow="0" w:lastRow="0" w:firstColumn="0" w:lastColumn="0" w:oddVBand="0" w:evenVBand="0" w:oddHBand="0" w:evenHBand="0" w:firstRowFirstColumn="0" w:firstRowLastColumn="0" w:lastRowFirstColumn="0" w:lastRowLastColumn="0"/>
+            </w:pPr>
+            <w:r>
+              <w:rPr>
+                <w:color w:val="000000"/>
+              </w:rPr>
+              <w:t>Prieš veiklą K-05 arba K-07 pasirengimas 100 %. Po veiklos priimami tik faktiškai įrodyti rezultatai pagal K-06 ir K-08.</w:t>
+            </w:r>
+          </w:p>
+        </w:tc>
+      </w:tr>
+      <w:tr>
+        <w:trPr>
+          <w:cnfStyle w:val="000000100000" w:firstRow="0" w:lastRow="0" w:firstColumn="0" w:lastColumn="0" w:oddVBand="0" w:evenVBand="0" w:oddHBand="1" w:evenHBand="0" w:firstRowFirstColumn="0" w:firstRowLastColumn="0" w:lastRowFirstColumn="0" w:lastRowLastColumn="0"/>
+          <w:cantSplit/>
+        </w:trPr>
+        <w:tc>
+          <w:tcPr>
+            <w:cnfStyle w:val="001000000000" w:firstRow="0" w:lastRow="0" w:firstColumn="1" w:lastColumn="0" w:oddVBand="0" w:evenVBand="0" w:oddHBand="0" w:evenHBand="0" w:firstRowFirstColumn="0" w:firstRowLastColumn="0" w:lastRowFirstColumn="0" w:lastRowLastColumn="0"/>
+            <w:tcW w:w="1191" w:type="dxa"/>
+            <w:shd w:val="clear" w:color="auto" w:fill="FFFFFF"/>
+            <w:vAlign w:val="center"/>
+          </w:tcPr>
+          <w:p>
+            <w:pPr>
+              <w:pStyle w:val="Lentel"/>
+              <w:spacing w:before="0" w:after="40"/>
+            </w:pPr>
+            <w:r>
+              <w:rPr>
+                <w:b w:val="0"/>
+                <w:color w:val="000000"/>
+              </w:rPr>
+              <w:t>Vertinimas ir užbaigimas G4</w:t>
+            </w:r>
+          </w:p>
+        </w:tc>
+        <w:tc>
+          <w:tcPr>
+            <w:tcW w:w="1531" w:type="dxa"/>
+            <w:shd w:val="clear" w:color="auto" w:fill="FFFFFF"/>
+            <w:vAlign w:val="center"/>
+          </w:tcPr>
+          <w:p>
+            <w:pPr>
+              <w:pStyle w:val="Lentel"/>
+              <w:spacing w:before="0" w:after="40"/>
+              <w:cnfStyle w:val="000000100000" w:firstRow="0" w:lastRow="0" w:firstColumn="0" w:lastColumn="0" w:oddVBand="0" w:evenVBand="0" w:oddHBand="1" w:evenHBand="0" w:firstRowFirstColumn="0" w:firstRowLastColumn="0" w:lastRowFirstColumn="0" w:lastRowLastColumn="0"/>
+            </w:pPr>
+            <w:r>
+              <w:rPr>
+                <w:color w:val="000000"/>
+              </w:rPr>
+              <w:t>Apklausos, veiklų aktai, analitika ir peržiūros laikas</w:t>
+            </w:r>
+          </w:p>
+        </w:tc>
+        <w:tc>
+          <w:tcPr>
+            <w:tcW w:w="1701" w:type="dxa"/>
+            <w:shd w:val="clear" w:color="auto" w:fill="FFFFFF"/>
+            <w:vAlign w:val="center"/>
+          </w:tcPr>
+          <w:p>
+            <w:pPr>
+              <w:pStyle w:val="Lentel"/>
+              <w:spacing w:before="0" w:after="40"/>
+              <w:cnfStyle w:val="000000100000" w:firstRow="0" w:lastRow="0" w:firstColumn="0" w:lastColumn="0" w:oddVBand="0" w:evenVBand="0" w:oddHBand="1" w:evenHBand="0" w:firstRowFirstColumn="0" w:firstRowLastColumn="0" w:lastRowFirstColumn="0" w:lastRowLastColumn="0"/>
+            </w:pPr>
+            <w:r>
+              <w:rPr>
+                <w:color w:val="000000"/>
+              </w:rPr>
+              <w:t>R5 poveikio vertinimas ir E10 rodyklė</w:t>
+            </w:r>
+          </w:p>
+        </w:tc>
+        <w:tc>
+          <w:tcPr>
+            <w:tcW w:w="1701" w:type="dxa"/>
+            <w:shd w:val="clear" w:color="auto" w:fill="FFFFFF"/>
+            <w:vAlign w:val="center"/>
+          </w:tcPr>
+          <w:p>
+            <w:pPr>
+              <w:pStyle w:val="Lentel"/>
+              <w:spacing w:before="0" w:after="40"/>
+              <w:cnfStyle w:val="000000100000" w:firstRow="0" w:lastRow="0" w:firstColumn="0" w:lastColumn="0" w:oddVBand="0" w:evenVBand="0" w:oddHBand="1" w:evenHBand="0" w:firstRowFirstColumn="0" w:firstRowLastColumn="0" w:lastRowFirstColumn="0" w:lastRowLastColumn="0"/>
+            </w:pPr>
+            <w:r>
+              <w:rPr>
+                <w:color w:val="000000"/>
+              </w:rPr>
+              <w:t>Žygimantas rengia; Lukas ir Kristupas peržiūri</w:t>
+            </w:r>
+          </w:p>
+        </w:tc>
+        <w:tc>
+          <w:tcPr>
+            <w:tcW w:w="3515" w:type="dxa"/>
+            <w:shd w:val="clear" w:color="auto" w:fill="FFFFFF"/>
+            <w:vAlign w:val="center"/>
+          </w:tcPr>
+          <w:p>
+            <w:pPr>
+              <w:pStyle w:val="Lentel"/>
+              <w:spacing w:before="0" w:after="40"/>
+              <w:cnfStyle w:val="000000100000" w:firstRow="0" w:lastRow="0" w:firstColumn="0" w:lastColumn="0" w:oddVBand="0" w:evenVBand="0" w:oddHBand="1" w:evenHBand="0" w:firstRowFirstColumn="0" w:firstRowLastColumn="0" w:lastRowFirstColumn="0" w:lastRowLastColumn="0"/>
+            </w:pPr>
+            <w:r>
+              <w:rPr>
+                <w:color w:val="000000"/>
+              </w:rPr>
+              <w:t>K-09 duomenys palyginami ir jų ribotumai paaiškinti; K-10 įrodymai išsamūs. Faktinis nepasiektas tikslas atskleidžiamas ir paaiškinamas.</w:t>
+            </w:r>
+          </w:p>
+        </w:tc>
+      </w:tr>
+    </w:tbl>
     <w:p>
       <w:pPr>
         <w:pStyle w:val="Heading1"/>
-      </w:pPr>
-      <w:bookmarkStart w:id="4" w:name="_Toc243563013"/>
+        <w:spacing w:before="200"/>
+      </w:pPr>
+      <w:bookmarkStart w:id="4" w:name="_Toc244116381"/>
       <w:r>
         <w:lastRenderedPageBreak/>
         <w:t>Projekto ciklo fazių sąsajos su projekto procesais</w:t>
@@ -3642,524 +4476,815 @@
     </w:p>
     <w:p>
       <w:pPr>
+        <w:pStyle w:val="Lentelspavad"/>
+        <w:keepNext/>
+      </w:pPr>
+      <w:r>
+        <w:fldChar w:fldCharType="begin"/>
+      </w:r>
+      <w:r>
+        <w:instrText xml:space="preserve"> SEQ Lentele \* ARABIC </w:instrText>
+      </w:r>
+      <w:r>
+        <w:fldChar w:fldCharType="separate"/>
+      </w:r>
+      <w:r>
+        <w:rPr>
+          <w:noProof/>
+        </w:rPr>
+        <w:t>4</w:t>
+      </w:r>
+      <w:r>
+        <w:fldChar w:fldCharType="end"/>
+      </w:r>
+      <w:r>
+        <w:t xml:space="preserve"> lentelė. Projekto procesai ir jų sąsajos su rezultatais</w:t>
+      </w:r>
+    </w:p>
+    <w:tbl>
+      <w:tblPr>
+        <w:tblStyle w:val="PlainTable1"/>
+        <w:tblW w:w="0" w:type="auto"/>
+        <w:tblBorders>
+          <w:top w:val="single" w:sz="4" w:space="0" w:color="D9D9D9"/>
+          <w:left w:val="single" w:sz="4" w:space="0" w:color="D9D9D9"/>
+          <w:bottom w:val="single" w:sz="4" w:space="0" w:color="D9D9D9"/>
+          <w:right w:val="single" w:sz="4" w:space="0" w:color="D9D9D9"/>
+          <w:insideH w:val="single" w:sz="4" w:space="0" w:color="D9D9D9"/>
+          <w:insideV w:val="single" w:sz="4" w:space="0" w:color="D9D9D9"/>
+        </w:tblBorders>
+        <w:tblLayout w:type="fixed"/>
+        <w:tblCellMar>
+          <w:top w:w="75" w:type="dxa"/>
+          <w:left w:w="75" w:type="dxa"/>
+          <w:bottom w:w="75" w:type="dxa"/>
+          <w:right w:w="75" w:type="dxa"/>
+        </w:tblCellMar>
+        <w:tblLook w:val="04A0" w:firstRow="1" w:lastRow="0" w:firstColumn="1" w:lastColumn="0" w:noHBand="0" w:noVBand="1"/>
+      </w:tblPr>
+      <w:tblGrid>
+        <w:gridCol w:w="1871"/>
+        <w:gridCol w:w="1417"/>
+        <w:gridCol w:w="1531"/>
+        <w:gridCol w:w="1984"/>
+        <w:gridCol w:w="2835"/>
+      </w:tblGrid>
+      <w:tr>
+        <w:trPr>
+          <w:cnfStyle w:val="100000000000" w:firstRow="1" w:lastRow="0" w:firstColumn="0" w:lastColumn="0" w:oddVBand="0" w:evenVBand="0" w:oddHBand="0" w:evenHBand="0" w:firstRowFirstColumn="0" w:firstRowLastColumn="0" w:lastRowFirstColumn="0" w:lastRowLastColumn="0"/>
+          <w:cantSplit/>
+          <w:tblHeader/>
+        </w:trPr>
+        <w:tc>
+          <w:tcPr>
+            <w:cnfStyle w:val="001000000000" w:firstRow="0" w:lastRow="0" w:firstColumn="1" w:lastColumn="0" w:oddVBand="0" w:evenVBand="0" w:oddHBand="0" w:evenHBand="0" w:firstRowFirstColumn="0" w:firstRowLastColumn="0" w:lastRowFirstColumn="0" w:lastRowLastColumn="0"/>
+            <w:tcW w:w="1871" w:type="dxa"/>
+            <w:shd w:val="clear" w:color="auto" w:fill="E7E6E6"/>
+            <w:vAlign w:val="center"/>
+          </w:tcPr>
+          <w:p>
+            <w:pPr>
+              <w:pStyle w:val="LentelsIeil"/>
+              <w:spacing w:before="0" w:after="40" w:line="240" w:lineRule="auto"/>
+            </w:pPr>
+            <w:r>
+              <w:rPr>
+                <w:b/>
+                <w:color w:val="000000"/>
+              </w:rPr>
+              <w:t>Fazė ir procesų lygiai</w:t>
+            </w:r>
+          </w:p>
+        </w:tc>
+        <w:tc>
+          <w:tcPr>
+            <w:tcW w:w="1417" w:type="dxa"/>
+            <w:shd w:val="clear" w:color="auto" w:fill="E7E6E6"/>
+            <w:vAlign w:val="center"/>
+          </w:tcPr>
+          <w:p>
+            <w:pPr>
+              <w:pStyle w:val="LentelsIeil"/>
+              <w:spacing w:before="0" w:after="40" w:line="240" w:lineRule="auto"/>
+              <w:cnfStyle w:val="100000000000" w:firstRow="1" w:lastRow="0" w:firstColumn="0" w:lastColumn="0" w:oddVBand="0" w:evenVBand="0" w:oddHBand="0" w:evenHBand="0" w:firstRowFirstColumn="0" w:firstRowLastColumn="0" w:lastRowFirstColumn="0" w:lastRowLastColumn="0"/>
+            </w:pPr>
+            <w:r>
+              <w:rPr>
+                <w:b/>
+                <w:color w:val="000000"/>
+              </w:rPr>
+              <w:t>Suinteresuotos šalys</w:t>
+            </w:r>
+          </w:p>
+        </w:tc>
+        <w:tc>
+          <w:tcPr>
+            <w:tcW w:w="1531" w:type="dxa"/>
+            <w:shd w:val="clear" w:color="auto" w:fill="E7E6E6"/>
+            <w:vAlign w:val="center"/>
+          </w:tcPr>
+          <w:p>
+            <w:pPr>
+              <w:pStyle w:val="LentelsIeil"/>
+              <w:spacing w:before="0" w:after="40" w:line="240" w:lineRule="auto"/>
+              <w:cnfStyle w:val="100000000000" w:firstRow="1" w:lastRow="0" w:firstColumn="0" w:lastColumn="0" w:oddVBand="0" w:evenVBand="0" w:oddHBand="0" w:evenHBand="0" w:firstRowFirstColumn="0" w:firstRowLastColumn="0" w:lastRowFirstColumn="0" w:lastRowLastColumn="0"/>
+            </w:pPr>
+            <w:r>
+              <w:rPr>
+                <w:b/>
+                <w:color w:val="000000"/>
+              </w:rPr>
+              <w:t>Rezultatas</w:t>
+            </w:r>
+          </w:p>
+        </w:tc>
+        <w:tc>
+          <w:tcPr>
+            <w:tcW w:w="1984" w:type="dxa"/>
+            <w:shd w:val="clear" w:color="auto" w:fill="E7E6E6"/>
+            <w:vAlign w:val="center"/>
+          </w:tcPr>
+          <w:p>
+            <w:pPr>
+              <w:pStyle w:val="LentelsIeil"/>
+              <w:spacing w:before="0" w:after="40" w:line="240" w:lineRule="auto"/>
+              <w:cnfStyle w:val="100000000000" w:firstRow="1" w:lastRow="0" w:firstColumn="0" w:lastColumn="0" w:oddVBand="0" w:evenVBand="0" w:oddHBand="0" w:evenHBand="0" w:firstRowFirstColumn="0" w:firstRowLastColumn="0" w:lastRowFirstColumn="0" w:lastRowLastColumn="0"/>
+            </w:pPr>
+            <w:r>
+              <w:rPr>
+                <w:b/>
+                <w:color w:val="000000"/>
+              </w:rPr>
+              <w:t>Kokybės kriterijus</w:t>
+            </w:r>
+          </w:p>
+        </w:tc>
+        <w:tc>
+          <w:tcPr>
+            <w:tcW w:w="2835" w:type="dxa"/>
+            <w:shd w:val="clear" w:color="auto" w:fill="E7E6E6"/>
+            <w:vAlign w:val="center"/>
+          </w:tcPr>
+          <w:p>
+            <w:pPr>
+              <w:pStyle w:val="LentelsIeil"/>
+              <w:spacing w:before="0" w:after="40" w:line="240" w:lineRule="auto"/>
+              <w:cnfStyle w:val="100000000000" w:firstRow="1" w:lastRow="0" w:firstColumn="0" w:lastColumn="0" w:oddVBand="0" w:evenVBand="0" w:oddHBand="0" w:evenHBand="0" w:firstRowFirstColumn="0" w:firstRowLastColumn="0" w:lastRowFirstColumn="0" w:lastRowLastColumn="0"/>
+            </w:pPr>
+            <w:r>
+              <w:rPr>
+                <w:b/>
+                <w:color w:val="000000"/>
+              </w:rPr>
+              <w:t>Rodiklio rūšis ir matas</w:t>
+            </w:r>
+          </w:p>
+        </w:tc>
+      </w:tr>
+      <w:tr>
+        <w:trPr>
+          <w:cnfStyle w:val="000000100000" w:firstRow="0" w:lastRow="0" w:firstColumn="0" w:lastColumn="0" w:oddVBand="0" w:evenVBand="0" w:oddHBand="1" w:evenHBand="0" w:firstRowFirstColumn="0" w:firstRowLastColumn="0" w:lastRowFirstColumn="0" w:lastRowLastColumn="0"/>
+          <w:cantSplit/>
+        </w:trPr>
+        <w:tc>
+          <w:tcPr>
+            <w:cnfStyle w:val="001000000000" w:firstRow="0" w:lastRow="0" w:firstColumn="1" w:lastColumn="0" w:oddVBand="0" w:evenVBand="0" w:oddHBand="0" w:evenHBand="0" w:firstRowFirstColumn="0" w:firstRowLastColumn="0" w:lastRowFirstColumn="0" w:lastRowLastColumn="0"/>
+            <w:tcW w:w="1871" w:type="dxa"/>
+            <w:shd w:val="clear" w:color="auto" w:fill="FFFFFF"/>
+            <w:vAlign w:val="center"/>
+          </w:tcPr>
+          <w:p>
+            <w:pPr>
+              <w:pStyle w:val="Lentel"/>
+              <w:spacing w:before="0" w:after="40"/>
+            </w:pPr>
+            <w:r>
+              <w:rPr>
+                <w:b w:val="0"/>
+                <w:color w:val="000000"/>
+              </w:rPr>
+              <w:t>G0–G1. I valdymas; II apimties ir išteklių suderinimas</w:t>
+            </w:r>
+          </w:p>
+        </w:tc>
+        <w:tc>
+          <w:tcPr>
+            <w:tcW w:w="1417" w:type="dxa"/>
+            <w:shd w:val="clear" w:color="auto" w:fill="FFFFFF"/>
+            <w:vAlign w:val="center"/>
+          </w:tcPr>
+          <w:p>
+            <w:pPr>
+              <w:pStyle w:val="Lentel"/>
+              <w:spacing w:before="0" w:after="40"/>
+              <w:cnfStyle w:val="000000100000" w:firstRow="0" w:lastRow="0" w:firstColumn="0" w:lastColumn="0" w:oddVBand="0" w:evenVBand="0" w:oddHBand="1" w:evenHBand="0" w:firstRowFirstColumn="0" w:firstRowLastColumn="0" w:lastRowFirstColumn="0" w:lastRowLastColumn="0"/>
+            </w:pPr>
+            <w:r>
+              <w:rPr>
+                <w:color w:val="000000"/>
+              </w:rPr>
+              <w:t>Grupė, galimi partneriai</w:t>
+            </w:r>
+          </w:p>
+        </w:tc>
+        <w:tc>
+          <w:tcPr>
+            <w:tcW w:w="1531" w:type="dxa"/>
+            <w:shd w:val="clear" w:color="auto" w:fill="FFFFFF"/>
+            <w:vAlign w:val="center"/>
+          </w:tcPr>
+          <w:p>
+            <w:pPr>
+              <w:pStyle w:val="Lentel"/>
+              <w:spacing w:before="0" w:after="40"/>
+              <w:cnfStyle w:val="000000100000" w:firstRow="0" w:lastRow="0" w:firstColumn="0" w:lastColumn="0" w:oddVBand="0" w:evenVBand="0" w:oddHBand="1" w:evenHBand="0" w:firstRowFirstColumn="0" w:firstRowLastColumn="0" w:lastRowFirstColumn="0" w:lastRowLastColumn="0"/>
+            </w:pPr>
+            <w:r>
+              <w:rPr>
+                <w:color w:val="000000"/>
+              </w:rPr>
+              <w:t>Bazės bei patikrų grafiko protokolas</w:t>
+            </w:r>
+          </w:p>
+        </w:tc>
+        <w:tc>
+          <w:tcPr>
+            <w:tcW w:w="1984" w:type="dxa"/>
+            <w:shd w:val="clear" w:color="auto" w:fill="FFFFFF"/>
+            <w:vAlign w:val="center"/>
+          </w:tcPr>
+          <w:p>
+            <w:pPr>
+              <w:pStyle w:val="Lentel"/>
+              <w:spacing w:before="0" w:after="40"/>
+              <w:cnfStyle w:val="000000100000" w:firstRow="0" w:lastRow="0" w:firstColumn="0" w:lastColumn="0" w:oddVBand="0" w:evenVBand="0" w:oddHBand="1" w:evenHBand="0" w:firstRowFirstColumn="0" w:firstRowLastColumn="0" w:lastRowFirstColumn="0" w:lastRowLastColumn="0"/>
+            </w:pPr>
+            <w:r>
+              <w:rPr>
+                <w:color w:val="000000"/>
+              </w:rPr>
+              <w:t>Kiekvienai patikrai paskirtas laikas ir savininkas</w:t>
+            </w:r>
+          </w:p>
+        </w:tc>
+        <w:tc>
+          <w:tcPr>
+            <w:tcW w:w="2835" w:type="dxa"/>
+            <w:shd w:val="clear" w:color="auto" w:fill="FFFFFF"/>
+            <w:vAlign w:val="center"/>
+          </w:tcPr>
+          <w:p>
+            <w:pPr>
+              <w:pStyle w:val="Lentel"/>
+              <w:spacing w:before="0" w:after="40"/>
+              <w:cnfStyle w:val="000000100000" w:firstRow="0" w:lastRow="0" w:firstColumn="0" w:lastColumn="0" w:oddVBand="0" w:evenVBand="0" w:oddHBand="1" w:evenHBand="0" w:firstRowFirstColumn="0" w:firstRowLastColumn="0" w:lastRowFirstColumn="0" w:lastRowLastColumn="0"/>
+            </w:pPr>
+            <w:r>
+              <w:rPr>
+                <w:color w:val="000000"/>
+              </w:rPr>
+              <w:t>Indėlio: paskirtos patikrų valandos / būtinos suplanuotos valandos ×100 %. Siūloma 100 % prieš G1.</w:t>
+            </w:r>
+          </w:p>
+        </w:tc>
+      </w:tr>
+      <w:tr>
+        <w:trPr>
+          <w:cantSplit/>
+        </w:trPr>
+        <w:tc>
+          <w:tcPr>
+            <w:cnfStyle w:val="001000000000" w:firstRow="0" w:lastRow="0" w:firstColumn="1" w:lastColumn="0" w:oddVBand="0" w:evenVBand="0" w:oddHBand="0" w:evenHBand="0" w:firstRowFirstColumn="0" w:firstRowLastColumn="0" w:lastRowFirstColumn="0" w:lastRowLastColumn="0"/>
+            <w:tcW w:w="1871" w:type="dxa"/>
+            <w:shd w:val="clear" w:color="auto" w:fill="FFFFFF"/>
+            <w:vAlign w:val="center"/>
+          </w:tcPr>
+          <w:p>
+            <w:pPr>
+              <w:pStyle w:val="Lentel"/>
+              <w:spacing w:before="0" w:after="40"/>
+            </w:pPr>
+            <w:r>
+              <w:rPr>
+                <w:b w:val="0"/>
+                <w:color w:val="000000"/>
+              </w:rPr>
+              <w:t>G1–G2. I komunikacija; II faktų atranka ir turinio peržiūra</w:t>
+            </w:r>
+          </w:p>
+        </w:tc>
+        <w:tc>
+          <w:tcPr>
+            <w:tcW w:w="1417" w:type="dxa"/>
+            <w:shd w:val="clear" w:color="auto" w:fill="FFFFFF"/>
+            <w:vAlign w:val="center"/>
+          </w:tcPr>
+          <w:p>
+            <w:pPr>
+              <w:pStyle w:val="Lentel"/>
+              <w:spacing w:before="0" w:after="40"/>
+              <w:cnfStyle w:val="000000000000" w:firstRow="0" w:lastRow="0" w:firstColumn="0" w:lastColumn="0" w:oddVBand="0" w:evenVBand="0" w:oddHBand="0" w:evenHBand="0" w:firstRowFirstColumn="0" w:firstRowLastColumn="0" w:lastRowFirstColumn="0" w:lastRowLastColumn="0"/>
+            </w:pPr>
+            <w:r>
+              <w:rPr>
+                <w:color w:val="000000"/>
+              </w:rPr>
+              <w:t>Auditorija, turinio savininkai</w:t>
+            </w:r>
+          </w:p>
+        </w:tc>
+        <w:tc>
+          <w:tcPr>
+            <w:tcW w:w="1531" w:type="dxa"/>
+            <w:shd w:val="clear" w:color="auto" w:fill="FFFFFF"/>
+            <w:vAlign w:val="center"/>
+          </w:tcPr>
+          <w:p>
+            <w:pPr>
+              <w:pStyle w:val="Lentel"/>
+              <w:spacing w:before="0" w:after="40"/>
+              <w:cnfStyle w:val="000000000000" w:firstRow="0" w:lastRow="0" w:firstColumn="0" w:lastColumn="0" w:oddVBand="0" w:evenVBand="0" w:oddHBand="0" w:evenHBand="0" w:firstRowFirstColumn="0" w:firstRowLastColumn="0" w:lastRowFirstColumn="0" w:lastRowLastColumn="0"/>
+            </w:pPr>
+            <w:r>
+              <w:rPr>
+                <w:color w:val="000000"/>
+              </w:rPr>
+              <w:t>R1 turinio paketas</w:t>
+            </w:r>
+          </w:p>
+        </w:tc>
+        <w:tc>
+          <w:tcPr>
+            <w:tcW w:w="1984" w:type="dxa"/>
+            <w:shd w:val="clear" w:color="auto" w:fill="FFFFFF"/>
+            <w:vAlign w:val="center"/>
+          </w:tcPr>
+          <w:p>
+            <w:pPr>
+              <w:pStyle w:val="Lentel"/>
+              <w:spacing w:before="0" w:after="40"/>
+              <w:cnfStyle w:val="000000000000" w:firstRow="0" w:lastRow="0" w:firstColumn="0" w:lastColumn="0" w:oddVBand="0" w:evenVBand="0" w:oddHBand="0" w:evenHBand="0" w:firstRowFirstColumn="0" w:firstRowLastColumn="0" w:lastRowFirstColumn="0" w:lastRowLastColumn="0"/>
+            </w:pPr>
+            <w:r>
+              <w:rPr>
+                <w:color w:val="000000"/>
+              </w:rPr>
+              <w:t>100 % esminių teiginių pagrįsta, paketas tinkamas</w:t>
+            </w:r>
+          </w:p>
+        </w:tc>
+        <w:tc>
+          <w:tcPr>
+            <w:tcW w:w="2835" w:type="dxa"/>
+            <w:shd w:val="clear" w:color="auto" w:fill="FFFFFF"/>
+            <w:vAlign w:val="center"/>
+          </w:tcPr>
+          <w:p>
+            <w:pPr>
+              <w:pStyle w:val="Lentel"/>
+              <w:spacing w:before="0" w:after="40"/>
+              <w:cnfStyle w:val="000000000000" w:firstRow="0" w:lastRow="0" w:firstColumn="0" w:lastColumn="0" w:oddVBand="0" w:evenVBand="0" w:oddHBand="0" w:evenHBand="0" w:firstRowFirstColumn="0" w:firstRowLastColumn="0" w:lastRowFirstColumn="0" w:lastRowLastColumn="0"/>
+            </w:pPr>
+            <w:r>
+              <w:rPr>
+                <w:color w:val="000000"/>
+              </w:rPr>
+              <w:t>Produkto: K-01 ir K-02. Tikrinama kiekviena galutinė versija.</w:t>
+            </w:r>
+          </w:p>
+        </w:tc>
+      </w:tr>
+      <w:tr>
+        <w:trPr>
+          <w:cnfStyle w:val="000000100000" w:firstRow="0" w:lastRow="0" w:firstColumn="0" w:lastColumn="0" w:oddVBand="0" w:evenVBand="0" w:oddHBand="1" w:evenHBand="0" w:firstRowFirstColumn="0" w:firstRowLastColumn="0" w:lastRowFirstColumn="0" w:lastRowLastColumn="0"/>
+          <w:cantSplit/>
+        </w:trPr>
+        <w:tc>
+          <w:tcPr>
+            <w:cnfStyle w:val="001000000000" w:firstRow="0" w:lastRow="0" w:firstColumn="1" w:lastColumn="0" w:oddVBand="0" w:evenVBand="0" w:oddHBand="0" w:evenHBand="0" w:firstRowFirstColumn="0" w:firstRowLastColumn="0" w:lastRowFirstColumn="0" w:lastRowLastColumn="0"/>
+            <w:tcW w:w="1871" w:type="dxa"/>
+            <w:shd w:val="clear" w:color="auto" w:fill="FFFFFF"/>
+            <w:vAlign w:val="center"/>
+          </w:tcPr>
+          <w:p>
+            <w:pPr>
+              <w:pStyle w:val="Lentel"/>
+              <w:spacing w:before="0" w:after="40"/>
+            </w:pPr>
+            <w:r>
+              <w:rPr>
+                <w:b w:val="0"/>
+                <w:color w:val="000000"/>
+              </w:rPr>
+              <w:t>G2. I komunikacija; II leidyba ir analitika</w:t>
+            </w:r>
+          </w:p>
+        </w:tc>
+        <w:tc>
+          <w:tcPr>
+            <w:tcW w:w="1417" w:type="dxa"/>
+            <w:shd w:val="clear" w:color="auto" w:fill="FFFFFF"/>
+            <w:vAlign w:val="center"/>
+          </w:tcPr>
+          <w:p>
+            <w:pPr>
+              <w:pStyle w:val="Lentel"/>
+              <w:spacing w:before="0" w:after="40"/>
+              <w:cnfStyle w:val="000000100000" w:firstRow="0" w:lastRow="0" w:firstColumn="0" w:lastColumn="0" w:oddVBand="0" w:evenVBand="0" w:oddHBand="1" w:evenHBand="0" w:firstRowFirstColumn="0" w:firstRowLastColumn="0" w:lastRowFirstColumn="0" w:lastRowLastColumn="0"/>
+            </w:pPr>
+            <w:r>
+              <w:rPr>
+                <w:color w:val="000000"/>
+              </w:rPr>
+              <w:t>Pasirinktų šalių ir kanalų auditorija</w:t>
+            </w:r>
+          </w:p>
+        </w:tc>
+        <w:tc>
+          <w:tcPr>
+            <w:tcW w:w="1531" w:type="dxa"/>
+            <w:shd w:val="clear" w:color="auto" w:fill="FFFFFF"/>
+            <w:vAlign w:val="center"/>
+          </w:tcPr>
+          <w:p>
+            <w:pPr>
+              <w:pStyle w:val="Lentel"/>
+              <w:spacing w:before="0" w:after="40"/>
+              <w:cnfStyle w:val="000000100000" w:firstRow="0" w:lastRow="0" w:firstColumn="0" w:lastColumn="0" w:oddVBand="0" w:evenVBand="0" w:oddHBand="1" w:evenHBand="0" w:firstRowFirstColumn="0" w:firstRowLastColumn="0" w:lastRowFirstColumn="0" w:lastRowLastColumn="0"/>
+            </w:pPr>
+            <w:r>
+              <w:rPr>
+                <w:color w:val="000000"/>
+              </w:rPr>
+              <w:t>R4 video ir sklaidos žurnalas</w:t>
+            </w:r>
+          </w:p>
+        </w:tc>
+        <w:tc>
+          <w:tcPr>
+            <w:tcW w:w="1984" w:type="dxa"/>
+            <w:shd w:val="clear" w:color="auto" w:fill="FFFFFF"/>
+            <w:vAlign w:val="center"/>
+          </w:tcPr>
+          <w:p>
+            <w:pPr>
+              <w:pStyle w:val="Lentel"/>
+              <w:spacing w:before="0" w:after="40"/>
+              <w:cnfStyle w:val="000000100000" w:firstRow="0" w:lastRow="0" w:firstColumn="0" w:lastColumn="0" w:oddVBand="0" w:evenVBand="0" w:oddHBand="1" w:evenHBand="0" w:firstRowFirstColumn="0" w:firstRowLastColumn="0" w:lastRowFirstColumn="0" w:lastRowLastColumn="0"/>
+            </w:pPr>
+            <w:r>
+              <w:rPr>
+                <w:color w:val="000000"/>
+              </w:rPr>
+              <w:t>Tinkamas taikymas ir 3 priimti video per aktyvų mėnesį</w:t>
+            </w:r>
+          </w:p>
+        </w:tc>
+        <w:tc>
+          <w:tcPr>
+            <w:tcW w:w="2835" w:type="dxa"/>
+            <w:shd w:val="clear" w:color="auto" w:fill="FFFFFF"/>
+            <w:vAlign w:val="center"/>
+          </w:tcPr>
+          <w:p>
+            <w:pPr>
+              <w:pStyle w:val="Lentel"/>
+              <w:spacing w:before="0" w:after="40"/>
+              <w:cnfStyle w:val="000000100000" w:firstRow="0" w:lastRow="0" w:firstColumn="0" w:lastColumn="0" w:oddVBand="0" w:evenVBand="0" w:oddHBand="1" w:evenHBand="0" w:firstRowFirstColumn="0" w:firstRowLastColumn="0" w:lastRowFirstColumn="0" w:lastRowLastColumn="0"/>
+            </w:pPr>
+            <w:r>
+              <w:rPr>
+                <w:color w:val="000000"/>
+              </w:rPr>
+              <w:t>Produkto ir proceso: K-03 ir K-04; bendras kiekis 3×M.</w:t>
+            </w:r>
+          </w:p>
+        </w:tc>
+      </w:tr>
+      <w:tr>
+        <w:trPr>
+          <w:cantSplit/>
+        </w:trPr>
+        <w:tc>
+          <w:tcPr>
+            <w:cnfStyle w:val="001000000000" w:firstRow="0" w:lastRow="0" w:firstColumn="1" w:lastColumn="0" w:oddVBand="0" w:evenVBand="0" w:oddHBand="0" w:evenHBand="0" w:firstRowFirstColumn="0" w:firstRowLastColumn="0" w:lastRowFirstColumn="0" w:lastRowLastColumn="0"/>
+            <w:tcW w:w="1871" w:type="dxa"/>
+            <w:shd w:val="clear" w:color="auto" w:fill="FFFFFF"/>
+            <w:vAlign w:val="center"/>
+          </w:tcPr>
+          <w:p>
+            <w:pPr>
+              <w:pStyle w:val="Lentel"/>
+              <w:spacing w:before="0" w:after="40"/>
+            </w:pPr>
+            <w:r>
+              <w:rPr>
+                <w:b w:val="0"/>
+                <w:color w:val="000000"/>
+              </w:rPr>
+              <w:t>G3. I renginių įgyvendinimas; II pasirengimas, dalyvavimas ir apklausa</w:t>
+            </w:r>
+          </w:p>
+        </w:tc>
+        <w:tc>
+          <w:tcPr>
+            <w:tcW w:w="1417" w:type="dxa"/>
+            <w:shd w:val="clear" w:color="auto" w:fill="FFFFFF"/>
+            <w:vAlign w:val="center"/>
+          </w:tcPr>
+          <w:p>
+            <w:pPr>
+              <w:pStyle w:val="Lentel"/>
+              <w:spacing w:before="0" w:after="40"/>
+              <w:cnfStyle w:val="000000000000" w:firstRow="0" w:lastRow="0" w:firstColumn="0" w:lastColumn="0" w:oddVBand="0" w:evenVBand="0" w:oddHBand="0" w:evenHBand="0" w:firstRowFirstColumn="0" w:firstRowLastColumn="0" w:lastRowFirstColumn="0" w:lastRowLastColumn="0"/>
+            </w:pPr>
+            <w:r>
+              <w:rPr>
+                <w:color w:val="000000"/>
+              </w:rPr>
+              <w:t>Organizatoriai, lankytojai</w:t>
+            </w:r>
+          </w:p>
+        </w:tc>
+        <w:tc>
+          <w:tcPr>
+            <w:tcW w:w="1531" w:type="dxa"/>
+            <w:shd w:val="clear" w:color="auto" w:fill="FFFFFF"/>
+            <w:vAlign w:val="center"/>
+          </w:tcPr>
+          <w:p>
+            <w:pPr>
+              <w:pStyle w:val="Lentel"/>
+              <w:spacing w:before="0" w:after="40"/>
+              <w:cnfStyle w:val="000000000000" w:firstRow="0" w:lastRow="0" w:firstColumn="0" w:lastColumn="0" w:oddVBand="0" w:evenVBand="0" w:oddHBand="0" w:evenHBand="0" w:firstRowFirstColumn="0" w:firstRowLastColumn="0" w:lastRowFirstColumn="0" w:lastRowLastColumn="0"/>
+            </w:pPr>
+            <w:r>
+              <w:rPr>
+                <w:color w:val="000000"/>
+              </w:rPr>
+              <w:t>R2 du dokumentuoti dalyvavimai</w:t>
+            </w:r>
+          </w:p>
+        </w:tc>
+        <w:tc>
+          <w:tcPr>
+            <w:tcW w:w="1984" w:type="dxa"/>
+            <w:shd w:val="clear" w:color="auto" w:fill="FFFFFF"/>
+            <w:vAlign w:val="center"/>
+          </w:tcPr>
+          <w:p>
+            <w:pPr>
+              <w:pStyle w:val="Lentel"/>
+              <w:spacing w:before="0" w:after="40"/>
+              <w:cnfStyle w:val="000000000000" w:firstRow="0" w:lastRow="0" w:firstColumn="0" w:lastColumn="0" w:oddVBand="0" w:evenVBand="0" w:oddHBand="0" w:evenHBand="0" w:firstRowFirstColumn="0" w:firstRowLastColumn="0" w:lastRowFirstColumn="0" w:lastRowLastColumn="0"/>
+            </w:pPr>
+            <w:r>
+              <w:rPr>
+                <w:color w:val="000000"/>
+              </w:rPr>
+              <w:t>Pasirengimas, faktinis dalyvavimas ir dalyvio patirtis</w:t>
+            </w:r>
+          </w:p>
+        </w:tc>
+        <w:tc>
+          <w:tcPr>
+            <w:tcW w:w="2835" w:type="dxa"/>
+            <w:shd w:val="clear" w:color="auto" w:fill="FFFFFF"/>
+            <w:vAlign w:val="center"/>
+          </w:tcPr>
+          <w:p>
+            <w:pPr>
+              <w:pStyle w:val="Lentel"/>
+              <w:spacing w:before="0" w:after="40"/>
+              <w:cnfStyle w:val="000000000000" w:firstRow="0" w:lastRow="0" w:firstColumn="0" w:lastColumn="0" w:oddVBand="0" w:evenVBand="0" w:oddHBand="0" w:evenHBand="0" w:firstRowFirstColumn="0" w:firstRowLastColumn="0" w:lastRowFirstColumn="0" w:lastRowLastColumn="0"/>
+            </w:pPr>
+            <w:r>
+              <w:rPr>
+                <w:color w:val="000000"/>
+              </w:rPr>
+              <w:t>Rezultato: K-05 ir K-06; registracija nepakeičia dalyvavimo fakto.</w:t>
+            </w:r>
+          </w:p>
+        </w:tc>
+      </w:tr>
+      <w:tr>
+        <w:trPr>
+          <w:cnfStyle w:val="000000100000" w:firstRow="0" w:lastRow="0" w:firstColumn="0" w:lastColumn="0" w:oddVBand="0" w:evenVBand="0" w:oddHBand="1" w:evenHBand="0" w:firstRowFirstColumn="0" w:firstRowLastColumn="0" w:lastRowFirstColumn="0" w:lastRowLastColumn="0"/>
+          <w:cantSplit/>
+        </w:trPr>
+        <w:tc>
+          <w:tcPr>
+            <w:cnfStyle w:val="001000000000" w:firstRow="0" w:lastRow="0" w:firstColumn="1" w:lastColumn="0" w:oddVBand="0" w:evenVBand="0" w:oddHBand="0" w:evenHBand="0" w:firstRowFirstColumn="0" w:firstRowLastColumn="0" w:lastRowFirstColumn="0" w:lastRowLastColumn="0"/>
+            <w:tcW w:w="1871" w:type="dxa"/>
+            <w:shd w:val="clear" w:color="auto" w:fill="FFFFFF"/>
+            <w:vAlign w:val="center"/>
+          </w:tcPr>
+          <w:p>
+            <w:pPr>
+              <w:pStyle w:val="Lentel"/>
+              <w:spacing w:before="0" w:after="40"/>
+            </w:pPr>
+            <w:r>
+              <w:rPr>
+                <w:b w:val="0"/>
+                <w:color w:val="000000"/>
+              </w:rPr>
+              <w:t>G3. I CSR įgyvendinimas; II sodinimas ir aplinkos tvarkymas</w:t>
+            </w:r>
+          </w:p>
+        </w:tc>
+        <w:tc>
+          <w:tcPr>
+            <w:tcW w:w="1417" w:type="dxa"/>
+            <w:shd w:val="clear" w:color="auto" w:fill="FFFFFF"/>
+            <w:vAlign w:val="center"/>
+          </w:tcPr>
+          <w:p>
+            <w:pPr>
+              <w:pStyle w:val="Lentel"/>
+              <w:spacing w:before="0" w:after="40"/>
+              <w:cnfStyle w:val="000000100000" w:firstRow="0" w:lastRow="0" w:firstColumn="0" w:lastColumn="0" w:oddVBand="0" w:evenVBand="0" w:oddHBand="1" w:evenHBand="0" w:firstRowFirstColumn="0" w:firstRowLastColumn="0" w:lastRowFirstColumn="0" w:lastRowLastColumn="0"/>
+            </w:pPr>
+            <w:r>
+              <w:rPr>
+                <w:color w:val="000000"/>
+              </w:rPr>
+              <w:t>Bendruomenė, teritorijos valdytojas, partneris</w:t>
+            </w:r>
+          </w:p>
+        </w:tc>
+        <w:tc>
+          <w:tcPr>
+            <w:tcW w:w="1531" w:type="dxa"/>
+            <w:shd w:val="clear" w:color="auto" w:fill="FFFFFF"/>
+            <w:vAlign w:val="center"/>
+          </w:tcPr>
+          <w:p>
+            <w:pPr>
+              <w:pStyle w:val="Lentel"/>
+              <w:spacing w:before="0" w:after="40"/>
+              <w:cnfStyle w:val="000000100000" w:firstRow="0" w:lastRow="0" w:firstColumn="0" w:lastColumn="0" w:oddVBand="0" w:evenVBand="0" w:oddHBand="1" w:evenHBand="0" w:firstRowFirstColumn="0" w:firstRowLastColumn="0" w:lastRowFirstColumn="0" w:lastRowLastColumn="0"/>
+            </w:pPr>
+            <w:r>
+              <w:rPr>
+                <w:color w:val="000000"/>
+              </w:rPr>
+              <w:t>R3 dvi iniciatyvos</w:t>
+            </w:r>
+          </w:p>
+        </w:tc>
+        <w:tc>
+          <w:tcPr>
+            <w:tcW w:w="1984" w:type="dxa"/>
+            <w:shd w:val="clear" w:color="auto" w:fill="FFFFFF"/>
+            <w:vAlign w:val="center"/>
+          </w:tcPr>
+          <w:p>
+            <w:pPr>
+              <w:pStyle w:val="Lentel"/>
+              <w:spacing w:before="0" w:after="40"/>
+              <w:cnfStyle w:val="000000100000" w:firstRow="0" w:lastRow="0" w:firstColumn="0" w:lastColumn="0" w:oddVBand="0" w:evenVBand="0" w:oddHBand="1" w:evenHBand="0" w:firstRowFirstColumn="0" w:firstRowLastColumn="0" w:lastRowFirstColumn="0" w:lastRowLastColumn="0"/>
+            </w:pPr>
+            <w:r>
+              <w:rPr>
+                <w:color w:val="000000"/>
+              </w:rPr>
+              <w:t>Suderintas pasirengimas ir pamatuotos apimtys</w:t>
+            </w:r>
+          </w:p>
+        </w:tc>
+        <w:tc>
+          <w:tcPr>
+            <w:tcW w:w="2835" w:type="dxa"/>
+            <w:shd w:val="clear" w:color="auto" w:fill="FFFFFF"/>
+            <w:vAlign w:val="center"/>
+          </w:tcPr>
+          <w:p>
+            <w:pPr>
+              <w:pStyle w:val="Lentel"/>
+              <w:spacing w:before="0" w:after="40"/>
+              <w:cnfStyle w:val="000000100000" w:firstRow="0" w:lastRow="0" w:firstColumn="0" w:lastColumn="0" w:oddVBand="0" w:evenVBand="0" w:oddHBand="1" w:evenHBand="0" w:firstRowFirstColumn="0" w:firstRowLastColumn="0" w:lastRowFirstColumn="0" w:lastRowLastColumn="0"/>
+            </w:pPr>
+            <w:r>
+              <w:rPr>
+                <w:color w:val="000000"/>
+              </w:rPr>
+              <w:t>Produkto ir rezultato: K-07 ir K-08; sodinukų būklė, atliekų apskaita.</w:t>
+            </w:r>
+          </w:p>
+        </w:tc>
+      </w:tr>
+      <w:tr>
+        <w:trPr>
+          <w:cantSplit/>
+        </w:trPr>
+        <w:tc>
+          <w:tcPr>
+            <w:cnfStyle w:val="001000000000" w:firstRow="0" w:lastRow="0" w:firstColumn="1" w:lastColumn="0" w:oddVBand="0" w:evenVBand="0" w:oddHBand="0" w:evenHBand="0" w:firstRowFirstColumn="0" w:firstRowLastColumn="0" w:lastRowFirstColumn="0" w:lastRowLastColumn="0"/>
+            <w:tcW w:w="1871" w:type="dxa"/>
+            <w:shd w:val="clear" w:color="auto" w:fill="FFFFFF"/>
+            <w:vAlign w:val="center"/>
+          </w:tcPr>
+          <w:p>
+            <w:pPr>
+              <w:pStyle w:val="Lentel"/>
+              <w:spacing w:before="0" w:after="40"/>
+            </w:pPr>
+            <w:r>
+              <w:rPr>
+                <w:b w:val="0"/>
+                <w:color w:val="000000"/>
+              </w:rPr>
+              <w:t>G4. I vertinimas; II apklausų analizė ir įrodymų patikra</w:t>
+            </w:r>
+          </w:p>
+        </w:tc>
+        <w:tc>
+          <w:tcPr>
+            <w:tcW w:w="1417" w:type="dxa"/>
+            <w:shd w:val="clear" w:color="auto" w:fill="FFFFFF"/>
+            <w:vAlign w:val="center"/>
+          </w:tcPr>
+          <w:p>
+            <w:pPr>
+              <w:pStyle w:val="Lentel"/>
+              <w:spacing w:before="0" w:after="40"/>
+              <w:cnfStyle w:val="000000000000" w:firstRow="0" w:lastRow="0" w:firstColumn="0" w:lastColumn="0" w:oddVBand="0" w:evenVBand="0" w:oddHBand="0" w:evenHBand="0" w:firstRowFirstColumn="0" w:firstRowLastColumn="0" w:lastRowFirstColumn="0" w:lastRowLastColumn="0"/>
+            </w:pPr>
+            <w:r>
+              <w:rPr>
+                <w:color w:val="000000"/>
+              </w:rPr>
+              <w:t>Auditorija, grupė, akademinis vertintojas</w:t>
+            </w:r>
+          </w:p>
+        </w:tc>
+        <w:tc>
+          <w:tcPr>
+            <w:tcW w:w="1531" w:type="dxa"/>
+            <w:shd w:val="clear" w:color="auto" w:fill="FFFFFF"/>
+            <w:vAlign w:val="center"/>
+          </w:tcPr>
+          <w:p>
+            <w:pPr>
+              <w:pStyle w:val="Lentel"/>
+              <w:spacing w:before="0" w:after="40"/>
+              <w:cnfStyle w:val="000000000000" w:firstRow="0" w:lastRow="0" w:firstColumn="0" w:lastColumn="0" w:oddVBand="0" w:evenVBand="0" w:oddHBand="0" w:evenHBand="0" w:firstRowFirstColumn="0" w:firstRowLastColumn="0" w:lastRowFirstColumn="0" w:lastRowLastColumn="0"/>
+            </w:pPr>
+            <w:r>
+              <w:rPr>
+                <w:color w:val="000000"/>
+              </w:rPr>
+              <w:t>R5 poveikio ataskaita</w:t>
+            </w:r>
+          </w:p>
+        </w:tc>
+        <w:tc>
+          <w:tcPr>
+            <w:tcW w:w="1984" w:type="dxa"/>
+            <w:shd w:val="clear" w:color="auto" w:fill="FFFFFF"/>
+            <w:vAlign w:val="center"/>
+          </w:tcPr>
+          <w:p>
+            <w:pPr>
+              <w:pStyle w:val="Lentel"/>
+              <w:spacing w:before="0" w:after="40"/>
+              <w:cnfStyle w:val="000000000000" w:firstRow="0" w:lastRow="0" w:firstColumn="0" w:lastColumn="0" w:oddVBand="0" w:evenVBand="0" w:oddHBand="0" w:evenHBand="0" w:firstRowFirstColumn="0" w:firstRowLastColumn="0" w:lastRowFirstColumn="0" w:lastRowLastColumn="0"/>
+            </w:pPr>
+            <w:r>
+              <w:rPr>
+                <w:color w:val="000000"/>
+              </w:rPr>
+              <w:t>Palyginama metodika ir atsekami skaičiai</w:t>
+            </w:r>
+          </w:p>
+        </w:tc>
+        <w:tc>
+          <w:tcPr>
+            <w:tcW w:w="2835" w:type="dxa"/>
+            <w:shd w:val="clear" w:color="auto" w:fill="FFFFFF"/>
+            <w:vAlign w:val="center"/>
+          </w:tcPr>
+          <w:p>
+            <w:pPr>
+              <w:pStyle w:val="Lentel"/>
+              <w:spacing w:before="0" w:after="40"/>
+              <w:cnfStyle w:val="000000000000" w:firstRow="0" w:lastRow="0" w:firstColumn="0" w:lastColumn="0" w:oddVBand="0" w:evenVBand="0" w:oddHBand="0" w:evenHBand="0" w:firstRowFirstColumn="0" w:firstRowLastColumn="0" w:lastRowFirstColumn="0" w:lastRowLastColumn="0"/>
+            </w:pPr>
+            <w:r>
+              <w:rPr>
+                <w:color w:val="000000"/>
+              </w:rPr>
+              <w:t>Efekto: K-09 žinių ir pasitikėjimo pokytis; įrodymų kokybės: K-10.</w:t>
+            </w:r>
+          </w:p>
+        </w:tc>
+      </w:tr>
+    </w:tbl>
+    <w:p>
+      <w:pPr>
         <w:pStyle w:val="Tekstas"/>
-        <w:keepNext/>
-      </w:pPr>
-      <w:r>
-        <w:rPr>
-          <w:b/>
-        </w:rPr>
-        <w:t>Planavimas</w:t>
-      </w:r>
-    </w:p>
-    <w:p>
-      <w:pPr>
-        <w:pStyle w:val="Tekstas"/>
-        <w:keepNext/>
-      </w:pPr>
-      <w:r>
-        <w:rPr>
-          <w:b/>
-        </w:rPr>
-        <w:t>I lygio procesų grupė / II lygio procesas:</w:t>
-      </w:r>
-      <w:r>
-        <w:t xml:space="preserve"> Valdymas / apimties ir išteklių suderinimas</w:t>
-      </w:r>
-    </w:p>
-    <w:p>
-      <w:pPr>
-        <w:pStyle w:val="Tekstas"/>
-        <w:keepNext/>
-      </w:pPr>
-      <w:r>
-        <w:rPr>
-          <w:b/>
-        </w:rPr>
-        <w:t>Suinteresuotos šalys:</w:t>
-      </w:r>
-      <w:r>
-        <w:t xml:space="preserve"> Grupė, galimas partneris</w:t>
-      </w:r>
-    </w:p>
-    <w:p>
-      <w:pPr>
-        <w:pStyle w:val="Tekstas"/>
-        <w:keepNext/>
-      </w:pPr>
-      <w:r>
-        <w:rPr>
-          <w:b/>
-        </w:rPr>
-        <w:t>Rezultatas:</w:t>
-      </w:r>
-      <w:r>
-        <w:t xml:space="preserve"> Bazės ir atsakomybių protokolas</w:t>
-      </w:r>
-    </w:p>
-    <w:p>
-      <w:pPr>
-        <w:pStyle w:val="Tekstas"/>
-        <w:keepNext/>
-      </w:pPr>
-      <w:r>
-        <w:rPr>
-          <w:b/>
-        </w:rPr>
-        <w:t>Kokybės kriterijus:</w:t>
-      </w:r>
-      <w:r>
-        <w:t xml:space="preserve"> Kiekviena kokybės patikra turi laiko ir savininką</w:t>
-      </w:r>
-    </w:p>
-    <w:p>
-      <w:pPr>
-        <w:pStyle w:val="Tekstas"/>
-      </w:pPr>
-      <w:r>
-        <w:rPr>
-          <w:b/>
-        </w:rPr>
-        <w:t>Rodiklio rūšis:</w:t>
-      </w:r>
-      <w:r>
-        <w:t xml:space="preserve"> Indėlio: paskirtos patikrų valandos / suplanuotos valandos</w:t>
-      </w:r>
-    </w:p>
-    <w:p>
-      <w:pPr>
-        <w:pStyle w:val="Tekstas"/>
-        <w:keepNext/>
-      </w:pPr>
-      <w:r>
-        <w:rPr>
-          <w:b/>
-        </w:rPr>
-        <w:t>Planavimas ir turinys</w:t>
-      </w:r>
-    </w:p>
-    <w:p>
-      <w:pPr>
-        <w:pStyle w:val="Tekstas"/>
-        <w:keepNext/>
-      </w:pPr>
-      <w:r>
-        <w:rPr>
-          <w:b/>
-        </w:rPr>
-        <w:t>I lygio procesų grupė / II lygio procesas:</w:t>
-      </w:r>
-      <w:r>
-        <w:t xml:space="preserve"> Komunikacija / faktų atranka bei peržiūra</w:t>
-      </w:r>
-    </w:p>
-    <w:p>
-      <w:pPr>
-        <w:pStyle w:val="Tekstas"/>
-        <w:keepNext/>
-      </w:pPr>
-      <w:r>
-        <w:rPr>
-          <w:b/>
-        </w:rPr>
-        <w:t>Suinteresuotos šalys:</w:t>
-      </w:r>
-      <w:r>
-        <w:t xml:space="preserve"> Auditorija, turinio savininkai</w:t>
-      </w:r>
-    </w:p>
-    <w:p>
-      <w:pPr>
-        <w:pStyle w:val="Tekstas"/>
-        <w:keepNext/>
-      </w:pPr>
-      <w:r>
-        <w:rPr>
-          <w:b/>
-        </w:rPr>
-        <w:t>Rezultatas:</w:t>
-      </w:r>
-      <w:r>
-        <w:t xml:space="preserve"> R1 šaltiniais pagrįstas turinio paketas</w:t>
-      </w:r>
-    </w:p>
-    <w:p>
-      <w:pPr>
-        <w:pStyle w:val="Tekstas"/>
-        <w:keepNext/>
-      </w:pPr>
-      <w:r>
-        <w:rPr>
-          <w:b/>
-        </w:rPr>
-        <w:t>Kokybės kriterijus:</w:t>
-      </w:r>
-      <w:r>
-        <w:t xml:space="preserve"> 100 % esminių teiginių patikrinta</w:t>
-      </w:r>
-    </w:p>
-    <w:p>
-      <w:pPr>
-        <w:pStyle w:val="Tekstas"/>
-      </w:pPr>
-      <w:r>
-        <w:rPr>
-          <w:b/>
-        </w:rPr>
-        <w:t>Rodiklio rūšis:</w:t>
-      </w:r>
-      <w:r>
-        <w:t xml:space="preserve"> Produkto: K-01, K-02</w:t>
-      </w:r>
-    </w:p>
-    <w:p>
-      <w:pPr>
-        <w:pStyle w:val="Tekstas"/>
-        <w:keepNext/>
-      </w:pPr>
-      <w:r>
-        <w:rPr>
-          <w:b/>
-        </w:rPr>
-        <w:t>Turinio leidyba</w:t>
-      </w:r>
-    </w:p>
-    <w:p>
-      <w:pPr>
-        <w:pStyle w:val="Tekstas"/>
-        <w:keepNext/>
-      </w:pPr>
-      <w:r>
-        <w:rPr>
-          <w:b/>
-        </w:rPr>
-        <w:t>I lygio procesų grupė / II lygio procesas:</w:t>
-      </w:r>
-      <w:r>
-        <w:t xml:space="preserve"> Komunikacija / publikavimas ir analitika</w:t>
-      </w:r>
-    </w:p>
-    <w:p>
-      <w:pPr>
-        <w:pStyle w:val="Tekstas"/>
-        <w:keepNext/>
-      </w:pPr>
-      <w:r>
-        <w:rPr>
-          <w:b/>
-        </w:rPr>
-        <w:t>Suinteresuotos šalys:</w:t>
-      </w:r>
-      <w:r>
-        <w:t xml:space="preserve"> Platformų auditorija</w:t>
-      </w:r>
-    </w:p>
-    <w:p>
-      <w:pPr>
-        <w:pStyle w:val="Tekstas"/>
-        <w:keepNext/>
-      </w:pPr>
-      <w:r>
-        <w:rPr>
-          <w:b/>
-        </w:rPr>
-        <w:t>Rezultatas:</w:t>
-      </w:r>
-      <w:r>
-        <w:t xml:space="preserve"> R4 tinkami video ir sklaidos žurnalas</w:t>
-      </w:r>
-    </w:p>
-    <w:p>
-      <w:pPr>
-        <w:pStyle w:val="Tekstas"/>
-        <w:keepNext/>
-      </w:pPr>
-      <w:r>
-        <w:rPr>
-          <w:b/>
-        </w:rPr>
-        <w:t>Kokybės kriterijus:</w:t>
-      </w:r>
-      <w:r>
-        <w:t xml:space="preserve"> 3 priimti video per aktyvų mėnesį; suderintas taikymas</w:t>
-      </w:r>
-    </w:p>
-    <w:p>
-      <w:pPr>
-        <w:pStyle w:val="Tekstas"/>
-      </w:pPr>
-      <w:r>
-        <w:rPr>
-          <w:b/>
-        </w:rPr>
-        <w:t>Rodiklio rūšis:</w:t>
-      </w:r>
-      <w:r>
-        <w:t xml:space="preserve"> Produkto ir proceso: K-03, K-04</w:t>
-      </w:r>
-    </w:p>
-    <w:p>
-      <w:pPr>
-        <w:pStyle w:val="Tekstas"/>
-        <w:keepNext/>
-      </w:pPr>
-      <w:r>
-        <w:rPr>
-          <w:b/>
-        </w:rPr>
-        <w:t>Renginiai</w:t>
-      </w:r>
-    </w:p>
-    <w:p>
-      <w:pPr>
-        <w:pStyle w:val="Tekstas"/>
-        <w:keepNext/>
-      </w:pPr>
-      <w:r>
-        <w:rPr>
-          <w:b/>
-        </w:rPr>
-        <w:t>I lygio procesų grupė / II lygio procesas:</w:t>
-      </w:r>
-      <w:r>
-        <w:t xml:space="preserve"> Įgyvendinimas / pasirengimas ir dalyvavimas</w:t>
-      </w:r>
-    </w:p>
-    <w:p>
-      <w:pPr>
-        <w:pStyle w:val="Tekstas"/>
-        <w:keepNext/>
-      </w:pPr>
-      <w:r>
-        <w:rPr>
-          <w:b/>
-        </w:rPr>
-        <w:t>Suinteresuotos šalys:</w:t>
-      </w:r>
-      <w:r>
-        <w:t xml:space="preserve"> Organizatoriai, lankytojai</w:t>
-      </w:r>
-    </w:p>
-    <w:p>
-      <w:pPr>
-        <w:pStyle w:val="Tekstas"/>
-        <w:keepNext/>
-      </w:pPr>
-      <w:r>
-        <w:rPr>
-          <w:b/>
-        </w:rPr>
-        <w:t>Rezultatas:</w:t>
-      </w:r>
-      <w:r>
-        <w:t xml:space="preserve"> R2 dalyvavimo paketai</w:t>
-      </w:r>
-    </w:p>
-    <w:p>
-      <w:pPr>
-        <w:pStyle w:val="Tekstas"/>
-        <w:keepNext/>
-      </w:pPr>
-      <w:r>
-        <w:rPr>
-          <w:b/>
-        </w:rPr>
-        <w:t>Kokybės kriterijus:</w:t>
-      </w:r>
-      <w:r>
-        <w:t xml:space="preserve"> 2 renginiai, patikrinta prezentacija ir pasirengimas</w:t>
-      </w:r>
-    </w:p>
-    <w:p>
-      <w:pPr>
-        <w:pStyle w:val="Tekstas"/>
-      </w:pPr>
-      <w:r>
-        <w:rPr>
-          <w:b/>
-        </w:rPr>
-        <w:t>Rodiklio rūšis:</w:t>
-      </w:r>
-      <w:r>
-        <w:t xml:space="preserve"> Rezultato: K-05, K-06</w:t>
-      </w:r>
-    </w:p>
-    <w:p>
-      <w:pPr>
-        <w:pStyle w:val="Tekstas"/>
-        <w:keepNext/>
-      </w:pPr>
-      <w:r>
-        <w:rPr>
-          <w:b/>
-        </w:rPr>
-        <w:lastRenderedPageBreak/>
-        <w:t>CSR</w:t>
-      </w:r>
-    </w:p>
-    <w:p>
-      <w:pPr>
-        <w:pStyle w:val="Tekstas"/>
-        <w:keepNext/>
-      </w:pPr>
-      <w:r>
-        <w:rPr>
-          <w:b/>
-        </w:rPr>
-        <w:t>I lygio procesų grupė / II lygio procesas:</w:t>
-      </w:r>
-      <w:r>
-        <w:t xml:space="preserve"> Įgyvendinimas / sodinimas ir atliekų tvarkymas</w:t>
-      </w:r>
-    </w:p>
-    <w:p>
-      <w:pPr>
-        <w:pStyle w:val="Tekstas"/>
-        <w:keepNext/>
-      </w:pPr>
-      <w:r>
-        <w:rPr>
-          <w:b/>
-        </w:rPr>
-        <w:t>Suinteresuotos šalys:</w:t>
-      </w:r>
-      <w:r>
-        <w:t xml:space="preserve"> Bendruomenė, teritorijos valdytojas, partneris</w:t>
-      </w:r>
-    </w:p>
-    <w:p>
-      <w:pPr>
-        <w:pStyle w:val="Tekstas"/>
-        <w:keepNext/>
-      </w:pPr>
-      <w:r>
-        <w:rPr>
-          <w:b/>
-        </w:rPr>
-        <w:t>Rezultatas:</w:t>
-      </w:r>
-      <w:r>
-        <w:t xml:space="preserve"> R3 veiklų priėmimo dokumentai</w:t>
-      </w:r>
-    </w:p>
-    <w:p>
-      <w:pPr>
-        <w:pStyle w:val="Tekstas"/>
-        <w:keepNext/>
-      </w:pPr>
-      <w:r>
-        <w:rPr>
-          <w:b/>
-        </w:rPr>
-        <w:t>Kokybės kriterijus:</w:t>
-      </w:r>
-      <w:r>
-        <w:t xml:space="preserve"> 2 akcijos, tinkami vietai veiksmai, pamatuotos apimtys</w:t>
-      </w:r>
-    </w:p>
-    <w:p>
-      <w:pPr>
-        <w:pStyle w:val="Tekstas"/>
-      </w:pPr>
-      <w:r>
-        <w:rPr>
-          <w:b/>
-        </w:rPr>
-        <w:t>Rodiklio rūšis:</w:t>
-      </w:r>
-      <w:r>
-        <w:t xml:space="preserve"> Produkto / rezultato: K-07, K-08</w:t>
-      </w:r>
-    </w:p>
-    <w:p>
-      <w:pPr>
-        <w:pStyle w:val="Tekstas"/>
-        <w:keepNext/>
-      </w:pPr>
-      <w:r>
-        <w:rPr>
-          <w:b/>
-        </w:rPr>
-        <w:t>Vertinimas</w:t>
-      </w:r>
-    </w:p>
-    <w:p>
-      <w:pPr>
-        <w:pStyle w:val="Tekstas"/>
-        <w:keepNext/>
-      </w:pPr>
-      <w:r>
-        <w:rPr>
-          <w:b/>
-        </w:rPr>
-        <w:t>I lygio procesų grupė / II lygio procesas:</w:t>
-      </w:r>
-      <w:r>
-        <w:t xml:space="preserve"> Kontrolė / apklausos ir ataskaitos</w:t>
-      </w:r>
-    </w:p>
-    <w:p>
-      <w:pPr>
-        <w:pStyle w:val="Tekstas"/>
-        <w:keepNext/>
-      </w:pPr>
-      <w:r>
-        <w:rPr>
-          <w:b/>
-        </w:rPr>
-        <w:t>Suinteresuotos šalys:</w:t>
-      </w:r>
-      <w:r>
-        <w:t xml:space="preserve"> Auditorija, akademinis vertintojas</w:t>
-      </w:r>
-    </w:p>
-    <w:p>
-      <w:pPr>
-        <w:pStyle w:val="Tekstas"/>
-        <w:keepNext/>
-      </w:pPr>
-      <w:r>
-        <w:rPr>
-          <w:b/>
-        </w:rPr>
-        <w:t>Rezultatas:</w:t>
-      </w:r>
-      <w:r>
-        <w:t xml:space="preserve"> R5 poveikio vertinimas</w:t>
-      </w:r>
-    </w:p>
-    <w:p>
-      <w:pPr>
-        <w:pStyle w:val="Tekstas"/>
-        <w:keepNext/>
-      </w:pPr>
-      <w:r>
-        <w:rPr>
-          <w:b/>
-        </w:rPr>
-        <w:t>Kokybės kriterijus:</w:t>
-      </w:r>
-      <w:r>
-        <w:t xml:space="preserve"> Palyginama metodika, aiškios tyrimo ribos</w:t>
-      </w:r>
-    </w:p>
-    <w:p>
-      <w:pPr>
-        <w:pStyle w:val="Tekstas"/>
-      </w:pPr>
-      <w:r>
-        <w:rPr>
-          <w:b/>
-        </w:rPr>
-        <w:t>Rodiklio rūšis:</w:t>
-      </w:r>
-      <w:r>
-        <w:t xml:space="preserve"> Efekto: K-09; įrodymų kokybė: K-10</w:t>
-      </w:r>
-    </w:p>
-    <w:p>
-      <w:pPr>
-        <w:pStyle w:val="Tekstas"/>
+        <w:spacing w:before="200"/>
       </w:pPr>
       <w:r>
         <w:t xml:space="preserve">Pagrindinė loginė grandinė: </w:t>
@@ -4178,7 +5303,7 @@
       <w:pPr>
         <w:pStyle w:val="Heading1"/>
       </w:pPr>
-      <w:bookmarkStart w:id="5" w:name="_Toc243563014"/>
+      <w:bookmarkStart w:id="5" w:name="_Toc244116382"/>
       <w:r>
         <w:lastRenderedPageBreak/>
         <w:t>Projekto kokybės valdymo apžvalga</w:t>
@@ -4189,7 +5314,7 @@
       <w:pPr>
         <w:pStyle w:val="Heading2"/>
       </w:pPr>
-      <w:bookmarkStart w:id="6" w:name="_Toc243563015"/>
+      <w:bookmarkStart w:id="6" w:name="_Toc244116383"/>
       <w:r>
         <w:t>Organizavimo ir atsakomybės paskirstymo apžvalga</w:t>
       </w:r>
@@ -4209,7 +5334,25 @@
         <w:keepNext/>
       </w:pPr>
       <w:r>
-        <w:t>3 lentelė. Organizavimo ir atsakomybės paskirstymo apžvalga</w:t>
+        <w:fldChar w:fldCharType="begin"/>
+      </w:r>
+      <w:r>
+        <w:instrText xml:space="preserve"> SEQ Lentele \* ARABIC </w:instrText>
+      </w:r>
+      <w:r>
+        <w:fldChar w:fldCharType="separate"/>
+      </w:r>
+      <w:r>
+        <w:rPr>
+          <w:noProof/>
+        </w:rPr>
+        <w:t>5</w:t>
+      </w:r>
+      <w:r>
+        <w:fldChar w:fldCharType="end"/>
+      </w:r>
+      <w:r>
+        <w:t xml:space="preserve"> lentelė. Organizavimo ir atsakomybės paskirstymo apžvalga</w:t>
       </w:r>
     </w:p>
     <w:tbl>
@@ -4694,7 +5837,7 @@
       <w:pPr>
         <w:pStyle w:val="Heading2"/>
       </w:pPr>
-      <w:bookmarkStart w:id="7" w:name="_Toc243563016"/>
+      <w:bookmarkStart w:id="7" w:name="_Toc244116384"/>
       <w:r>
         <w:t>Kokybės vertinimo metodai ir sąsajos su rezultatais</w:t>
       </w:r>
@@ -4706,7 +5849,25 @@
         <w:keepNext/>
       </w:pPr>
       <w:r>
-        <w:t>4 lentelė. Kokybės vertinimo metodai ir sąsajos su rezultatais</w:t>
+        <w:fldChar w:fldCharType="begin"/>
+      </w:r>
+      <w:r>
+        <w:instrText xml:space="preserve"> SEQ Lentele \* ARABIC </w:instrText>
+      </w:r>
+      <w:r>
+        <w:fldChar w:fldCharType="separate"/>
+      </w:r>
+      <w:r>
+        <w:rPr>
+          <w:noProof/>
+        </w:rPr>
+        <w:t>6</w:t>
+      </w:r>
+      <w:r>
+        <w:fldChar w:fldCharType="end"/>
+      </w:r>
+      <w:r>
+        <w:t xml:space="preserve"> lentelė. Kokybės vertinimo metodai ir sąsajos su rezultatais</w:t>
       </w:r>
     </w:p>
     <w:tbl>
@@ -5287,7 +6448,7 @@
       <w:pPr>
         <w:pStyle w:val="Heading1"/>
       </w:pPr>
-      <w:bookmarkStart w:id="8" w:name="_Toc243563017"/>
+      <w:bookmarkStart w:id="8" w:name="_Toc244116385"/>
       <w:r>
         <w:lastRenderedPageBreak/>
         <w:t>Projekto kokybės valdymas</w:t>
@@ -5298,7 +6459,7 @@
       <w:pPr>
         <w:pStyle w:val="Heading2"/>
       </w:pPr>
-      <w:bookmarkStart w:id="9" w:name="_Toc243563018"/>
+      <w:bookmarkStart w:id="9" w:name="_Toc244116386"/>
       <w:r>
         <w:t>Kokybės planavimas</w:t>
       </w:r>
@@ -5330,7 +6491,7 @@
       <w:pPr>
         <w:pStyle w:val="Heading3"/>
       </w:pPr>
-      <w:bookmarkStart w:id="10" w:name="_Toc243563019"/>
+      <w:bookmarkStart w:id="10" w:name="_Toc244116387"/>
       <w:r>
         <w:t>Kriterijų registras A: rodikliai, ribos ir matavimas</w:t>
       </w:r>
@@ -5902,7 +7063,7 @@
       <w:pPr>
         <w:pStyle w:val="Heading3"/>
       </w:pPr>
-      <w:bookmarkStart w:id="11" w:name="_Toc243563020"/>
+      <w:bookmarkStart w:id="11" w:name="_Toc244116388"/>
       <w:r>
         <w:t>Kriterijų registras B: atsakomybė, įrodymas ir reakcija</w:t>
       </w:r>
@@ -5914,7 +7075,25 @@
         <w:keepNext/>
       </w:pPr>
       <w:r>
-        <w:t>5 lentelė. Kriterijų registras B: atsakomybė, įrodymas ir reakcija</w:t>
+        <w:fldChar w:fldCharType="begin"/>
+      </w:r>
+      <w:r>
+        <w:instrText xml:space="preserve"> SEQ Lentele \* ARABIC </w:instrText>
+      </w:r>
+      <w:r>
+        <w:fldChar w:fldCharType="separate"/>
+      </w:r>
+      <w:r>
+        <w:rPr>
+          <w:noProof/>
+        </w:rPr>
+        <w:t>7</w:t>
+      </w:r>
+      <w:r>
+        <w:fldChar w:fldCharType="end"/>
+      </w:r>
+      <w:r>
+        <w:t xml:space="preserve"> lentelė. Kriterijų registras B: atsakomybė, įrodymas ir reakcija</w:t>
       </w:r>
     </w:p>
     <w:tbl>
@@ -6923,7 +8102,7 @@
       <w:pPr>
         <w:pStyle w:val="Heading3"/>
       </w:pPr>
-      <w:bookmarkStart w:id="12" w:name="_Toc243563021"/>
+      <w:bookmarkStart w:id="12" w:name="_Toc244116389"/>
       <w:r>
         <w:t>Matavimo taisyklės</w:t>
       </w:r>
@@ -6969,7 +8148,7 @@
       <w:pPr>
         <w:pStyle w:val="Heading3"/>
       </w:pPr>
-      <w:bookmarkStart w:id="13" w:name="_Toc243563022"/>
+      <w:bookmarkStart w:id="13" w:name="_Toc244116390"/>
       <w:r>
         <w:t>Proceso kortelė: kampanijos video priėmimas</w:t>
       </w:r>
@@ -6981,7 +8160,25 @@
         <w:keepNext/>
       </w:pPr>
       <w:r>
-        <w:t>6 lentelė. Proceso kortelė: kampanijos video priėmimas</w:t>
+        <w:fldChar w:fldCharType="begin"/>
+      </w:r>
+      <w:r>
+        <w:instrText xml:space="preserve"> SEQ Lentele \* ARABIC </w:instrText>
+      </w:r>
+      <w:r>
+        <w:fldChar w:fldCharType="separate"/>
+      </w:r>
+      <w:r>
+        <w:rPr>
+          <w:noProof/>
+        </w:rPr>
+        <w:t>8</w:t>
+      </w:r>
+      <w:r>
+        <w:fldChar w:fldCharType="end"/>
+      </w:r>
+      <w:r>
+        <w:t xml:space="preserve"> lentelė. Proceso kortelė: kampanijos video priėmimas</w:t>
       </w:r>
     </w:p>
     <w:tbl>
@@ -7440,21 +8637,14 @@
     </w:p>
     <w:p>
       <w:pPr>
-        <w:pStyle w:val="Heading2"/>
-      </w:pPr>
-      <w:bookmarkStart w:id="14" w:name="_Toc243563023"/>
-      <w:r>
-        <w:t>Kokybės užtikrinimas</w:t>
+        <w:pStyle w:val="Heading3"/>
+        <w:spacing w:before="200" w:after="120"/>
+      </w:pPr>
+      <w:bookmarkStart w:id="14" w:name="_Toc244116391"/>
+      <w:r>
+        <w:t>Renginio pasirengimo ir rezultatų priėmimo procesas</w:t>
       </w:r>
       <w:bookmarkEnd w:id="14"/>
-    </w:p>
-    <w:p>
-      <w:pPr>
-        <w:pStyle w:val="Tekstas"/>
-      </w:pPr>
-      <w:r>
-        <w:t>Prevencinės veiklos įtraukiamos į darbų grafiką, o ne paliekamos galutinei dienai. Faktų registre vienam teiginiui nurodomas tikslus turinio sakinys, o ne vien bendras literatūros sąrašas. Jei šaltinis apibūdina kitą modelį, šalį ar laikotarpį, tai aiškiai atspindima tekste. Negalima skelbti hipotetinės „Tesla“ veiklos kaip realios bendrovės iniciatyvos.</w:t>
-      </w:r>
     </w:p>
     <w:p>
       <w:pPr>
@@ -7462,8 +8652,853 @@
         <w:keepNext/>
       </w:pPr>
       <w:r>
+        <w:fldChar w:fldCharType="begin"/>
+      </w:r>
+      <w:r>
+        <w:instrText xml:space="preserve"> SEQ Lentele \* ARABIC </w:instrText>
+      </w:r>
+      <w:r>
+        <w:fldChar w:fldCharType="separate"/>
+      </w:r>
+      <w:r>
+        <w:rPr>
+          <w:noProof/>
+        </w:rPr>
+        <w:t>9</w:t>
+      </w:r>
+      <w:r>
+        <w:fldChar w:fldCharType="end"/>
+      </w:r>
+      <w:r>
+        <w:t xml:space="preserve"> lentelė. Renginio kokybės proceso kortelė</w:t>
+      </w:r>
+    </w:p>
+    <w:tbl>
+      <w:tblPr>
+        <w:tblStyle w:val="PlainTable1"/>
+        <w:tblW w:w="0" w:type="auto"/>
+        <w:tblBorders>
+          <w:top w:val="single" w:sz="4" w:space="0" w:color="D9D9D9"/>
+          <w:left w:val="single" w:sz="4" w:space="0" w:color="D9D9D9"/>
+          <w:bottom w:val="single" w:sz="4" w:space="0" w:color="D9D9D9"/>
+          <w:right w:val="single" w:sz="4" w:space="0" w:color="D9D9D9"/>
+          <w:insideH w:val="single" w:sz="4" w:space="0" w:color="D9D9D9"/>
+          <w:insideV w:val="single" w:sz="4" w:space="0" w:color="D9D9D9"/>
+        </w:tblBorders>
+        <w:tblLayout w:type="fixed"/>
+        <w:tblCellMar>
+          <w:top w:w="75" w:type="dxa"/>
+          <w:left w:w="75" w:type="dxa"/>
+          <w:bottom w:w="75" w:type="dxa"/>
+          <w:right w:w="75" w:type="dxa"/>
+        </w:tblCellMar>
+        <w:tblLook w:val="04A0" w:firstRow="1" w:lastRow="0" w:firstColumn="1" w:lastColumn="0" w:noHBand="0" w:noVBand="1"/>
+      </w:tblPr>
+      <w:tblGrid>
+        <w:gridCol w:w="1814"/>
+        <w:gridCol w:w="7824"/>
+      </w:tblGrid>
+      <w:tr>
+        <w:trPr>
+          <w:cnfStyle w:val="100000000000" w:firstRow="1" w:lastRow="0" w:firstColumn="0" w:lastColumn="0" w:oddVBand="0" w:evenVBand="0" w:oddHBand="0" w:evenHBand="0" w:firstRowFirstColumn="0" w:firstRowLastColumn="0" w:lastRowFirstColumn="0" w:lastRowLastColumn="0"/>
+          <w:cantSplit/>
+          <w:tblHeader/>
+        </w:trPr>
+        <w:tc>
+          <w:tcPr>
+            <w:cnfStyle w:val="001000000000" w:firstRow="0" w:lastRow="0" w:firstColumn="1" w:lastColumn="0" w:oddVBand="0" w:evenVBand="0" w:oddHBand="0" w:evenHBand="0" w:firstRowFirstColumn="0" w:firstRowLastColumn="0" w:lastRowFirstColumn="0" w:lastRowLastColumn="0"/>
+            <w:tcW w:w="1814" w:type="dxa"/>
+            <w:shd w:val="clear" w:color="auto" w:fill="E7E6E6"/>
+            <w:vAlign w:val="center"/>
+          </w:tcPr>
+          <w:p>
+            <w:pPr>
+              <w:pStyle w:val="LentelsIeil"/>
+              <w:spacing w:before="0" w:after="40" w:line="240" w:lineRule="auto"/>
+            </w:pPr>
+            <w:r>
+              <w:rPr>
+                <w:b/>
+                <w:color w:val="000000"/>
+              </w:rPr>
+              <w:t>Laukas</w:t>
+            </w:r>
+          </w:p>
+        </w:tc>
+        <w:tc>
+          <w:tcPr>
+            <w:tcW w:w="7824" w:type="dxa"/>
+            <w:shd w:val="clear" w:color="auto" w:fill="E7E6E6"/>
+            <w:vAlign w:val="center"/>
+          </w:tcPr>
+          <w:p>
+            <w:pPr>
+              <w:pStyle w:val="LentelsIeil"/>
+              <w:spacing w:before="0" w:after="40" w:line="240" w:lineRule="auto"/>
+              <w:cnfStyle w:val="100000000000" w:firstRow="1" w:lastRow="0" w:firstColumn="0" w:lastColumn="0" w:oddVBand="0" w:evenVBand="0" w:oddHBand="0" w:evenHBand="0" w:firstRowFirstColumn="0" w:firstRowLastColumn="0" w:lastRowFirstColumn="0" w:lastRowLastColumn="0"/>
+            </w:pPr>
+            <w:r>
+              <w:rPr>
+                <w:b/>
+                <w:color w:val="000000"/>
+              </w:rPr>
+              <w:t>Siūloma procedūra</w:t>
+            </w:r>
+          </w:p>
+        </w:tc>
+      </w:tr>
+      <w:tr>
+        <w:trPr>
+          <w:cnfStyle w:val="000000100000" w:firstRow="0" w:lastRow="0" w:firstColumn="0" w:lastColumn="0" w:oddVBand="0" w:evenVBand="0" w:oddHBand="1" w:evenHBand="0" w:firstRowFirstColumn="0" w:firstRowLastColumn="0" w:lastRowFirstColumn="0" w:lastRowLastColumn="0"/>
+          <w:cantSplit/>
+        </w:trPr>
+        <w:tc>
+          <w:tcPr>
+            <w:cnfStyle w:val="001000000000" w:firstRow="0" w:lastRow="0" w:firstColumn="1" w:lastColumn="0" w:oddVBand="0" w:evenVBand="0" w:oddHBand="0" w:evenHBand="0" w:firstRowFirstColumn="0" w:firstRowLastColumn="0" w:lastRowFirstColumn="0" w:lastRowLastColumn="0"/>
+            <w:tcW w:w="1814" w:type="dxa"/>
+            <w:shd w:val="clear" w:color="auto" w:fill="FFFFFF"/>
+            <w:vAlign w:val="center"/>
+          </w:tcPr>
+          <w:p>
+            <w:pPr>
+              <w:pStyle w:val="Lentel"/>
+              <w:spacing w:before="0" w:after="40"/>
+            </w:pPr>
+            <w:r>
+              <w:rPr>
+                <w:b w:val="0"/>
+                <w:color w:val="000000"/>
+              </w:rPr>
+              <w:t>Procesų grupė ir rezultatas</w:t>
+            </w:r>
+          </w:p>
+        </w:tc>
+        <w:tc>
+          <w:tcPr>
+            <w:tcW w:w="7824" w:type="dxa"/>
+            <w:shd w:val="clear" w:color="auto" w:fill="FFFFFF"/>
+            <w:vAlign w:val="center"/>
+          </w:tcPr>
+          <w:p>
+            <w:pPr>
+              <w:pStyle w:val="Lentel"/>
+              <w:spacing w:before="0" w:after="40"/>
+              <w:cnfStyle w:val="000000100000" w:firstRow="0" w:lastRow="0" w:firstColumn="0" w:lastColumn="0" w:oddVBand="0" w:evenVBand="0" w:oddHBand="1" w:evenHBand="0" w:firstRowFirstColumn="0" w:firstRowLastColumn="0" w:lastRowFirstColumn="0" w:lastRowLastColumn="0"/>
+            </w:pPr>
+            <w:r>
+              <w:rPr>
+                <w:color w:val="000000"/>
+              </w:rPr>
+              <w:t>Renginių įgyvendinimas; R2 – du dokumentuoti dalyvavimai teminiuose renginiuose.</w:t>
+            </w:r>
+          </w:p>
+        </w:tc>
+      </w:tr>
+      <w:tr>
+        <w:trPr>
+          <w:cantSplit/>
+        </w:trPr>
+        <w:tc>
+          <w:tcPr>
+            <w:cnfStyle w:val="001000000000" w:firstRow="0" w:lastRow="0" w:firstColumn="1" w:lastColumn="0" w:oddVBand="0" w:evenVBand="0" w:oddHBand="0" w:evenHBand="0" w:firstRowFirstColumn="0" w:firstRowLastColumn="0" w:lastRowFirstColumn="0" w:lastRowLastColumn="0"/>
+            <w:tcW w:w="1814" w:type="dxa"/>
+            <w:shd w:val="clear" w:color="auto" w:fill="FFFFFF"/>
+            <w:vAlign w:val="center"/>
+          </w:tcPr>
+          <w:p>
+            <w:pPr>
+              <w:pStyle w:val="Lentel"/>
+              <w:spacing w:before="0" w:after="40"/>
+            </w:pPr>
+            <w:r>
+              <w:rPr>
+                <w:b w:val="0"/>
+                <w:color w:val="000000"/>
+              </w:rPr>
+              <w:t>Tikslas ir įvestis</w:t>
+            </w:r>
+          </w:p>
+        </w:tc>
+        <w:tc>
+          <w:tcPr>
+            <w:tcW w:w="7824" w:type="dxa"/>
+            <w:shd w:val="clear" w:color="auto" w:fill="FFFFFF"/>
+            <w:vAlign w:val="center"/>
+          </w:tcPr>
+          <w:p>
+            <w:pPr>
+              <w:pStyle w:val="Lentel"/>
+              <w:spacing w:before="0" w:after="40"/>
+              <w:cnfStyle w:val="000000000000" w:firstRow="0" w:lastRow="0" w:firstColumn="0" w:lastColumn="0" w:oddVBand="0" w:evenVBand="0" w:oddHBand="0" w:evenHBand="0" w:firstRowFirstColumn="0" w:firstRowLastColumn="0" w:lastRowFirstColumn="0" w:lastRowLastColumn="0"/>
+            </w:pPr>
+            <w:r>
+              <w:rPr>
+                <w:color w:val="000000"/>
+              </w:rPr>
+              <w:t>Užtikrinti pagrįstą pristatymą ir dalyvio patirties matavimą. Reikia organizatoriaus suderinimo, programos, atsakingų, patikrintos medžiagos ir apklausos formos.</w:t>
+            </w:r>
+          </w:p>
+        </w:tc>
+      </w:tr>
+      <w:tr>
+        <w:trPr>
+          <w:cnfStyle w:val="000000100000" w:firstRow="0" w:lastRow="0" w:firstColumn="0" w:lastColumn="0" w:oddVBand="0" w:evenVBand="0" w:oddHBand="1" w:evenHBand="0" w:firstRowFirstColumn="0" w:firstRowLastColumn="0" w:lastRowFirstColumn="0" w:lastRowLastColumn="0"/>
+          <w:cantSplit/>
+        </w:trPr>
+        <w:tc>
+          <w:tcPr>
+            <w:cnfStyle w:val="001000000000" w:firstRow="0" w:lastRow="0" w:firstColumn="1" w:lastColumn="0" w:oddVBand="0" w:evenVBand="0" w:oddHBand="0" w:evenHBand="0" w:firstRowFirstColumn="0" w:firstRowLastColumn="0" w:lastRowFirstColumn="0" w:lastRowLastColumn="0"/>
+            <w:tcW w:w="1814" w:type="dxa"/>
+            <w:shd w:val="clear" w:color="auto" w:fill="FFFFFF"/>
+            <w:vAlign w:val="center"/>
+          </w:tcPr>
+          <w:p>
+            <w:pPr>
+              <w:pStyle w:val="Lentel"/>
+              <w:spacing w:before="0" w:after="40"/>
+            </w:pPr>
+            <w:r>
+              <w:rPr>
+                <w:b w:val="0"/>
+                <w:color w:val="000000"/>
+              </w:rPr>
+              <w:lastRenderedPageBreak/>
+              <w:t>Veiksmų seka</w:t>
+            </w:r>
+          </w:p>
+        </w:tc>
+        <w:tc>
+          <w:tcPr>
+            <w:tcW w:w="7824" w:type="dxa"/>
+            <w:shd w:val="clear" w:color="auto" w:fill="FFFFFF"/>
+            <w:vAlign w:val="center"/>
+          </w:tcPr>
+          <w:p>
+            <w:pPr>
+              <w:pStyle w:val="Lentel"/>
+              <w:spacing w:before="0" w:after="40"/>
+              <w:cnfStyle w:val="000000100000" w:firstRow="0" w:lastRow="0" w:firstColumn="0" w:lastColumn="0" w:oddVBand="0" w:evenVBand="0" w:oddHBand="1" w:evenHBand="0" w:firstRowFirstColumn="0" w:firstRowLastColumn="0" w:lastRowFirstColumn="0" w:lastRowLastColumn="0"/>
+            </w:pPr>
+            <w:r>
+              <w:rPr>
+                <w:color w:val="000000"/>
+              </w:rPr>
+              <w:t>Parinkti renginį → suderinti dalyvavimą → patikrinti pristatymą pagal K-01–K-03 → atlikti K-05 pasirengimo patikrą → registruoti faktines sąveikas → surinkti K-06 atsakymus → priimti E05 ir E06.</w:t>
+            </w:r>
+          </w:p>
+        </w:tc>
+      </w:tr>
+      <w:tr>
+        <w:trPr>
+          <w:cantSplit/>
+        </w:trPr>
+        <w:tc>
+          <w:tcPr>
+            <w:cnfStyle w:val="001000000000" w:firstRow="0" w:lastRow="0" w:firstColumn="1" w:lastColumn="0" w:oddVBand="0" w:evenVBand="0" w:oddHBand="0" w:evenHBand="0" w:firstRowFirstColumn="0" w:firstRowLastColumn="0" w:lastRowFirstColumn="0" w:lastRowLastColumn="0"/>
+            <w:tcW w:w="1814" w:type="dxa"/>
+            <w:shd w:val="clear" w:color="auto" w:fill="FFFFFF"/>
+            <w:vAlign w:val="center"/>
+          </w:tcPr>
+          <w:p>
+            <w:pPr>
+              <w:pStyle w:val="Lentel"/>
+              <w:spacing w:before="0" w:after="40"/>
+            </w:pPr>
+            <w:r>
+              <w:rPr>
+                <w:b w:val="0"/>
+                <w:color w:val="000000"/>
+              </w:rPr>
+              <w:t>Laikas ir atsakingi</w:t>
+            </w:r>
+          </w:p>
+        </w:tc>
+        <w:tc>
+          <w:tcPr>
+            <w:tcW w:w="7824" w:type="dxa"/>
+            <w:shd w:val="clear" w:color="auto" w:fill="FFFFFF"/>
+            <w:vAlign w:val="center"/>
+          </w:tcPr>
+          <w:p>
+            <w:pPr>
+              <w:pStyle w:val="Lentel"/>
+              <w:spacing w:before="0" w:after="40"/>
+              <w:cnfStyle w:val="000000000000" w:firstRow="0" w:lastRow="0" w:firstColumn="0" w:lastColumn="0" w:oddVBand="0" w:evenVBand="0" w:oddHBand="0" w:evenHBand="0" w:firstRowFirstColumn="0" w:firstRowLastColumn="0" w:lastRowFirstColumn="0" w:lastRowLastColumn="0"/>
+            </w:pPr>
+            <w:r>
+              <w:rPr>
+                <w:color w:val="000000"/>
+              </w:rPr>
+              <w:t>Siūloma pasirengimą peržiūrėti likus 10 darbo dienų, galutinę patikrą atlikti likus 2 darbo dienoms; faktinį dalyvavimą ir apklausą apibendrinti per 5 darbo dienas po renginio. Kristupas koordinuoja, Žygimantas tikrina, Lukas rengia turinį.</w:t>
+            </w:r>
+          </w:p>
+        </w:tc>
+      </w:tr>
+      <w:tr>
+        <w:trPr>
+          <w:cnfStyle w:val="000000100000" w:firstRow="0" w:lastRow="0" w:firstColumn="0" w:lastColumn="0" w:oddVBand="0" w:evenVBand="0" w:oddHBand="1" w:evenHBand="0" w:firstRowFirstColumn="0" w:firstRowLastColumn="0" w:lastRowFirstColumn="0" w:lastRowLastColumn="0"/>
+          <w:cantSplit/>
+        </w:trPr>
+        <w:tc>
+          <w:tcPr>
+            <w:cnfStyle w:val="001000000000" w:firstRow="0" w:lastRow="0" w:firstColumn="1" w:lastColumn="0" w:oddVBand="0" w:evenVBand="0" w:oddHBand="0" w:evenHBand="0" w:firstRowFirstColumn="0" w:firstRowLastColumn="0" w:lastRowFirstColumn="0" w:lastRowLastColumn="0"/>
+            <w:tcW w:w="1814" w:type="dxa"/>
+            <w:shd w:val="clear" w:color="auto" w:fill="FFFFFF"/>
+            <w:vAlign w:val="center"/>
+          </w:tcPr>
+          <w:p>
+            <w:pPr>
+              <w:pStyle w:val="Lentel"/>
+              <w:spacing w:before="0" w:after="40"/>
+            </w:pPr>
+            <w:r>
+              <w:rPr>
+                <w:b w:val="0"/>
+                <w:color w:val="000000"/>
+              </w:rPr>
+              <w:t>Priėmimas ir reakcija</w:t>
+            </w:r>
+          </w:p>
+        </w:tc>
+        <w:tc>
+          <w:tcPr>
+            <w:tcW w:w="7824" w:type="dxa"/>
+            <w:shd w:val="clear" w:color="auto" w:fill="FFFFFF"/>
+            <w:vAlign w:val="center"/>
+          </w:tcPr>
+          <w:p>
+            <w:pPr>
+              <w:pStyle w:val="Lentel"/>
+              <w:spacing w:before="0" w:after="40"/>
+              <w:cnfStyle w:val="000000100000" w:firstRow="0" w:lastRow="0" w:firstColumn="0" w:lastColumn="0" w:oddVBand="0" w:evenVBand="0" w:oddHBand="1" w:evenHBand="0" w:firstRowFirstColumn="0" w:firstRowLastColumn="0" w:lastRowFirstColumn="0" w:lastRowLastColumn="0"/>
+            </w:pPr>
+            <w:r>
+              <w:rPr>
+                <w:color w:val="000000"/>
+              </w:rPr>
+              <w:t>Prieš veiklą turi būti įvykdyti visi taikomi būtini pasirengimo punktai. Po veiklos tikrinami dalyvavimo įrodymai, ≥80 % teigiamų vertinimų ir ≥30 % apklausos aprėptis. Nepasiektą rodiklį atskleisti ir tirti; trūkstamo suderinimo atveju veiklos nepradėti.</w:t>
+            </w:r>
+          </w:p>
+        </w:tc>
+      </w:tr>
+      <w:tr>
+        <w:trPr>
+          <w:cantSplit/>
+        </w:trPr>
+        <w:tc>
+          <w:tcPr>
+            <w:cnfStyle w:val="001000000000" w:firstRow="0" w:lastRow="0" w:firstColumn="1" w:lastColumn="0" w:oddVBand="0" w:evenVBand="0" w:oddHBand="0" w:evenHBand="0" w:firstRowFirstColumn="0" w:firstRowLastColumn="0" w:lastRowFirstColumn="0" w:lastRowLastColumn="0"/>
+            <w:tcW w:w="1814" w:type="dxa"/>
+            <w:shd w:val="clear" w:color="auto" w:fill="FFFFFF"/>
+            <w:vAlign w:val="center"/>
+          </w:tcPr>
+          <w:p>
+            <w:pPr>
+              <w:pStyle w:val="Lentel"/>
+              <w:spacing w:before="0" w:after="40"/>
+            </w:pPr>
+            <w:r>
+              <w:rPr>
+                <w:b w:val="0"/>
+                <w:color w:val="000000"/>
+              </w:rPr>
+              <w:t>Įrodymai</w:t>
+            </w:r>
+          </w:p>
+        </w:tc>
+        <w:tc>
+          <w:tcPr>
+            <w:tcW w:w="7824" w:type="dxa"/>
+            <w:shd w:val="clear" w:color="auto" w:fill="FFFFFF"/>
+            <w:vAlign w:val="center"/>
+          </w:tcPr>
+          <w:p>
+            <w:pPr>
+              <w:pStyle w:val="Lentel"/>
+              <w:spacing w:before="0" w:after="40"/>
+              <w:cnfStyle w:val="000000000000" w:firstRow="0" w:lastRow="0" w:firstColumn="0" w:lastColumn="0" w:oddVBand="0" w:evenVBand="0" w:oddHBand="0" w:evenHBand="0" w:firstRowFirstColumn="0" w:firstRowLastColumn="0" w:lastRowFirstColumn="0" w:lastRowLastColumn="0"/>
+            </w:pPr>
+            <w:r>
+              <w:rPr>
+                <w:color w:val="000000"/>
+              </w:rPr>
+              <w:t>E05 – pasirengimo lapas, organizatoriaus patvirtinimas ir dalyvavimo įrodymas; E06 – sąveikų apskaita, anoniminiai atsakymai, skaičiavimas ir apribojimai. Renginiai tarpusavyje nedubliuojami.</w:t>
+            </w:r>
+          </w:p>
+        </w:tc>
+      </w:tr>
+    </w:tbl>
+    <w:p>
+      <w:pPr>
+        <w:pStyle w:val="Heading3"/>
+        <w:spacing w:before="200" w:after="120"/>
+      </w:pPr>
+      <w:bookmarkStart w:id="15" w:name="_Toc244116392"/>
+      <w:r>
+        <w:t>CSR veiklos pasirengimo ir rezultato priėmimo procesas</w:t>
+      </w:r>
+      <w:bookmarkEnd w:id="15"/>
+    </w:p>
+    <w:p>
+      <w:pPr>
+        <w:pStyle w:val="Lentelspavad"/>
+        <w:keepNext/>
+      </w:pPr>
+      <w:r>
+        <w:fldChar w:fldCharType="begin"/>
+      </w:r>
+      <w:r>
+        <w:instrText xml:space="preserve"> SEQ Lentele \* ARABIC </w:instrText>
+      </w:r>
+      <w:r>
+        <w:fldChar w:fldCharType="separate"/>
+      </w:r>
+      <w:r>
+        <w:rPr>
+          <w:noProof/>
+        </w:rPr>
+        <w:t>10</w:t>
+      </w:r>
+      <w:r>
+        <w:fldChar w:fldCharType="end"/>
+      </w:r>
+      <w:r>
+        <w:t xml:space="preserve"> lentelė. CSR kokybės proceso kortelė</w:t>
+      </w:r>
+    </w:p>
+    <w:tbl>
+      <w:tblPr>
+        <w:tblStyle w:val="PlainTable1"/>
+        <w:tblW w:w="0" w:type="auto"/>
+        <w:tblBorders>
+          <w:top w:val="single" w:sz="4" w:space="0" w:color="D9D9D9"/>
+          <w:left w:val="single" w:sz="4" w:space="0" w:color="D9D9D9"/>
+          <w:bottom w:val="single" w:sz="4" w:space="0" w:color="D9D9D9"/>
+          <w:right w:val="single" w:sz="4" w:space="0" w:color="D9D9D9"/>
+          <w:insideH w:val="single" w:sz="4" w:space="0" w:color="D9D9D9"/>
+          <w:insideV w:val="single" w:sz="4" w:space="0" w:color="D9D9D9"/>
+        </w:tblBorders>
+        <w:tblLayout w:type="fixed"/>
+        <w:tblCellMar>
+          <w:top w:w="75" w:type="dxa"/>
+          <w:left w:w="75" w:type="dxa"/>
+          <w:bottom w:w="75" w:type="dxa"/>
+          <w:right w:w="75" w:type="dxa"/>
+        </w:tblCellMar>
+        <w:tblLook w:val="04A0" w:firstRow="1" w:lastRow="0" w:firstColumn="1" w:lastColumn="0" w:noHBand="0" w:noVBand="1"/>
+      </w:tblPr>
+      <w:tblGrid>
+        <w:gridCol w:w="1814"/>
+        <w:gridCol w:w="7824"/>
+      </w:tblGrid>
+      <w:tr>
+        <w:trPr>
+          <w:cnfStyle w:val="100000000000" w:firstRow="1" w:lastRow="0" w:firstColumn="0" w:lastColumn="0" w:oddVBand="0" w:evenVBand="0" w:oddHBand="0" w:evenHBand="0" w:firstRowFirstColumn="0" w:firstRowLastColumn="0" w:lastRowFirstColumn="0" w:lastRowLastColumn="0"/>
+          <w:cantSplit/>
+          <w:tblHeader/>
+        </w:trPr>
+        <w:tc>
+          <w:tcPr>
+            <w:cnfStyle w:val="001000000000" w:firstRow="0" w:lastRow="0" w:firstColumn="1" w:lastColumn="0" w:oddVBand="0" w:evenVBand="0" w:oddHBand="0" w:evenHBand="0" w:firstRowFirstColumn="0" w:firstRowLastColumn="0" w:lastRowFirstColumn="0" w:lastRowLastColumn="0"/>
+            <w:tcW w:w="1814" w:type="dxa"/>
+            <w:shd w:val="clear" w:color="auto" w:fill="E7E6E6"/>
+            <w:vAlign w:val="center"/>
+          </w:tcPr>
+          <w:p>
+            <w:pPr>
+              <w:pStyle w:val="LentelsIeil"/>
+              <w:spacing w:before="0" w:after="40" w:line="240" w:lineRule="auto"/>
+            </w:pPr>
+            <w:r>
+              <w:rPr>
+                <w:b/>
+                <w:color w:val="000000"/>
+              </w:rPr>
+              <w:t>Laukas</w:t>
+            </w:r>
+          </w:p>
+        </w:tc>
+        <w:tc>
+          <w:tcPr>
+            <w:tcW w:w="7824" w:type="dxa"/>
+            <w:shd w:val="clear" w:color="auto" w:fill="E7E6E6"/>
+            <w:vAlign w:val="center"/>
+          </w:tcPr>
+          <w:p>
+            <w:pPr>
+              <w:pStyle w:val="LentelsIeil"/>
+              <w:spacing w:before="0" w:after="40" w:line="240" w:lineRule="auto"/>
+              <w:cnfStyle w:val="100000000000" w:firstRow="1" w:lastRow="0" w:firstColumn="0" w:lastColumn="0" w:oddVBand="0" w:evenVBand="0" w:oddHBand="0" w:evenHBand="0" w:firstRowFirstColumn="0" w:firstRowLastColumn="0" w:lastRowFirstColumn="0" w:lastRowLastColumn="0"/>
+            </w:pPr>
+            <w:r>
+              <w:rPr>
+                <w:b/>
+                <w:color w:val="000000"/>
+              </w:rPr>
+              <w:t>Siūloma procedūra</w:t>
+            </w:r>
+          </w:p>
+        </w:tc>
+      </w:tr>
+      <w:tr>
+        <w:trPr>
+          <w:cnfStyle w:val="000000100000" w:firstRow="0" w:lastRow="0" w:firstColumn="0" w:lastColumn="0" w:oddVBand="0" w:evenVBand="0" w:oddHBand="1" w:evenHBand="0" w:firstRowFirstColumn="0" w:firstRowLastColumn="0" w:lastRowFirstColumn="0" w:lastRowLastColumn="0"/>
+          <w:cantSplit/>
+        </w:trPr>
+        <w:tc>
+          <w:tcPr>
+            <w:cnfStyle w:val="001000000000" w:firstRow="0" w:lastRow="0" w:firstColumn="1" w:lastColumn="0" w:oddVBand="0" w:evenVBand="0" w:oddHBand="0" w:evenHBand="0" w:firstRowFirstColumn="0" w:firstRowLastColumn="0" w:lastRowFirstColumn="0" w:lastRowLastColumn="0"/>
+            <w:tcW w:w="1814" w:type="dxa"/>
+            <w:shd w:val="clear" w:color="auto" w:fill="FFFFFF"/>
+            <w:vAlign w:val="center"/>
+          </w:tcPr>
+          <w:p>
+            <w:pPr>
+              <w:pStyle w:val="Lentel"/>
+              <w:spacing w:before="0" w:after="40"/>
+            </w:pPr>
+            <w:r>
+              <w:rPr>
+                <w:b w:val="0"/>
+                <w:color w:val="000000"/>
+              </w:rPr>
+              <w:t>Procesų grupė ir rezultatas</w:t>
+            </w:r>
+          </w:p>
+        </w:tc>
+        <w:tc>
+          <w:tcPr>
+            <w:tcW w:w="7824" w:type="dxa"/>
+            <w:shd w:val="clear" w:color="auto" w:fill="FFFFFF"/>
+            <w:vAlign w:val="center"/>
+          </w:tcPr>
+          <w:p>
+            <w:pPr>
+              <w:pStyle w:val="Lentel"/>
+              <w:spacing w:before="0" w:after="40"/>
+              <w:cnfStyle w:val="000000100000" w:firstRow="0" w:lastRow="0" w:firstColumn="0" w:lastColumn="0" w:oddVBand="0" w:evenVBand="0" w:oddHBand="1" w:evenHBand="0" w:firstRowFirstColumn="0" w:firstRowLastColumn="0" w:lastRowFirstColumn="0" w:lastRowLastColumn="0"/>
+            </w:pPr>
+            <w:r>
+              <w:rPr>
+                <w:color w:val="000000"/>
+              </w:rPr>
+              <w:t>CSR įgyvendinimas; R3 – viena sodinimo ir viena aplinkos tvarkymo iniciatyva.</w:t>
+            </w:r>
+          </w:p>
+        </w:tc>
+      </w:tr>
+      <w:tr>
+        <w:trPr>
+          <w:cantSplit/>
+        </w:trPr>
+        <w:tc>
+          <w:tcPr>
+            <w:cnfStyle w:val="001000000000" w:firstRow="0" w:lastRow="0" w:firstColumn="1" w:lastColumn="0" w:oddVBand="0" w:evenVBand="0" w:oddHBand="0" w:evenHBand="0" w:firstRowFirstColumn="0" w:firstRowLastColumn="0" w:lastRowFirstColumn="0" w:lastRowLastColumn="0"/>
+            <w:tcW w:w="1814" w:type="dxa"/>
+            <w:shd w:val="clear" w:color="auto" w:fill="FFFFFF"/>
+            <w:vAlign w:val="center"/>
+          </w:tcPr>
+          <w:p>
+            <w:pPr>
+              <w:pStyle w:val="Lentel"/>
+              <w:spacing w:before="0" w:after="40"/>
+            </w:pPr>
+            <w:r>
+              <w:rPr>
+                <w:b w:val="0"/>
+                <w:color w:val="000000"/>
+              </w:rPr>
+              <w:t>Tikslas ir įvestis</w:t>
+            </w:r>
+          </w:p>
+        </w:tc>
+        <w:tc>
+          <w:tcPr>
+            <w:tcW w:w="7824" w:type="dxa"/>
+            <w:shd w:val="clear" w:color="auto" w:fill="FFFFFF"/>
+            <w:vAlign w:val="center"/>
+          </w:tcPr>
+          <w:p>
+            <w:pPr>
+              <w:pStyle w:val="Lentel"/>
+              <w:spacing w:before="0" w:after="40"/>
+              <w:cnfStyle w:val="000000000000" w:firstRow="0" w:lastRow="0" w:firstColumn="0" w:lastColumn="0" w:oddVBand="0" w:evenVBand="0" w:oddHBand="0" w:evenHBand="0" w:firstRowFirstColumn="0" w:firstRowLastColumn="0" w:lastRowFirstColumn="0" w:lastRowLastColumn="0"/>
+            </w:pPr>
+            <w:r>
+              <w:rPr>
+                <w:color w:val="000000"/>
+              </w:rPr>
+              <w:t>Su partneriu nustatyti vietai tinkamą darbą ir pamatuojamą rezultatą. Reikia teritorijos valdytojo suderinimo, sezono, darbų apimties, priemonių ir duomenų rinkimo plano.</w:t>
+            </w:r>
+          </w:p>
+        </w:tc>
+      </w:tr>
+      <w:tr>
+        <w:trPr>
+          <w:cnfStyle w:val="000000100000" w:firstRow="0" w:lastRow="0" w:firstColumn="0" w:lastColumn="0" w:oddVBand="0" w:evenVBand="0" w:oddHBand="1" w:evenHBand="0" w:firstRowFirstColumn="0" w:firstRowLastColumn="0" w:lastRowFirstColumn="0" w:lastRowLastColumn="0"/>
+          <w:cantSplit/>
+        </w:trPr>
+        <w:tc>
+          <w:tcPr>
+            <w:cnfStyle w:val="001000000000" w:firstRow="0" w:lastRow="0" w:firstColumn="1" w:lastColumn="0" w:oddVBand="0" w:evenVBand="0" w:oddHBand="0" w:evenHBand="0" w:firstRowFirstColumn="0" w:firstRowLastColumn="0" w:lastRowFirstColumn="0" w:lastRowLastColumn="0"/>
+            <w:tcW w:w="1814" w:type="dxa"/>
+            <w:shd w:val="clear" w:color="auto" w:fill="FFFFFF"/>
+            <w:vAlign w:val="center"/>
+          </w:tcPr>
+          <w:p>
+            <w:pPr>
+              <w:pStyle w:val="Lentel"/>
+              <w:spacing w:before="0" w:after="40"/>
+            </w:pPr>
+            <w:r>
+              <w:rPr>
+                <w:b w:val="0"/>
+                <w:color w:val="000000"/>
+              </w:rPr>
+              <w:t>Veiksmų seka</w:t>
+            </w:r>
+          </w:p>
+        </w:tc>
+        <w:tc>
+          <w:tcPr>
+            <w:tcW w:w="7824" w:type="dxa"/>
+            <w:shd w:val="clear" w:color="auto" w:fill="FFFFFF"/>
+            <w:vAlign w:val="center"/>
+          </w:tcPr>
+          <w:p>
+            <w:pPr>
+              <w:pStyle w:val="Lentel"/>
+              <w:spacing w:before="0" w:after="40"/>
+              <w:cnfStyle w:val="000000100000" w:firstRow="0" w:lastRow="0" w:firstColumn="0" w:lastColumn="0" w:oddVBand="0" w:evenVBand="0" w:oddHBand="1" w:evenHBand="0" w:firstRowFirstColumn="0" w:firstRowLastColumn="0" w:lastRowFirstColumn="0" w:lastRowLastColumn="0"/>
+            </w:pPr>
+            <w:r>
+              <w:rPr>
+                <w:color w:val="000000"/>
+              </w:rPr>
+              <w:t>Suderinti vietą ir apimtį → patikrinti pasirengimą K-07 → atlikti veiklą → užregistruoti kiekius → su partneriu priimti rezultatą K-08 → atlikti sutartą sodinukų apžiūrą.</w:t>
+            </w:r>
+          </w:p>
+        </w:tc>
+      </w:tr>
+      <w:tr>
+        <w:trPr>
+          <w:cantSplit/>
+        </w:trPr>
+        <w:tc>
+          <w:tcPr>
+            <w:cnfStyle w:val="001000000000" w:firstRow="0" w:lastRow="0" w:firstColumn="1" w:lastColumn="0" w:oddVBand="0" w:evenVBand="0" w:oddHBand="0" w:evenHBand="0" w:firstRowFirstColumn="0" w:firstRowLastColumn="0" w:lastRowFirstColumn="0" w:lastRowLastColumn="0"/>
+            <w:tcW w:w="1814" w:type="dxa"/>
+            <w:shd w:val="clear" w:color="auto" w:fill="FFFFFF"/>
+            <w:vAlign w:val="center"/>
+          </w:tcPr>
+          <w:p>
+            <w:pPr>
+              <w:pStyle w:val="Lentel"/>
+              <w:spacing w:before="0" w:after="40"/>
+            </w:pPr>
+            <w:r>
+              <w:rPr>
+                <w:b w:val="0"/>
+                <w:color w:val="000000"/>
+              </w:rPr>
+              <w:t>Laikas ir atsakingi</w:t>
+            </w:r>
+          </w:p>
+        </w:tc>
+        <w:tc>
+          <w:tcPr>
+            <w:tcW w:w="7824" w:type="dxa"/>
+            <w:shd w:val="clear" w:color="auto" w:fill="FFFFFF"/>
+            <w:vAlign w:val="center"/>
+          </w:tcPr>
+          <w:p>
+            <w:pPr>
+              <w:pStyle w:val="Lentel"/>
+              <w:spacing w:before="0" w:after="40"/>
+              <w:cnfStyle w:val="000000000000" w:firstRow="0" w:lastRow="0" w:firstColumn="0" w:lastColumn="0" w:oddVBand="0" w:evenVBand="0" w:oddHBand="0" w:evenHBand="0" w:firstRowFirstColumn="0" w:firstRowLastColumn="0" w:lastRowFirstColumn="0" w:lastRowLastColumn="0"/>
+            </w:pPr>
+            <w:r>
+              <w:rPr>
+                <w:color w:val="000000"/>
+              </w:rPr>
+              <w:t>Siūloma pasirengimą patikrinti likus 10 darbo dienų, galutinį pasirengimą – likus 2 darbo dienoms; apskaitą užpildyti veiklos dieną, aktą peržiūrėti per 5 darbo dienas. Sodinukų apžiūra – po 3 mėnesių arba partnerio pagrįstu sezoniškai tinkamu laiku. Kristupas koordinuoja; Žygimantas tikrina apskaitą.</w:t>
+            </w:r>
+          </w:p>
+        </w:tc>
+      </w:tr>
+      <w:tr>
+        <w:trPr>
+          <w:cnfStyle w:val="000000100000" w:firstRow="0" w:lastRow="0" w:firstColumn="0" w:lastColumn="0" w:oddVBand="0" w:evenVBand="0" w:oddHBand="1" w:evenHBand="0" w:firstRowFirstColumn="0" w:firstRowLastColumn="0" w:lastRowFirstColumn="0" w:lastRowLastColumn="0"/>
+          <w:cantSplit/>
+        </w:trPr>
+        <w:tc>
+          <w:tcPr>
+            <w:cnfStyle w:val="001000000000" w:firstRow="0" w:lastRow="0" w:firstColumn="1" w:lastColumn="0" w:oddVBand="0" w:evenVBand="0" w:oddHBand="0" w:evenHBand="0" w:firstRowFirstColumn="0" w:firstRowLastColumn="0" w:lastRowFirstColumn="0" w:lastRowLastColumn="0"/>
+            <w:tcW w:w="1814" w:type="dxa"/>
+            <w:shd w:val="clear" w:color="auto" w:fill="FFFFFF"/>
+            <w:vAlign w:val="center"/>
+          </w:tcPr>
+          <w:p>
+            <w:pPr>
+              <w:pStyle w:val="Lentel"/>
+              <w:spacing w:before="0" w:after="40"/>
+            </w:pPr>
+            <w:r>
+              <w:rPr>
+                <w:b w:val="0"/>
+                <w:color w:val="000000"/>
+              </w:rPr>
+              <w:t>Priėmimas ir reakcija</w:t>
+            </w:r>
+          </w:p>
+        </w:tc>
+        <w:tc>
+          <w:tcPr>
+            <w:tcW w:w="7824" w:type="dxa"/>
+            <w:shd w:val="clear" w:color="auto" w:fill="FFFFFF"/>
+            <w:vAlign w:val="center"/>
+          </w:tcPr>
+          <w:p>
+            <w:pPr>
+              <w:pStyle w:val="Lentel"/>
+              <w:spacing w:before="0" w:after="40"/>
+              <w:cnfStyle w:val="000000100000" w:firstRow="0" w:lastRow="0" w:firstColumn="0" w:lastColumn="0" w:oddVBand="0" w:evenVBand="0" w:oddHBand="1" w:evenHBand="0" w:firstRowFirstColumn="0" w:firstRowLastColumn="0" w:lastRowFirstColumn="0" w:lastRowLastColumn="0"/>
+            </w:pPr>
+            <w:r>
+              <w:rPr>
+                <w:color w:val="000000"/>
+              </w:rPr>
+              <w:t>K-07: 100 % taikomų pasirengimo punktų. K-08: 100 % sutarto sodinimo kiekio, siūloma ≥90 % gyvų apžiūrėtų sodinukų ir 100 % atliekų rūšių svorio bei perdavimo atsekamumo. Nepakankamą apskaitą papildyti; priežiūrą ir atsodinimą derinti su partneriu.</w:t>
+            </w:r>
+          </w:p>
+        </w:tc>
+      </w:tr>
+      <w:tr>
+        <w:trPr>
+          <w:cantSplit/>
+        </w:trPr>
+        <w:tc>
+          <w:tcPr>
+            <w:cnfStyle w:val="001000000000" w:firstRow="0" w:lastRow="0" w:firstColumn="1" w:lastColumn="0" w:oddVBand="0" w:evenVBand="0" w:oddHBand="0" w:evenHBand="0" w:firstRowFirstColumn="0" w:firstRowLastColumn="0" w:lastRowFirstColumn="0" w:lastRowLastColumn="0"/>
+            <w:tcW w:w="1814" w:type="dxa"/>
+            <w:shd w:val="clear" w:color="auto" w:fill="FFFFFF"/>
+            <w:vAlign w:val="center"/>
+          </w:tcPr>
+          <w:p>
+            <w:pPr>
+              <w:pStyle w:val="Lentel"/>
+              <w:spacing w:before="0" w:after="40"/>
+            </w:pPr>
+            <w:r>
+              <w:rPr>
+                <w:b w:val="0"/>
+                <w:color w:val="000000"/>
+              </w:rPr>
+              <w:t>Įrodymai</w:t>
+            </w:r>
+          </w:p>
+        </w:tc>
+        <w:tc>
+          <w:tcPr>
+            <w:tcW w:w="7824" w:type="dxa"/>
+            <w:shd w:val="clear" w:color="auto" w:fill="FFFFFF"/>
+            <w:vAlign w:val="center"/>
+          </w:tcPr>
+          <w:p>
+            <w:pPr>
+              <w:pStyle w:val="Lentel"/>
+              <w:spacing w:before="0" w:after="40"/>
+              <w:cnfStyle w:val="000000000000" w:firstRow="0" w:lastRow="0" w:firstColumn="0" w:lastColumn="0" w:oddVBand="0" w:evenVBand="0" w:oddHBand="0" w:evenHBand="0" w:firstRowFirstColumn="0" w:firstRowLastColumn="0" w:lastRowFirstColumn="0" w:lastRowLastColumn="0"/>
+            </w:pPr>
+            <w:r>
+              <w:rPr>
+                <w:color w:val="000000"/>
+              </w:rPr>
+              <w:t>E07 – suderinimai, vietos ir pasirengimo lapai; E08 – sodinukų vietos ir kiekio registras, apžiūros rezultatas, atliekų bruto, taros bei neto apskaita pagal rūšis ir perdavimo patvirtinimas. 500 medžių ar 5 ha nelaikomi patvirtinta apimtimi.</w:t>
+            </w:r>
+          </w:p>
+        </w:tc>
+      </w:tr>
+    </w:tbl>
+    <w:p>
+      <w:pPr>
+        <w:pStyle w:val="Heading3"/>
+        <w:spacing w:before="200" w:after="120"/>
+      </w:pPr>
+      <w:bookmarkStart w:id="16" w:name="_Toc244116393"/>
+      <w:r>
+        <w:t>Poveikio vertinimo ir duomenų priėmimo procesas</w:t>
+      </w:r>
+      <w:bookmarkEnd w:id="16"/>
+    </w:p>
+    <w:p>
+      <w:pPr>
+        <w:pStyle w:val="Tekstas"/>
+      </w:pPr>
+      <w:r>
+        <w:t>R5 vertinimui Žygimantas prieš pirmą poveikį užfiksuoja klausimyno versiją, atsakymų kodavimą ir tą patį vertinimo raktą abiem bangoms. Lukas patikrina klausimų aiškumą, Kristupas – sąsają su apimtimi. Bandomos anketos duomenys atskiriami nuo pagrindinės imties. Kiekvienas įtrauktas respondentas turi vieną pilną prieš ir po atsakymų porą; pasikartojimai ir nepilnos poros registruojami atskirai.</w:t>
+      </w:r>
+    </w:p>
+    <w:p>
+      <w:pPr>
+        <w:pStyle w:val="Tekstas"/>
+      </w:pPr>
+      <w:r>
+        <w:t>Žinių rodiklis kiekvienoje bangoje = teisingų atsakymų skaičius / (pilnų porų skaičius × 3 žinių klausimai) ×100 %. Pasitikėjimo rodiklis = 4–5 balus pasirinkusių dalyvių skaičius / tų pačių pilnų porų skaičius ×100 %. Pokytis apskaičiuojamas iš tų pačių dalyvių duomenų. Jei vardiklis lygus nuliui, rodiklis neskaičiuojamas; nežinomas rezultatas neįrašomas kaip 0 %.</w:t>
+      </w:r>
+    </w:p>
+    <w:p>
+      <w:pPr>
+        <w:pStyle w:val="Tekstas"/>
+      </w:pPr>
+      <w:r>
         <w:lastRenderedPageBreak/>
-        <w:t>7 lentelė. Kokybės užtikrinimas</w:t>
+        <w:t>Siūloma analizę parengti per 10 darbo dienų po antros bangos. Lukas perskaičiuoja K-09, o Kristupas patikrina E09 ir E10 nuorodas. Ataskaitoje pateikiamos imties dydžio, atrankos ir prieš bei po matavimo ribos. +10 procentinių punktų tikslas ir ≥100 porų yra piloto pasiūlymai. Duomenimis pagrįsta išvada apie nepasiektą tikslą taip pat yra tinkamai parengtas vertinimo rezultatas; ji nelaikoma kampanijos sėkme.</w:t>
+      </w:r>
+    </w:p>
+    <w:p>
+      <w:pPr>
+        <w:pStyle w:val="Heading2"/>
+      </w:pPr>
+      <w:bookmarkStart w:id="17" w:name="_Toc244116394"/>
+      <w:r>
+        <w:t>Kokybės užtikrinimas</w:t>
+      </w:r>
+      <w:bookmarkEnd w:id="17"/>
+    </w:p>
+    <w:p>
+      <w:pPr>
+        <w:pStyle w:val="Tekstas"/>
+      </w:pPr>
+      <w:r>
+        <w:t>Prevencinės veiklos įtraukiamos į darbų grafiką, o ne paliekamos galutinei dienai. Faktų registre vienam teiginiui nurodomas tikslus turinio sakinys, o ne vien bendras literatūros sąrašas. Jei šaltinis apibūdina kitą modelį, šalį ar laikotarpį, tai aiškiai atspindima tekste. Negalima skelbti hipotetinės „Tesla“ veiklos kaip realios bendrovės iniciatyvos.</w:t>
+      </w:r>
+    </w:p>
+    <w:p>
+      <w:pPr>
+        <w:pStyle w:val="Lentelspavad"/>
+        <w:keepNext/>
+      </w:pPr>
+      <w:r>
+        <w:fldChar w:fldCharType="begin"/>
+      </w:r>
+      <w:r>
+        <w:instrText xml:space="preserve"> SEQ Lentele \* ARABIC </w:instrText>
+      </w:r>
+      <w:r>
+        <w:fldChar w:fldCharType="separate"/>
+      </w:r>
+      <w:r>
+        <w:rPr>
+          <w:noProof/>
+        </w:rPr>
+        <w:t>11</w:t>
+      </w:r>
+      <w:r>
+        <w:fldChar w:fldCharType="end"/>
+      </w:r>
+      <w:r>
+        <w:t xml:space="preserve"> lentelė. Kokybės užtikrinimas</w:t>
       </w:r>
     </w:p>
     <w:tbl>
@@ -8115,13 +10150,33 @@
     </w:p>
     <w:p>
       <w:pPr>
+        <w:pStyle w:val="Tekstas"/>
+      </w:pPr>
+      <w:r>
+        <w:t>Prieš G1 grupė suderina taikomus vidinius kokybės reikalavimus: K-01–K-10 ribas, turinio teisių ir suderinimų patikros lapą, kalbos ir subtitrų peržiūrą bei matavimo formas. Šablone pateiktas istorinis ISO pavyzdys savaime netampa projekto reikalavimu; šiame plane neteigiama, kad projektas sertifikuotas ar įrodyta atitiktis ISO standartui. Tikrai veiklai taikomus išorinius reikalavimus reikės nustatyti pagal konkrečią vietą, turinį ir partnerį, o jų įrodymus saugoti E02 bei E07.</w:t>
+      </w:r>
+    </w:p>
+    <w:p>
+      <w:pPr>
+        <w:pStyle w:val="Tekstas"/>
+      </w:pPr>
+      <w:r>
+        <w:t xml:space="preserve">Kokybės tikslų ir faktinių rezultatų peržiūra vyksta kas aktyvią savaitę. Žygimantas pateikia K-01–K-10 būsenų suvestinę, Lukas – turinio parengimo ir taisymo būseną, Kristupas – renginių bei CSR pasirengimą. Protokole kiekvienam atviram trūkumui užrašomas savininkas, terminas ir įrodymo </w:t>
+      </w:r>
+      <w:r>
+        <w:lastRenderedPageBreak/>
+        <w:t>nuoroda. Neturint matavimo įrašoma „dar nematuota“; užduoties kalendorinis terminas nepakeičia kokybės priėmimo sąlygų.</w:t>
+      </w:r>
+    </w:p>
+    <w:p>
+      <w:pPr>
         <w:pStyle w:val="Heading3"/>
       </w:pPr>
-      <w:bookmarkStart w:id="15" w:name="_Toc243563024"/>
+      <w:bookmarkStart w:id="18" w:name="_Toc244116395"/>
       <w:r>
         <w:t>Projekto kokybės analizė</w:t>
       </w:r>
-      <w:bookmarkEnd w:id="15"/>
+      <w:bookmarkEnd w:id="18"/>
     </w:p>
     <w:p>
       <w:pPr>
@@ -8137,7 +10192,25 @@
         <w:keepNext/>
       </w:pPr>
       <w:r>
-        <w:t>8 lentelė. Projekto kokybės analizė</w:t>
+        <w:fldChar w:fldCharType="begin"/>
+      </w:r>
+      <w:r>
+        <w:instrText xml:space="preserve"> SEQ Lentele \* ARABIC </w:instrText>
+      </w:r>
+      <w:r>
+        <w:fldChar w:fldCharType="separate"/>
+      </w:r>
+      <w:r>
+        <w:rPr>
+          <w:noProof/>
+        </w:rPr>
+        <w:t>12</w:t>
+      </w:r>
+      <w:r>
+        <w:fldChar w:fldCharType="end"/>
+      </w:r>
+      <w:r>
+        <w:t xml:space="preserve"> lentelė. Projekto kokybės analizė</w:t>
       </w:r>
     </w:p>
     <w:tbl>
@@ -8581,12 +10654,11 @@
       <w:pPr>
         <w:pStyle w:val="Heading3"/>
       </w:pPr>
-      <w:bookmarkStart w:id="16" w:name="_Toc243563025"/>
-      <w:r>
-        <w:lastRenderedPageBreak/>
+      <w:bookmarkStart w:id="19" w:name="_Toc244116396"/>
+      <w:r>
         <w:t>Projekto kokybės tobulinimas</w:t>
       </w:r>
-      <w:bookmarkEnd w:id="16"/>
+      <w:bookmarkEnd w:id="19"/>
     </w:p>
     <w:p>
       <w:pPr>
@@ -8619,7 +10691,25 @@
         <w:keepNext/>
       </w:pPr>
       <w:r>
-        <w:t>9 lentelė. Projekto kokybės tobulinimas</w:t>
+        <w:fldChar w:fldCharType="begin"/>
+      </w:r>
+      <w:r>
+        <w:instrText xml:space="preserve"> SEQ Lentele \* ARABIC </w:instrText>
+      </w:r>
+      <w:r>
+        <w:fldChar w:fldCharType="separate"/>
+      </w:r>
+      <w:r>
+        <w:rPr>
+          <w:noProof/>
+        </w:rPr>
+        <w:t>13</w:t>
+      </w:r>
+      <w:r>
+        <w:fldChar w:fldCharType="end"/>
+      </w:r>
+      <w:r>
+        <w:t xml:space="preserve"> lentelė. Projekto kokybės tobulinimas</w:t>
       </w:r>
     </w:p>
     <w:tbl>
@@ -8844,6 +10934,7 @@
               <w:pStyle w:val="Lentel"/>
             </w:pPr>
             <w:r>
+              <w:lastRenderedPageBreak/>
               <w:t>Tikrų neatitikčių registras</w:t>
             </w:r>
           </w:p>
@@ -8920,6 +11011,14 @@
         <w:pStyle w:val="Tekstas"/>
       </w:pPr>
       <w:r>
+        <w:t>Siūlomi reagavimo terminai: kritinę neatitiktį užregistruoti ir atitinkamą perdavimą sustabdyti iškart; savininką bei taisymo terminą paskirti ne vėliau kaip kitą darbo dieną. Kitas spragas aptarti artimiausioje savaitinėje peržiūroje. Taisymo trukmė nustatoma pagal darbą, tačiau pakartotinė patikra turi įvykti prieš naują leidimą ar veiklos pradžią. Uždarymo įrašas turi nurodyti pataisytą versiją, tikrintoją ir rezultatą.</w:t>
+      </w:r>
+    </w:p>
+    <w:p>
+      <w:pPr>
+        <w:pStyle w:val="Tekstas"/>
+      </w:pPr>
+      <w:r>
         <w:t>Jei klaida kartojasi, taikoma priežasčių analizė: galbūt šaltiniai tikrinami tik po montažo, neaišku, kas sprendžia dėl teiginio ribų, arba naudojamas senas tekstas. Tada koreguojamas procesas (ankstesnė scenarijaus peržiūra, vienas teiginių registras, versijų kontrolė), o ne vien ištaisomas vienas sakinys. Po kitos turinio partijos tikrinama, ar ta pati priežastis pašalinta.</w:t>
       </w:r>
     </w:p>
@@ -8927,11 +11026,11 @@
       <w:pPr>
         <w:pStyle w:val="Heading2"/>
       </w:pPr>
-      <w:bookmarkStart w:id="17" w:name="_Toc243563026"/>
+      <w:bookmarkStart w:id="20" w:name="_Toc244116397"/>
       <w:r>
         <w:t>Projekto kokybės kontrolė</w:t>
       </w:r>
-      <w:bookmarkEnd w:id="17"/>
+      <w:bookmarkEnd w:id="20"/>
     </w:p>
     <w:p>
       <w:pPr>
@@ -8956,7 +11055,25 @@
         <w:keepNext/>
       </w:pPr>
       <w:r>
-        <w:t>10 lentelė. Projekto kokybės kontrolė</w:t>
+        <w:fldChar w:fldCharType="begin"/>
+      </w:r>
+      <w:r>
+        <w:instrText xml:space="preserve"> SEQ Lentele \* ARABIC </w:instrText>
+      </w:r>
+      <w:r>
+        <w:fldChar w:fldCharType="separate"/>
+      </w:r>
+      <w:r>
+        <w:rPr>
+          <w:noProof/>
+        </w:rPr>
+        <w:t>14</w:t>
+      </w:r>
+      <w:r>
+        <w:fldChar w:fldCharType="end"/>
+      </w:r>
+      <w:r>
+        <w:t xml:space="preserve"> lentelė. Projekto kokybės kontrolė</w:t>
       </w:r>
     </w:p>
     <w:tbl>
@@ -9275,7 +11392,6 @@
               <w:pStyle w:val="Lentel"/>
             </w:pPr>
             <w:r>
-              <w:lastRenderedPageBreak/>
               <w:t>Kas aktyvų mėnesį</w:t>
             </w:r>
           </w:p>
@@ -9399,31 +11515,949 @@
     </w:p>
     <w:p>
       <w:pPr>
+        <w:pStyle w:val="Heading3"/>
+        <w:spacing w:before="200" w:after="120"/>
+      </w:pPr>
+      <w:bookmarkStart w:id="21" w:name="_Toc244116398"/>
+      <w:r>
+        <w:lastRenderedPageBreak/>
+        <w:t>Kontrolės protokolo struktūra</w:t>
+      </w:r>
+      <w:bookmarkEnd w:id="21"/>
+    </w:p>
+    <w:p>
+      <w:pPr>
+        <w:pStyle w:val="Lentelspavad"/>
+        <w:keepNext/>
+      </w:pPr>
+      <w:r>
+        <w:fldChar w:fldCharType="begin"/>
+      </w:r>
+      <w:r>
+        <w:instrText xml:space="preserve"> SEQ Lentele \* ARABIC </w:instrText>
+      </w:r>
+      <w:r>
+        <w:fldChar w:fldCharType="separate"/>
+      </w:r>
+      <w:r>
+        <w:rPr>
+          <w:noProof/>
+        </w:rPr>
+        <w:t>15</w:t>
+      </w:r>
+      <w:r>
+        <w:fldChar w:fldCharType="end"/>
+      </w:r>
+      <w:r>
+        <w:t xml:space="preserve"> lentelė. Privalomi kokybės kontrolės protokolo laukai</w:t>
+      </w:r>
+    </w:p>
+    <w:tbl>
+      <w:tblPr>
+        <w:tblStyle w:val="PlainTable1"/>
+        <w:tblW w:w="0" w:type="auto"/>
+        <w:tblBorders>
+          <w:top w:val="single" w:sz="4" w:space="0" w:color="D9D9D9"/>
+          <w:left w:val="single" w:sz="4" w:space="0" w:color="D9D9D9"/>
+          <w:bottom w:val="single" w:sz="4" w:space="0" w:color="D9D9D9"/>
+          <w:right w:val="single" w:sz="4" w:space="0" w:color="D9D9D9"/>
+          <w:insideH w:val="single" w:sz="4" w:space="0" w:color="D9D9D9"/>
+          <w:insideV w:val="single" w:sz="4" w:space="0" w:color="D9D9D9"/>
+        </w:tblBorders>
+        <w:tblLayout w:type="fixed"/>
+        <w:tblCellMar>
+          <w:top w:w="75" w:type="dxa"/>
+          <w:left w:w="75" w:type="dxa"/>
+          <w:bottom w:w="75" w:type="dxa"/>
+          <w:right w:w="75" w:type="dxa"/>
+        </w:tblCellMar>
+        <w:tblLook w:val="04A0" w:firstRow="1" w:lastRow="0" w:firstColumn="1" w:lastColumn="0" w:noHBand="0" w:noVBand="1"/>
+      </w:tblPr>
+      <w:tblGrid>
+        <w:gridCol w:w="1984"/>
+        <w:gridCol w:w="7654"/>
+      </w:tblGrid>
+      <w:tr>
+        <w:trPr>
+          <w:cnfStyle w:val="100000000000" w:firstRow="1" w:lastRow="0" w:firstColumn="0" w:lastColumn="0" w:oddVBand="0" w:evenVBand="0" w:oddHBand="0" w:evenHBand="0" w:firstRowFirstColumn="0" w:firstRowLastColumn="0" w:lastRowFirstColumn="0" w:lastRowLastColumn="0"/>
+          <w:cantSplit/>
+          <w:tblHeader/>
+        </w:trPr>
+        <w:tc>
+          <w:tcPr>
+            <w:cnfStyle w:val="001000000000" w:firstRow="0" w:lastRow="0" w:firstColumn="1" w:lastColumn="0" w:oddVBand="0" w:evenVBand="0" w:oddHBand="0" w:evenHBand="0" w:firstRowFirstColumn="0" w:firstRowLastColumn="0" w:lastRowFirstColumn="0" w:lastRowLastColumn="0"/>
+            <w:tcW w:w="1984" w:type="dxa"/>
+            <w:shd w:val="clear" w:color="auto" w:fill="E7E6E6"/>
+            <w:vAlign w:val="center"/>
+          </w:tcPr>
+          <w:p>
+            <w:pPr>
+              <w:pStyle w:val="LentelsIeil"/>
+              <w:spacing w:before="0" w:after="40" w:line="240" w:lineRule="auto"/>
+            </w:pPr>
+            <w:r>
+              <w:rPr>
+                <w:b/>
+                <w:color w:val="000000"/>
+              </w:rPr>
+              <w:t>Protokolo laukas</w:t>
+            </w:r>
+          </w:p>
+        </w:tc>
+        <w:tc>
+          <w:tcPr>
+            <w:tcW w:w="7654" w:type="dxa"/>
+            <w:shd w:val="clear" w:color="auto" w:fill="E7E6E6"/>
+            <w:vAlign w:val="center"/>
+          </w:tcPr>
+          <w:p>
+            <w:pPr>
+              <w:pStyle w:val="LentelsIeil"/>
+              <w:spacing w:before="0" w:after="40" w:line="240" w:lineRule="auto"/>
+              <w:cnfStyle w:val="100000000000" w:firstRow="1" w:lastRow="0" w:firstColumn="0" w:lastColumn="0" w:oddVBand="0" w:evenVBand="0" w:oddHBand="0" w:evenHBand="0" w:firstRowFirstColumn="0" w:firstRowLastColumn="0" w:lastRowFirstColumn="0" w:lastRowLastColumn="0"/>
+            </w:pPr>
+            <w:r>
+              <w:rPr>
+                <w:b/>
+                <w:color w:val="000000"/>
+              </w:rPr>
+              <w:t>Ką būtina užregistruoti</w:t>
+            </w:r>
+          </w:p>
+        </w:tc>
+      </w:tr>
+      <w:tr>
+        <w:trPr>
+          <w:cnfStyle w:val="000000100000" w:firstRow="0" w:lastRow="0" w:firstColumn="0" w:lastColumn="0" w:oddVBand="0" w:evenVBand="0" w:oddHBand="1" w:evenHBand="0" w:firstRowFirstColumn="0" w:firstRowLastColumn="0" w:lastRowFirstColumn="0" w:lastRowLastColumn="0"/>
+          <w:cantSplit/>
+        </w:trPr>
+        <w:tc>
+          <w:tcPr>
+            <w:cnfStyle w:val="001000000000" w:firstRow="0" w:lastRow="0" w:firstColumn="1" w:lastColumn="0" w:oddVBand="0" w:evenVBand="0" w:oddHBand="0" w:evenHBand="0" w:firstRowFirstColumn="0" w:firstRowLastColumn="0" w:lastRowFirstColumn="0" w:lastRowLastColumn="0"/>
+            <w:tcW w:w="1984" w:type="dxa"/>
+            <w:shd w:val="clear" w:color="auto" w:fill="FFFFFF"/>
+            <w:vAlign w:val="center"/>
+          </w:tcPr>
+          <w:p>
+            <w:pPr>
+              <w:pStyle w:val="Lentel"/>
+              <w:spacing w:before="0" w:after="40"/>
+            </w:pPr>
+            <w:r>
+              <w:rPr>
+                <w:b w:val="0"/>
+                <w:color w:val="000000"/>
+              </w:rPr>
+              <w:t>Objektas ir atsekamumas</w:t>
+            </w:r>
+          </w:p>
+        </w:tc>
+        <w:tc>
+          <w:tcPr>
+            <w:tcW w:w="7654" w:type="dxa"/>
+            <w:shd w:val="clear" w:color="auto" w:fill="FFFFFF"/>
+            <w:vAlign w:val="center"/>
+          </w:tcPr>
+          <w:p>
+            <w:pPr>
+              <w:pStyle w:val="Lentel"/>
+              <w:spacing w:before="0" w:after="40"/>
+              <w:cnfStyle w:val="000000100000" w:firstRow="0" w:lastRow="0" w:firstColumn="0" w:lastColumn="0" w:oddVBand="0" w:evenVBand="0" w:oddHBand="1" w:evenHBand="0" w:firstRowFirstColumn="0" w:firstRowLastColumn="0" w:lastRowFirstColumn="0" w:lastRowLastColumn="0"/>
+            </w:pPr>
+            <w:r>
+              <w:rPr>
+                <w:color w:val="000000"/>
+              </w:rPr>
+              <w:t>Rezultato R identifikatorius; turinio ar veiklos pavadinimas; tikrinama versija ir data; susijęs K kriterijus ir E įrodymas.</w:t>
+            </w:r>
+          </w:p>
+        </w:tc>
+      </w:tr>
+      <w:tr>
+        <w:trPr>
+          <w:cantSplit/>
+        </w:trPr>
+        <w:tc>
+          <w:tcPr>
+            <w:cnfStyle w:val="001000000000" w:firstRow="0" w:lastRow="0" w:firstColumn="1" w:lastColumn="0" w:oddVBand="0" w:evenVBand="0" w:oddHBand="0" w:evenHBand="0" w:firstRowFirstColumn="0" w:firstRowLastColumn="0" w:lastRowFirstColumn="0" w:lastRowLastColumn="0"/>
+            <w:tcW w:w="1984" w:type="dxa"/>
+            <w:shd w:val="clear" w:color="auto" w:fill="FFFFFF"/>
+            <w:vAlign w:val="center"/>
+          </w:tcPr>
+          <w:p>
+            <w:pPr>
+              <w:pStyle w:val="Lentel"/>
+              <w:spacing w:before="0" w:after="40"/>
+            </w:pPr>
+            <w:r>
+              <w:rPr>
+                <w:b w:val="0"/>
+                <w:color w:val="000000"/>
+              </w:rPr>
+              <w:t>Matavimas</w:t>
+            </w:r>
+          </w:p>
+        </w:tc>
+        <w:tc>
+          <w:tcPr>
+            <w:tcW w:w="7654" w:type="dxa"/>
+            <w:shd w:val="clear" w:color="auto" w:fill="FFFFFF"/>
+            <w:vAlign w:val="center"/>
+          </w:tcPr>
+          <w:p>
+            <w:pPr>
+              <w:pStyle w:val="Lentel"/>
+              <w:spacing w:before="0" w:after="40"/>
+              <w:cnfStyle w:val="000000000000" w:firstRow="0" w:lastRow="0" w:firstColumn="0" w:lastColumn="0" w:oddVBand="0" w:evenVBand="0" w:oddHBand="0" w:evenHBand="0" w:firstRowFirstColumn="0" w:firstRowLastColumn="0" w:lastRowFirstColumn="0" w:lastRowLastColumn="0"/>
+            </w:pPr>
+            <w:r>
+              <w:rPr>
+                <w:color w:val="000000"/>
+              </w:rPr>
+              <w:t>Metodas; pradiniai skaičiai ir vienetai; skaitiklis bei vardiklis, kai taikoma; gauta reikšmė; imties ar matavimo apribojimai.</w:t>
+            </w:r>
+          </w:p>
+        </w:tc>
+      </w:tr>
+      <w:tr>
+        <w:trPr>
+          <w:cnfStyle w:val="000000100000" w:firstRow="0" w:lastRow="0" w:firstColumn="0" w:lastColumn="0" w:oddVBand="0" w:evenVBand="0" w:oddHBand="1" w:evenHBand="0" w:firstRowFirstColumn="0" w:firstRowLastColumn="0" w:lastRowFirstColumn="0" w:lastRowLastColumn="0"/>
+          <w:cantSplit/>
+        </w:trPr>
+        <w:tc>
+          <w:tcPr>
+            <w:cnfStyle w:val="001000000000" w:firstRow="0" w:lastRow="0" w:firstColumn="1" w:lastColumn="0" w:oddVBand="0" w:evenVBand="0" w:oddHBand="0" w:evenHBand="0" w:firstRowFirstColumn="0" w:firstRowLastColumn="0" w:lastRowFirstColumn="0" w:lastRowLastColumn="0"/>
+            <w:tcW w:w="1984" w:type="dxa"/>
+            <w:shd w:val="clear" w:color="auto" w:fill="FFFFFF"/>
+            <w:vAlign w:val="center"/>
+          </w:tcPr>
+          <w:p>
+            <w:pPr>
+              <w:pStyle w:val="Lentel"/>
+              <w:spacing w:before="0" w:after="40"/>
+            </w:pPr>
+            <w:r>
+              <w:rPr>
+                <w:b w:val="0"/>
+                <w:color w:val="000000"/>
+              </w:rPr>
+              <w:t>Sprendimas</w:t>
+            </w:r>
+          </w:p>
+        </w:tc>
+        <w:tc>
+          <w:tcPr>
+            <w:tcW w:w="7654" w:type="dxa"/>
+            <w:shd w:val="clear" w:color="auto" w:fill="FFFFFF"/>
+            <w:vAlign w:val="center"/>
+          </w:tcPr>
+          <w:p>
+            <w:pPr>
+              <w:pStyle w:val="Lentel"/>
+              <w:spacing w:before="0" w:after="40"/>
+              <w:cnfStyle w:val="000000100000" w:firstRow="0" w:lastRow="0" w:firstColumn="0" w:lastColumn="0" w:oddVBand="0" w:evenVBand="0" w:oddHBand="1" w:evenHBand="0" w:firstRowFirstColumn="0" w:firstRowLastColumn="0" w:lastRowFirstColumn="0" w:lastRowLastColumn="0"/>
+            </w:pPr>
+            <w:r>
+              <w:rPr>
+                <w:color w:val="000000"/>
+              </w:rPr>
+              <w:t>Palyginimas su riba; būsena „atitinka“, „neatitinka“, „dar nematuota“ arba pagrįsta „netaikoma“; priėmimas ar perdavimo sustabdymas.</w:t>
+            </w:r>
+          </w:p>
+        </w:tc>
+      </w:tr>
+      <w:tr>
+        <w:trPr>
+          <w:cantSplit/>
+        </w:trPr>
+        <w:tc>
+          <w:tcPr>
+            <w:cnfStyle w:val="001000000000" w:firstRow="0" w:lastRow="0" w:firstColumn="1" w:lastColumn="0" w:oddVBand="0" w:evenVBand="0" w:oddHBand="0" w:evenHBand="0" w:firstRowFirstColumn="0" w:firstRowLastColumn="0" w:lastRowFirstColumn="0" w:lastRowLastColumn="0"/>
+            <w:tcW w:w="1984" w:type="dxa"/>
+            <w:shd w:val="clear" w:color="auto" w:fill="FFFFFF"/>
+            <w:vAlign w:val="center"/>
+          </w:tcPr>
+          <w:p>
+            <w:pPr>
+              <w:pStyle w:val="Lentel"/>
+              <w:spacing w:before="0" w:after="40"/>
+            </w:pPr>
+            <w:r>
+              <w:rPr>
+                <w:b w:val="0"/>
+                <w:color w:val="000000"/>
+              </w:rPr>
+              <w:t>Atsakomybė ir uždarymas</w:t>
+            </w:r>
+          </w:p>
+        </w:tc>
+        <w:tc>
+          <w:tcPr>
+            <w:tcW w:w="7654" w:type="dxa"/>
+            <w:shd w:val="clear" w:color="auto" w:fill="FFFFFF"/>
+            <w:vAlign w:val="center"/>
+          </w:tcPr>
+          <w:p>
+            <w:pPr>
+              <w:pStyle w:val="Lentel"/>
+              <w:spacing w:before="0" w:after="40"/>
+              <w:cnfStyle w:val="000000000000" w:firstRow="0" w:lastRow="0" w:firstColumn="0" w:lastColumn="0" w:oddVBand="0" w:evenVBand="0" w:oddHBand="0" w:evenHBand="0" w:firstRowFirstColumn="0" w:firstRowLastColumn="0" w:lastRowFirstColumn="0" w:lastRowLastColumn="0"/>
+            </w:pPr>
+            <w:r>
+              <w:rPr>
+                <w:color w:val="000000"/>
+              </w:rPr>
+              <w:t>Tikrinęs asmuo ir kitas peržiūrėtojas; N neatitikties numeris, jei reikia; taisymo savininkas, terminas; naujos versijos pakartotinė patikra ir sprendimo data.</w:t>
+            </w:r>
+          </w:p>
+        </w:tc>
+      </w:tr>
+    </w:tbl>
+    <w:p>
+      <w:pPr>
         <w:pStyle w:val="Tekstas"/>
-      </w:pPr>
+        <w:spacing w:before="200"/>
+      </w:pPr>
+      <w:r>
+        <w:t>Priėmimas taikomas atskiram rezultatui: vieno video patikra nepatvirtina mėnesio kiekio, vienas CSR aktas – abiejų akcijų, o pilnas įrodymų rinkinys – įvaizdžio pagerėjimo. E10 rodyklėje susiejami R, K, E ir priimta versija; vieša nuoroda įrašoma tik paskelbus.</w:t>
+      </w:r>
+    </w:p>
+    <w:p>
+      <w:pPr>
+        <w:pStyle w:val="Heading3"/>
+        <w:spacing w:before="200" w:after="120"/>
+      </w:pPr>
+      <w:bookmarkStart w:id="22" w:name="_Toc244116399"/>
+      <w:r>
+        <w:t>Kokybės veiklų sąnaudos</w:t>
+      </w:r>
+      <w:bookmarkEnd w:id="22"/>
+    </w:p>
+    <w:p>
+      <w:pPr>
+        <w:pStyle w:val="Tekstas"/>
+      </w:pPr>
+      <w:r>
+        <w:t>Patikrų laikai yra siūlomos prielaidos, o 21, 35 ir 30 EUR/val. įkainiai – istorinio A2 plano reikšmės, ne dabartinės rinkos kainos ar studentų atlyginimas. M žymi dar nesuderintus aktyvius komunikacijos mėnesius, W – aktyvias projekto savaites. Toliau modeliuojamos planuotos kokybės patikros; išlaidos nepatvirtintos.</w:t>
+      </w:r>
+    </w:p>
+    <w:p>
+      <w:pPr>
+        <w:pStyle w:val="Lentelspavad"/>
+        <w:keepNext/>
+      </w:pPr>
+      <w:r>
+        <w:fldChar w:fldCharType="begin"/>
+      </w:r>
+      <w:r>
+        <w:instrText xml:space="preserve"> SEQ Lentele \* ARABIC </w:instrText>
+      </w:r>
+      <w:r>
+        <w:fldChar w:fldCharType="separate"/>
+      </w:r>
       <w:r>
         <w:rPr>
-          <w:b/>
+          <w:noProof/>
         </w:rPr>
-        <w:t>Kokybės veiklų sąnaudos.</w:t>
-      </w:r>
-      <w:r>
-        <w:t xml:space="preserve"> Siūlomas skaičiavimo modelis vienam turinio vienetui: 0,5 val. komunikacijos koordinatoriaus patikros × 21 EUR/val. + 0,5 val. tvarumo eksperto patikros × 35 EUR/val. + 0,25 val. projekto vadovo peržiūros × 30 EUR/val. = 35,50 EUR. Tai iliustratyvus įgyvendinimo sąnaudų modelis pagal senesnio projekto įkainius, ne naujai patikrintos rinkos kainos ir ne studentų atlyginimas. Tik video peržiūrų modelis sudarytų 3×M×35,50 = 106,50×M EUR; renginių, CSR ir tyrimo kontrolės sąnaudos turi būti pridėtos pagal tikr</w:t>
-      </w:r>
-      <w:r>
-        <w:t>ą planą. Jų negalima automatiškai pridėti virš 66 716 EUR: pirmiausia nustatyti, kas jau įtraukta į darbo užmokestį / paslaugas, kad nebūtų dvigubo skaičiavimo.</w:t>
+        <w:t>16</w:t>
+      </w:r>
+      <w:r>
+        <w:fldChar w:fldCharType="end"/>
+      </w:r>
+      <w:r>
+        <w:t xml:space="preserve"> lentelė. Siūlomas suplanuotų kokybės patikrų sąnaudų modelis</w:t>
+      </w:r>
+    </w:p>
+    <w:tbl>
+      <w:tblPr>
+        <w:tblStyle w:val="PlainTable1"/>
+        <w:tblW w:w="0" w:type="auto"/>
+        <w:tblBorders>
+          <w:top w:val="single" w:sz="4" w:space="0" w:color="D9D9D9"/>
+          <w:left w:val="single" w:sz="4" w:space="0" w:color="D9D9D9"/>
+          <w:bottom w:val="single" w:sz="4" w:space="0" w:color="D9D9D9"/>
+          <w:right w:val="single" w:sz="4" w:space="0" w:color="D9D9D9"/>
+          <w:insideH w:val="single" w:sz="4" w:space="0" w:color="D9D9D9"/>
+          <w:insideV w:val="single" w:sz="4" w:space="0" w:color="D9D9D9"/>
+        </w:tblBorders>
+        <w:tblLayout w:type="fixed"/>
+        <w:tblCellMar>
+          <w:top w:w="75" w:type="dxa"/>
+          <w:left w:w="75" w:type="dxa"/>
+          <w:bottom w:w="75" w:type="dxa"/>
+          <w:right w:w="75" w:type="dxa"/>
+        </w:tblCellMar>
+        <w:tblLook w:val="04A0" w:firstRow="1" w:lastRow="0" w:firstColumn="1" w:lastColumn="0" w:noHBand="0" w:noVBand="1"/>
+      </w:tblPr>
+      <w:tblGrid>
+        <w:gridCol w:w="2778"/>
+        <w:gridCol w:w="4535"/>
+        <w:gridCol w:w="2324"/>
+      </w:tblGrid>
+      <w:tr>
+        <w:trPr>
+          <w:cnfStyle w:val="100000000000" w:firstRow="1" w:lastRow="0" w:firstColumn="0" w:lastColumn="0" w:oddVBand="0" w:evenVBand="0" w:oddHBand="0" w:evenHBand="0" w:firstRowFirstColumn="0" w:firstRowLastColumn="0" w:lastRowFirstColumn="0" w:lastRowLastColumn="0"/>
+          <w:cantSplit/>
+          <w:tblHeader/>
+        </w:trPr>
+        <w:tc>
+          <w:tcPr>
+            <w:cnfStyle w:val="001000000000" w:firstRow="0" w:lastRow="0" w:firstColumn="1" w:lastColumn="0" w:oddVBand="0" w:evenVBand="0" w:oddHBand="0" w:evenHBand="0" w:firstRowFirstColumn="0" w:firstRowLastColumn="0" w:lastRowFirstColumn="0" w:lastRowLastColumn="0"/>
+            <w:tcW w:w="2778" w:type="dxa"/>
+            <w:shd w:val="clear" w:color="auto" w:fill="E7E6E6"/>
+            <w:vAlign w:val="center"/>
+          </w:tcPr>
+          <w:p>
+            <w:pPr>
+              <w:pStyle w:val="LentelsIeil"/>
+              <w:spacing w:before="0" w:after="0" w:line="240" w:lineRule="auto"/>
+            </w:pPr>
+            <w:r>
+              <w:rPr>
+                <w:b/>
+                <w:color w:val="000000"/>
+              </w:rPr>
+              <w:t>Patikra ir kiekis</w:t>
+            </w:r>
+          </w:p>
+        </w:tc>
+        <w:tc>
+          <w:tcPr>
+            <w:tcW w:w="4535" w:type="dxa"/>
+            <w:shd w:val="clear" w:color="auto" w:fill="E7E6E6"/>
+            <w:vAlign w:val="center"/>
+          </w:tcPr>
+          <w:p>
+            <w:pPr>
+              <w:pStyle w:val="LentelsIeil"/>
+              <w:spacing w:before="0" w:after="0" w:line="240" w:lineRule="auto"/>
+              <w:cnfStyle w:val="100000000000" w:firstRow="1" w:lastRow="0" w:firstColumn="0" w:lastColumn="0" w:oddVBand="0" w:evenVBand="0" w:oddHBand="0" w:evenHBand="0" w:firstRowFirstColumn="0" w:firstRowLastColumn="0" w:lastRowFirstColumn="0" w:lastRowLastColumn="0"/>
+            </w:pPr>
+            <w:r>
+              <w:rPr>
+                <w:b/>
+                <w:color w:val="000000"/>
+              </w:rPr>
+              <w:t>Siūlomos valandos ir istorinis įkainis</w:t>
+            </w:r>
+          </w:p>
+        </w:tc>
+        <w:tc>
+          <w:tcPr>
+            <w:tcW w:w="2324" w:type="dxa"/>
+            <w:shd w:val="clear" w:color="auto" w:fill="E7E6E6"/>
+            <w:vAlign w:val="center"/>
+          </w:tcPr>
+          <w:p>
+            <w:pPr>
+              <w:pStyle w:val="LentelsIeil"/>
+              <w:spacing w:before="0" w:after="0" w:line="240" w:lineRule="auto"/>
+              <w:cnfStyle w:val="100000000000" w:firstRow="1" w:lastRow="0" w:firstColumn="0" w:lastColumn="0" w:oddVBand="0" w:evenVBand="0" w:oddHBand="0" w:evenHBand="0" w:firstRowFirstColumn="0" w:firstRowLastColumn="0" w:lastRowFirstColumn="0" w:lastRowLastColumn="0"/>
+            </w:pPr>
+            <w:r>
+              <w:rPr>
+                <w:b/>
+                <w:color w:val="000000"/>
+              </w:rPr>
+              <w:t>Sąnaudų modelis, EUR</w:t>
+            </w:r>
+          </w:p>
+        </w:tc>
+      </w:tr>
+      <w:tr>
+        <w:trPr>
+          <w:cnfStyle w:val="000000100000" w:firstRow="0" w:lastRow="0" w:firstColumn="0" w:lastColumn="0" w:oddVBand="0" w:evenVBand="0" w:oddHBand="1" w:evenHBand="0" w:firstRowFirstColumn="0" w:firstRowLastColumn="0" w:lastRowFirstColumn="0" w:lastRowLastColumn="0"/>
+          <w:cantSplit/>
+        </w:trPr>
+        <w:tc>
+          <w:tcPr>
+            <w:cnfStyle w:val="001000000000" w:firstRow="0" w:lastRow="0" w:firstColumn="1" w:lastColumn="0" w:oddVBand="0" w:evenVBand="0" w:oddHBand="0" w:evenHBand="0" w:firstRowFirstColumn="0" w:firstRowLastColumn="0" w:lastRowFirstColumn="0" w:lastRowLastColumn="0"/>
+            <w:tcW w:w="2778" w:type="dxa"/>
+            <w:shd w:val="clear" w:color="auto" w:fill="FFFFFF"/>
+            <w:vAlign w:val="center"/>
+          </w:tcPr>
+          <w:p>
+            <w:pPr>
+              <w:pStyle w:val="Lentel"/>
+              <w:spacing w:before="0" w:after="0"/>
+            </w:pPr>
+            <w:r>
+              <w:rPr>
+                <w:b w:val="0"/>
+                <w:color w:val="000000"/>
+              </w:rPr>
+              <w:t>Vieno video patikra; 3×M vienetų</w:t>
+            </w:r>
+          </w:p>
+        </w:tc>
+        <w:tc>
+          <w:tcPr>
+            <w:tcW w:w="4535" w:type="dxa"/>
+            <w:shd w:val="clear" w:color="auto" w:fill="FFFFFF"/>
+            <w:vAlign w:val="center"/>
+          </w:tcPr>
+          <w:p>
+            <w:pPr>
+              <w:pStyle w:val="Lentel"/>
+              <w:spacing w:before="0" w:after="0"/>
+              <w:cnfStyle w:val="000000100000" w:firstRow="0" w:lastRow="0" w:firstColumn="0" w:lastColumn="0" w:oddVBand="0" w:evenVBand="0" w:oddHBand="1" w:evenHBand="0" w:firstRowFirstColumn="0" w:firstRowLastColumn="0" w:lastRowFirstColumn="0" w:lastRowLastColumn="0"/>
+            </w:pPr>
+            <w:r>
+              <w:rPr>
+                <w:color w:val="000000"/>
+              </w:rPr>
+              <w:t>0,5 val. ×21 + 0,5 val. ×35 + 0,25 val. ×30</w:t>
+            </w:r>
+          </w:p>
+        </w:tc>
+        <w:tc>
+          <w:tcPr>
+            <w:tcW w:w="2324" w:type="dxa"/>
+            <w:shd w:val="clear" w:color="auto" w:fill="FFFFFF"/>
+            <w:vAlign w:val="center"/>
+          </w:tcPr>
+          <w:p>
+            <w:pPr>
+              <w:pStyle w:val="Lentel"/>
+              <w:spacing w:before="0" w:after="0"/>
+              <w:cnfStyle w:val="000000100000" w:firstRow="0" w:lastRow="0" w:firstColumn="0" w:lastColumn="0" w:oddVBand="0" w:evenVBand="0" w:oddHBand="1" w:evenHBand="0" w:firstRowFirstColumn="0" w:firstRowLastColumn="0" w:lastRowFirstColumn="0" w:lastRowLastColumn="0"/>
+            </w:pPr>
+            <w:r>
+              <w:rPr>
+                <w:color w:val="000000"/>
+              </w:rPr>
+              <w:t>35,50 vienetui; 106,50×M</w:t>
+            </w:r>
+          </w:p>
+        </w:tc>
+      </w:tr>
+      <w:tr>
+        <w:trPr>
+          <w:cantSplit/>
+        </w:trPr>
+        <w:tc>
+          <w:tcPr>
+            <w:cnfStyle w:val="001000000000" w:firstRow="0" w:lastRow="0" w:firstColumn="1" w:lastColumn="0" w:oddVBand="0" w:evenVBand="0" w:oddHBand="0" w:evenHBand="0" w:firstRowFirstColumn="0" w:firstRowLastColumn="0" w:lastRowFirstColumn="0" w:lastRowLastColumn="0"/>
+            <w:tcW w:w="2778" w:type="dxa"/>
+            <w:shd w:val="clear" w:color="auto" w:fill="FFFFFF"/>
+            <w:vAlign w:val="center"/>
+          </w:tcPr>
+          <w:p>
+            <w:pPr>
+              <w:pStyle w:val="Lentel"/>
+              <w:spacing w:before="0" w:after="0"/>
+            </w:pPr>
+            <w:r>
+              <w:rPr>
+                <w:b w:val="0"/>
+                <w:color w:val="000000"/>
+              </w:rPr>
+              <w:t>Renginio pasirengimo ir duomenų patikra; 2 renginiai</w:t>
+            </w:r>
+          </w:p>
+        </w:tc>
+        <w:tc>
+          <w:tcPr>
+            <w:tcW w:w="4535" w:type="dxa"/>
+            <w:shd w:val="clear" w:color="auto" w:fill="FFFFFF"/>
+            <w:vAlign w:val="center"/>
+          </w:tcPr>
+          <w:p>
+            <w:pPr>
+              <w:pStyle w:val="Lentel"/>
+              <w:spacing w:before="0" w:after="0"/>
+              <w:cnfStyle w:val="000000000000" w:firstRow="0" w:lastRow="0" w:firstColumn="0" w:lastColumn="0" w:oddVBand="0" w:evenVBand="0" w:oddHBand="0" w:evenHBand="0" w:firstRowFirstColumn="0" w:firstRowLastColumn="0" w:lastRowFirstColumn="0" w:lastRowLastColumn="0"/>
+            </w:pPr>
+            <w:r>
+              <w:rPr>
+                <w:color w:val="000000"/>
+              </w:rPr>
+              <w:t>1 val. ×30 + 1 val. ×35 kiekvienam renginiui</w:t>
+            </w:r>
+          </w:p>
+        </w:tc>
+        <w:tc>
+          <w:tcPr>
+            <w:tcW w:w="2324" w:type="dxa"/>
+            <w:shd w:val="clear" w:color="auto" w:fill="FFFFFF"/>
+            <w:vAlign w:val="center"/>
+          </w:tcPr>
+          <w:p>
+            <w:pPr>
+              <w:pStyle w:val="Lentel"/>
+              <w:spacing w:before="0" w:after="0"/>
+              <w:cnfStyle w:val="000000000000" w:firstRow="0" w:lastRow="0" w:firstColumn="0" w:lastColumn="0" w:oddVBand="0" w:evenVBand="0" w:oddHBand="0" w:evenHBand="0" w:firstRowFirstColumn="0" w:firstRowLastColumn="0" w:lastRowFirstColumn="0" w:lastRowLastColumn="0"/>
+            </w:pPr>
+            <w:r>
+              <w:rPr>
+                <w:color w:val="000000"/>
+              </w:rPr>
+              <w:t>65,00 vienam; 130,00 iš viso</w:t>
+            </w:r>
+          </w:p>
+        </w:tc>
+      </w:tr>
+      <w:tr>
+        <w:trPr>
+          <w:cnfStyle w:val="000000100000" w:firstRow="0" w:lastRow="0" w:firstColumn="0" w:lastColumn="0" w:oddVBand="0" w:evenVBand="0" w:oddHBand="1" w:evenHBand="0" w:firstRowFirstColumn="0" w:firstRowLastColumn="0" w:lastRowFirstColumn="0" w:lastRowLastColumn="0"/>
+          <w:cantSplit/>
+        </w:trPr>
+        <w:tc>
+          <w:tcPr>
+            <w:cnfStyle w:val="001000000000" w:firstRow="0" w:lastRow="0" w:firstColumn="1" w:lastColumn="0" w:oddVBand="0" w:evenVBand="0" w:oddHBand="0" w:evenHBand="0" w:firstRowFirstColumn="0" w:firstRowLastColumn="0" w:lastRowFirstColumn="0" w:lastRowLastColumn="0"/>
+            <w:tcW w:w="2778" w:type="dxa"/>
+            <w:shd w:val="clear" w:color="auto" w:fill="FFFFFF"/>
+            <w:vAlign w:val="center"/>
+          </w:tcPr>
+          <w:p>
+            <w:pPr>
+              <w:pStyle w:val="Lentel"/>
+              <w:spacing w:before="0" w:after="0"/>
+            </w:pPr>
+            <w:r>
+              <w:rPr>
+                <w:b w:val="0"/>
+                <w:color w:val="000000"/>
+              </w:rPr>
+              <w:t>CSR pasirengimo ir apskaitos patikra; 2 iniciatyvos</w:t>
+            </w:r>
+          </w:p>
+        </w:tc>
+        <w:tc>
+          <w:tcPr>
+            <w:tcW w:w="4535" w:type="dxa"/>
+            <w:shd w:val="clear" w:color="auto" w:fill="FFFFFF"/>
+            <w:vAlign w:val="center"/>
+          </w:tcPr>
+          <w:p>
+            <w:pPr>
+              <w:pStyle w:val="Lentel"/>
+              <w:spacing w:before="0" w:after="0"/>
+              <w:cnfStyle w:val="000000100000" w:firstRow="0" w:lastRow="0" w:firstColumn="0" w:lastColumn="0" w:oddVBand="0" w:evenVBand="0" w:oddHBand="1" w:evenHBand="0" w:firstRowFirstColumn="0" w:firstRowLastColumn="0" w:lastRowFirstColumn="0" w:lastRowLastColumn="0"/>
+            </w:pPr>
+            <w:r>
+              <w:rPr>
+                <w:color w:val="000000"/>
+              </w:rPr>
+              <w:t>1 val. ×30 + 1,5 val. ×35 kiekvienai iniciatyvai</w:t>
+            </w:r>
+          </w:p>
+        </w:tc>
+        <w:tc>
+          <w:tcPr>
+            <w:tcW w:w="2324" w:type="dxa"/>
+            <w:shd w:val="clear" w:color="auto" w:fill="FFFFFF"/>
+            <w:vAlign w:val="center"/>
+          </w:tcPr>
+          <w:p>
+            <w:pPr>
+              <w:pStyle w:val="Lentel"/>
+              <w:spacing w:before="0" w:after="0"/>
+              <w:cnfStyle w:val="000000100000" w:firstRow="0" w:lastRow="0" w:firstColumn="0" w:lastColumn="0" w:oddVBand="0" w:evenVBand="0" w:oddHBand="1" w:evenHBand="0" w:firstRowFirstColumn="0" w:firstRowLastColumn="0" w:lastRowFirstColumn="0" w:lastRowLastColumn="0"/>
+            </w:pPr>
+            <w:r>
+              <w:rPr>
+                <w:color w:val="000000"/>
+              </w:rPr>
+              <w:t>82,50 vienai; 165,00 iš viso</w:t>
+            </w:r>
+          </w:p>
+        </w:tc>
+      </w:tr>
+      <w:tr>
+        <w:trPr>
+          <w:cantSplit/>
+        </w:trPr>
+        <w:tc>
+          <w:tcPr>
+            <w:cnfStyle w:val="001000000000" w:firstRow="0" w:lastRow="0" w:firstColumn="1" w:lastColumn="0" w:oddVBand="0" w:evenVBand="0" w:oddHBand="0" w:evenHBand="0" w:firstRowFirstColumn="0" w:firstRowLastColumn="0" w:lastRowFirstColumn="0" w:lastRowLastColumn="0"/>
+            <w:tcW w:w="2778" w:type="dxa"/>
+            <w:shd w:val="clear" w:color="auto" w:fill="FFFFFF"/>
+            <w:vAlign w:val="center"/>
+          </w:tcPr>
+          <w:p>
+            <w:pPr>
+              <w:pStyle w:val="Lentel"/>
+              <w:spacing w:before="0" w:after="0"/>
+            </w:pPr>
+            <w:r>
+              <w:rPr>
+                <w:b w:val="0"/>
+                <w:color w:val="000000"/>
+              </w:rPr>
+              <w:t>Sodinukų vėlesnės apžiūros duomenų peržiūra; 1 kartas</w:t>
+            </w:r>
+          </w:p>
+        </w:tc>
+        <w:tc>
+          <w:tcPr>
+            <w:tcW w:w="4535" w:type="dxa"/>
+            <w:shd w:val="clear" w:color="auto" w:fill="FFFFFF"/>
+            <w:vAlign w:val="center"/>
+          </w:tcPr>
+          <w:p>
+            <w:pPr>
+              <w:pStyle w:val="Lentel"/>
+              <w:spacing w:before="0" w:after="0"/>
+              <w:cnfStyle w:val="000000000000" w:firstRow="0" w:lastRow="0" w:firstColumn="0" w:lastColumn="0" w:oddVBand="0" w:evenVBand="0" w:oddHBand="0" w:evenHBand="0" w:firstRowFirstColumn="0" w:firstRowLastColumn="0" w:lastRowFirstColumn="0" w:lastRowLastColumn="0"/>
+            </w:pPr>
+            <w:r>
+              <w:rPr>
+                <w:color w:val="000000"/>
+              </w:rPr>
+              <w:t>1 val. ×35; kelionė ir fizinė apžiūra neįvertintos</w:t>
+            </w:r>
+          </w:p>
+        </w:tc>
+        <w:tc>
+          <w:tcPr>
+            <w:tcW w:w="2324" w:type="dxa"/>
+            <w:shd w:val="clear" w:color="auto" w:fill="FFFFFF"/>
+            <w:vAlign w:val="center"/>
+          </w:tcPr>
+          <w:p>
+            <w:pPr>
+              <w:pStyle w:val="Lentel"/>
+              <w:spacing w:before="0" w:after="0"/>
+              <w:cnfStyle w:val="000000000000" w:firstRow="0" w:lastRow="0" w:firstColumn="0" w:lastColumn="0" w:oddVBand="0" w:evenVBand="0" w:oddHBand="0" w:evenHBand="0" w:firstRowFirstColumn="0" w:firstRowLastColumn="0" w:lastRowFirstColumn="0" w:lastRowLastColumn="0"/>
+            </w:pPr>
+            <w:r>
+              <w:rPr>
+                <w:color w:val="000000"/>
+              </w:rPr>
+              <w:t>35,00</w:t>
+            </w:r>
+          </w:p>
+        </w:tc>
+      </w:tr>
+      <w:tr>
+        <w:trPr>
+          <w:cnfStyle w:val="000000100000" w:firstRow="0" w:lastRow="0" w:firstColumn="0" w:lastColumn="0" w:oddVBand="0" w:evenVBand="0" w:oddHBand="1" w:evenHBand="0" w:firstRowFirstColumn="0" w:firstRowLastColumn="0" w:lastRowFirstColumn="0" w:lastRowLastColumn="0"/>
+          <w:cantSplit/>
+        </w:trPr>
+        <w:tc>
+          <w:tcPr>
+            <w:cnfStyle w:val="001000000000" w:firstRow="0" w:lastRow="0" w:firstColumn="1" w:lastColumn="0" w:oddVBand="0" w:evenVBand="0" w:oddHBand="0" w:evenHBand="0" w:firstRowFirstColumn="0" w:firstRowLastColumn="0" w:lastRowFirstColumn="0" w:lastRowLastColumn="0"/>
+            <w:tcW w:w="2778" w:type="dxa"/>
+            <w:shd w:val="clear" w:color="auto" w:fill="FFFFFF"/>
+            <w:vAlign w:val="center"/>
+          </w:tcPr>
+          <w:p>
+            <w:pPr>
+              <w:pStyle w:val="Lentel"/>
+              <w:spacing w:before="0" w:after="0"/>
+            </w:pPr>
+            <w:r>
+              <w:rPr>
+                <w:b w:val="0"/>
+                <w:color w:val="000000"/>
+              </w:rPr>
+              <w:t>Klausimyno bandymas ir R5 analizės patikra; 1 paketas</w:t>
+            </w:r>
+          </w:p>
+        </w:tc>
+        <w:tc>
+          <w:tcPr>
+            <w:tcW w:w="4535" w:type="dxa"/>
+            <w:shd w:val="clear" w:color="auto" w:fill="FFFFFF"/>
+            <w:vAlign w:val="center"/>
+          </w:tcPr>
+          <w:p>
+            <w:pPr>
+              <w:pStyle w:val="Lentel"/>
+              <w:spacing w:before="0" w:after="0"/>
+              <w:cnfStyle w:val="000000100000" w:firstRow="0" w:lastRow="0" w:firstColumn="0" w:lastColumn="0" w:oddVBand="0" w:evenVBand="0" w:oddHBand="1" w:evenHBand="0" w:firstRowFirstColumn="0" w:firstRowLastColumn="0" w:lastRowFirstColumn="0" w:lastRowLastColumn="0"/>
+            </w:pPr>
+            <w:r>
+              <w:rPr>
+                <w:color w:val="000000"/>
+              </w:rPr>
+              <w:t>3 val. ×35 + 1 val. ×21</w:t>
+            </w:r>
+          </w:p>
+        </w:tc>
+        <w:tc>
+          <w:tcPr>
+            <w:tcW w:w="2324" w:type="dxa"/>
+            <w:shd w:val="clear" w:color="auto" w:fill="FFFFFF"/>
+            <w:vAlign w:val="center"/>
+          </w:tcPr>
+          <w:p>
+            <w:pPr>
+              <w:pStyle w:val="Lentel"/>
+              <w:spacing w:before="0" w:after="0"/>
+              <w:cnfStyle w:val="000000100000" w:firstRow="0" w:lastRow="0" w:firstColumn="0" w:lastColumn="0" w:oddVBand="0" w:evenVBand="0" w:oddHBand="1" w:evenHBand="0" w:firstRowFirstColumn="0" w:firstRowLastColumn="0" w:lastRowFirstColumn="0" w:lastRowLastColumn="0"/>
+            </w:pPr>
+            <w:r>
+              <w:rPr>
+                <w:color w:val="000000"/>
+              </w:rPr>
+              <w:t>126,00</w:t>
+            </w:r>
+          </w:p>
+        </w:tc>
+      </w:tr>
+      <w:tr>
+        <w:trPr>
+          <w:cantSplit/>
+        </w:trPr>
+        <w:tc>
+          <w:tcPr>
+            <w:cnfStyle w:val="001000000000" w:firstRow="0" w:lastRow="0" w:firstColumn="1" w:lastColumn="0" w:oddVBand="0" w:evenVBand="0" w:oddHBand="0" w:evenHBand="0" w:firstRowFirstColumn="0" w:firstRowLastColumn="0" w:lastRowFirstColumn="0" w:lastRowLastColumn="0"/>
+            <w:tcW w:w="2778" w:type="dxa"/>
+            <w:shd w:val="clear" w:color="auto" w:fill="FFFFFF"/>
+            <w:vAlign w:val="center"/>
+          </w:tcPr>
+          <w:p>
+            <w:pPr>
+              <w:pStyle w:val="Lentel"/>
+              <w:spacing w:before="0" w:after="0"/>
+            </w:pPr>
+            <w:r>
+              <w:rPr>
+                <w:b w:val="0"/>
+                <w:color w:val="000000"/>
+              </w:rPr>
+              <w:t>Savaitinė kokybės peržiūra; W susitikimų</w:t>
+            </w:r>
+          </w:p>
+        </w:tc>
+        <w:tc>
+          <w:tcPr>
+            <w:tcW w:w="4535" w:type="dxa"/>
+            <w:shd w:val="clear" w:color="auto" w:fill="FFFFFF"/>
+            <w:vAlign w:val="center"/>
+          </w:tcPr>
+          <w:p>
+            <w:pPr>
+              <w:pStyle w:val="Lentel"/>
+              <w:spacing w:before="0" w:after="0"/>
+              <w:cnfStyle w:val="000000000000" w:firstRow="0" w:lastRow="0" w:firstColumn="0" w:lastColumn="0" w:oddVBand="0" w:evenVBand="0" w:oddHBand="0" w:evenHBand="0" w:firstRowFirstColumn="0" w:firstRowLastColumn="0" w:lastRowFirstColumn="0" w:lastRowLastColumn="0"/>
+            </w:pPr>
+            <w:r>
+              <w:rPr>
+                <w:color w:val="000000"/>
+              </w:rPr>
+              <w:t>Po 0,25 val. kiekvienam iš 3 vaidmenų: 21, 35 ir 30 EUR/val.</w:t>
+            </w:r>
+          </w:p>
+        </w:tc>
+        <w:tc>
+          <w:tcPr>
+            <w:tcW w:w="2324" w:type="dxa"/>
+            <w:shd w:val="clear" w:color="auto" w:fill="FFFFFF"/>
+            <w:vAlign w:val="center"/>
+          </w:tcPr>
+          <w:p>
+            <w:pPr>
+              <w:pStyle w:val="Lentel"/>
+              <w:spacing w:before="0" w:after="0"/>
+              <w:cnfStyle w:val="000000000000" w:firstRow="0" w:lastRow="0" w:firstColumn="0" w:lastColumn="0" w:oddVBand="0" w:evenVBand="0" w:oddHBand="0" w:evenHBand="0" w:firstRowFirstColumn="0" w:firstRowLastColumn="0" w:lastRowFirstColumn="0" w:lastRowLastColumn="0"/>
+            </w:pPr>
+            <w:r>
+              <w:rPr>
+                <w:color w:val="000000"/>
+              </w:rPr>
+              <w:t>21,50×W</w:t>
+            </w:r>
+          </w:p>
+        </w:tc>
+      </w:tr>
+      <w:tr>
+        <w:trPr>
+          <w:cnfStyle w:val="000000100000" w:firstRow="0" w:lastRow="0" w:firstColumn="0" w:lastColumn="0" w:oddVBand="0" w:evenVBand="0" w:oddHBand="1" w:evenHBand="0" w:firstRowFirstColumn="0" w:firstRowLastColumn="0" w:lastRowFirstColumn="0" w:lastRowLastColumn="0"/>
+          <w:cantSplit/>
+        </w:trPr>
+        <w:tc>
+          <w:tcPr>
+            <w:cnfStyle w:val="001000000000" w:firstRow="0" w:lastRow="0" w:firstColumn="1" w:lastColumn="0" w:oddVBand="0" w:evenVBand="0" w:oddHBand="0" w:evenHBand="0" w:firstRowFirstColumn="0" w:firstRowLastColumn="0" w:lastRowFirstColumn="0" w:lastRowLastColumn="0"/>
+            <w:tcW w:w="2778" w:type="dxa"/>
+            <w:shd w:val="clear" w:color="auto" w:fill="FFFFFF"/>
+            <w:vAlign w:val="center"/>
+          </w:tcPr>
+          <w:p>
+            <w:pPr>
+              <w:pStyle w:val="Lentel"/>
+              <w:spacing w:before="0" w:after="0"/>
+            </w:pPr>
+            <w:r>
+              <w:rPr>
+                <w:b w:val="0"/>
+                <w:color w:val="000000"/>
+              </w:rPr>
+              <w:t>Galutinė E10 įrodymų patikra; 1 paketas</w:t>
+            </w:r>
+          </w:p>
+        </w:tc>
+        <w:tc>
+          <w:tcPr>
+            <w:tcW w:w="4535" w:type="dxa"/>
+            <w:shd w:val="clear" w:color="auto" w:fill="FFFFFF"/>
+            <w:vAlign w:val="center"/>
+          </w:tcPr>
+          <w:p>
+            <w:pPr>
+              <w:pStyle w:val="Lentel"/>
+              <w:spacing w:before="0" w:after="0"/>
+              <w:cnfStyle w:val="000000100000" w:firstRow="0" w:lastRow="0" w:firstColumn="0" w:lastColumn="0" w:oddVBand="0" w:evenVBand="0" w:oddHBand="1" w:evenHBand="0" w:firstRowFirstColumn="0" w:firstRowLastColumn="0" w:lastRowFirstColumn="0" w:lastRowLastColumn="0"/>
+            </w:pPr>
+            <w:r>
+              <w:rPr>
+                <w:color w:val="000000"/>
+              </w:rPr>
+              <w:t>2 val. ×35 + 1 val. ×30</w:t>
+            </w:r>
+          </w:p>
+        </w:tc>
+        <w:tc>
+          <w:tcPr>
+            <w:tcW w:w="2324" w:type="dxa"/>
+            <w:shd w:val="clear" w:color="auto" w:fill="FFFFFF"/>
+            <w:vAlign w:val="center"/>
+          </w:tcPr>
+          <w:p>
+            <w:pPr>
+              <w:pStyle w:val="Lentel"/>
+              <w:spacing w:before="0" w:after="0"/>
+              <w:cnfStyle w:val="000000100000" w:firstRow="0" w:lastRow="0" w:firstColumn="0" w:lastColumn="0" w:oddVBand="0" w:evenVBand="0" w:oddHBand="1" w:evenHBand="0" w:firstRowFirstColumn="0" w:firstRowLastColumn="0" w:lastRowFirstColumn="0" w:lastRowLastColumn="0"/>
+            </w:pPr>
+            <w:r>
+              <w:rPr>
+                <w:color w:val="000000"/>
+              </w:rPr>
+              <w:t>100,00</w:t>
+            </w:r>
+          </w:p>
+        </w:tc>
+      </w:tr>
+    </w:tbl>
+    <w:p>
+      <w:pPr>
+        <w:pStyle w:val="Tekstas"/>
+        <w:spacing w:before="200"/>
+      </w:pPr>
+      <w:r>
+        <w:t>C = 106,50×M + 21,50×W + 556,00 EUR. Hipotetinis pavyzdys: M = 2, W = 8; tuomet C = 213,00 + 172,00 + 556,00 = 941,00 EUR. Tai nėra patvirtintas grafikas ar biudžetas.</w:t>
+      </w:r>
+    </w:p>
+    <w:p>
+      <w:pPr>
+        <w:pStyle w:val="Tekstas"/>
+      </w:pPr>
+      <w:r>
+        <w:t>Turinio kūrimo, veiklų, kelionių, fizinės apžiūros, partnerių ir taisymo kaštai dar nežinomi. Suderinti kainų bei PVM bazę ir nedubliuoti esamų sąnaudų. 66 716 / 98 474 EUR neatitikimas neišspręstas; patikrų sumos prie jų automatiškai nepridėti.</w:t>
       </w:r>
     </w:p>
     <w:p>
       <w:pPr>
         <w:pStyle w:val="Heading1"/>
       </w:pPr>
-      <w:bookmarkStart w:id="18" w:name="_Toc243563027"/>
+      <w:bookmarkStart w:id="23" w:name="_Toc244116400"/>
       <w:r>
         <w:lastRenderedPageBreak/>
         <w:t>Sąsaja su būsima rizikos dalimi</w:t>
       </w:r>
-      <w:bookmarkEnd w:id="18"/>
+      <w:bookmarkEnd w:id="23"/>
     </w:p>
     <w:p>
       <w:pPr>
@@ -9437,11 +12471,11 @@
       <w:pPr>
         <w:pStyle w:val="Heading2"/>
       </w:pPr>
-      <w:bookmarkStart w:id="19" w:name="_Toc243563028"/>
+      <w:bookmarkStart w:id="24" w:name="_Toc244116401"/>
       <w:r>
         <w:t>Nenumatytų išlaidų sąmata</w:t>
       </w:r>
-      <w:bookmarkEnd w:id="19"/>
+      <w:bookmarkEnd w:id="24"/>
     </w:p>
     <w:p>
       <w:pPr>
@@ -9455,47 +12489,366 @@
       <w:pPr>
         <w:pStyle w:val="Antratbenr"/>
       </w:pPr>
-      <w:bookmarkStart w:id="20" w:name="_Toc243563029"/>
+      <w:bookmarkStart w:id="25" w:name="_Toc244116402"/>
       <w:r>
         <w:lastRenderedPageBreak/>
         <w:t>Priedas 1. Plano patvirtinimas</w:t>
       </w:r>
-      <w:bookmarkEnd w:id="20"/>
+      <w:bookmarkEnd w:id="25"/>
     </w:p>
     <w:p>
       <w:pPr>
         <w:pStyle w:val="Tekstas"/>
       </w:pPr>
       <w:r>
+        <w:t>Dar nepatvirtinta. Grupės nariai turi peržiūrėti siūlomą apimtį, kriterijų ribas, atsakomybes, įgyvendinimo laikotarpį ir kokybės patikrų sąnaudų modelį. Patvirtinimas fiksuojamas atsekamu įrašu su data ir būdu; parašai nekuriami. Dėstytojų komentarai registruojami kaip kitos versijos pakeitimų pagrindas ir savaime nereiškia viso plano patvirtinimo.</w:t>
+      </w:r>
+    </w:p>
+    <w:p>
+      <w:pPr>
+        <w:pStyle w:val="Lentelspavad"/>
+        <w:keepNext/>
+      </w:pPr>
+      <w:r>
+        <w:fldChar w:fldCharType="begin"/>
+      </w:r>
+      <w:r>
+        <w:instrText xml:space="preserve"> SEQ Lentele \* ARABIC </w:instrText>
+      </w:r>
+      <w:r>
+        <w:fldChar w:fldCharType="separate"/>
+      </w:r>
+      <w:r>
         <w:rPr>
-          <w:b/>
+          <w:noProof/>
         </w:rPr>
-        <w:t>Dar nepatvirtinta.</w:t>
-      </w:r>
-      <w:r>
-        <w:t xml:space="preserve"> Grupės nariai turi peržiūrėti siūlomą apimtį, ribas, atsakomybes, įgyvendinimo laikotarpį ir biudžeto sprendimą. Tikras patvirtinimas fiksuojamas su data ir būdu; parašai nekuriami. Dėstytojos pastabos po spalio 29 d. registruojamos kaip v0.4 pakeitimų pagrindas, o ne kaip automatinis viso plano patvirtinimas.</w:t>
-      </w:r>
-    </w:p>
+        <w:t>17</w:t>
+      </w:r>
+      <w:r>
+        <w:fldChar w:fldCharType="end"/>
+      </w:r>
+      <w:r>
+        <w:t xml:space="preserve"> lentelė. Kokybės plano peržiūros ir patvirtinimo būsena</w:t>
+      </w:r>
+    </w:p>
+    <w:tbl>
+      <w:tblPr>
+        <w:tblStyle w:val="PlainTable1"/>
+        <w:tblW w:w="0" w:type="auto"/>
+        <w:tblBorders>
+          <w:top w:val="single" w:sz="4" w:space="0" w:color="D9D9D9"/>
+          <w:left w:val="single" w:sz="4" w:space="0" w:color="D9D9D9"/>
+          <w:bottom w:val="single" w:sz="4" w:space="0" w:color="D9D9D9"/>
+          <w:right w:val="single" w:sz="4" w:space="0" w:color="D9D9D9"/>
+          <w:insideH w:val="single" w:sz="4" w:space="0" w:color="D9D9D9"/>
+          <w:insideV w:val="single" w:sz="4" w:space="0" w:color="D9D9D9"/>
+        </w:tblBorders>
+        <w:tblLayout w:type="fixed"/>
+        <w:tblCellMar>
+          <w:top w:w="75" w:type="dxa"/>
+          <w:left w:w="75" w:type="dxa"/>
+          <w:bottom w:w="75" w:type="dxa"/>
+          <w:right w:w="75" w:type="dxa"/>
+        </w:tblCellMar>
+        <w:tblLook w:val="04A0" w:firstRow="1" w:lastRow="0" w:firstColumn="1" w:lastColumn="0" w:noHBand="0" w:noVBand="1"/>
+      </w:tblPr>
+      <w:tblGrid>
+        <w:gridCol w:w="2381"/>
+        <w:gridCol w:w="2948"/>
+        <w:gridCol w:w="4309"/>
+      </w:tblGrid>
+      <w:tr>
+        <w:trPr>
+          <w:cnfStyle w:val="100000000000" w:firstRow="1" w:lastRow="0" w:firstColumn="0" w:lastColumn="0" w:oddVBand="0" w:evenVBand="0" w:oddHBand="0" w:evenHBand="0" w:firstRowFirstColumn="0" w:firstRowLastColumn="0" w:lastRowFirstColumn="0" w:lastRowLastColumn="0"/>
+          <w:cantSplit/>
+          <w:tblHeader/>
+        </w:trPr>
+        <w:tc>
+          <w:tcPr>
+            <w:cnfStyle w:val="001000000000" w:firstRow="0" w:lastRow="0" w:firstColumn="1" w:lastColumn="0" w:oddVBand="0" w:evenVBand="0" w:oddHBand="0" w:evenHBand="0" w:firstRowFirstColumn="0" w:firstRowLastColumn="0" w:lastRowFirstColumn="0" w:lastRowLastColumn="0"/>
+            <w:tcW w:w="2381" w:type="dxa"/>
+            <w:shd w:val="clear" w:color="auto" w:fill="E7E6E6"/>
+            <w:vAlign w:val="center"/>
+          </w:tcPr>
+          <w:p>
+            <w:pPr>
+              <w:pStyle w:val="LentelsIeil"/>
+              <w:spacing w:before="0" w:after="40" w:line="240" w:lineRule="auto"/>
+            </w:pPr>
+            <w:r>
+              <w:rPr>
+                <w:b/>
+                <w:color w:val="000000"/>
+              </w:rPr>
+              <w:t>Grupės narys</w:t>
+            </w:r>
+          </w:p>
+        </w:tc>
+        <w:tc>
+          <w:tcPr>
+            <w:tcW w:w="2948" w:type="dxa"/>
+            <w:shd w:val="clear" w:color="auto" w:fill="E7E6E6"/>
+            <w:vAlign w:val="center"/>
+          </w:tcPr>
+          <w:p>
+            <w:pPr>
+              <w:pStyle w:val="LentelsIeil"/>
+              <w:spacing w:before="0" w:after="40" w:line="240" w:lineRule="auto"/>
+              <w:cnfStyle w:val="100000000000" w:firstRow="1" w:lastRow="0" w:firstColumn="0" w:lastColumn="0" w:oddVBand="0" w:evenVBand="0" w:oddHBand="0" w:evenHBand="0" w:firstRowFirstColumn="0" w:firstRowLastColumn="0" w:lastRowFirstColumn="0" w:lastRowLastColumn="0"/>
+            </w:pPr>
+            <w:r>
+              <w:rPr>
+                <w:b/>
+                <w:color w:val="000000"/>
+              </w:rPr>
+              <w:t>Siūloma atsakomybė</w:t>
+            </w:r>
+          </w:p>
+        </w:tc>
+        <w:tc>
+          <w:tcPr>
+            <w:tcW w:w="4309" w:type="dxa"/>
+            <w:shd w:val="clear" w:color="auto" w:fill="E7E6E6"/>
+            <w:vAlign w:val="center"/>
+          </w:tcPr>
+          <w:p>
+            <w:pPr>
+              <w:pStyle w:val="LentelsIeil"/>
+              <w:spacing w:before="0" w:after="40" w:line="240" w:lineRule="auto"/>
+              <w:cnfStyle w:val="100000000000" w:firstRow="1" w:lastRow="0" w:firstColumn="0" w:lastColumn="0" w:oddVBand="0" w:evenVBand="0" w:oddHBand="0" w:evenHBand="0" w:firstRowFirstColumn="0" w:firstRowLastColumn="0" w:lastRowFirstColumn="0" w:lastRowLastColumn="0"/>
+            </w:pPr>
+            <w:r>
+              <w:rPr>
+                <w:b/>
+                <w:color w:val="000000"/>
+              </w:rPr>
+              <w:t>Peržiūros ir patvirtinimo būsena</w:t>
+            </w:r>
+          </w:p>
+        </w:tc>
+      </w:tr>
+      <w:tr>
+        <w:trPr>
+          <w:cnfStyle w:val="000000100000" w:firstRow="0" w:lastRow="0" w:firstColumn="0" w:lastColumn="0" w:oddVBand="0" w:evenVBand="0" w:oddHBand="1" w:evenHBand="0" w:firstRowFirstColumn="0" w:firstRowLastColumn="0" w:lastRowFirstColumn="0" w:lastRowLastColumn="0"/>
+          <w:cantSplit/>
+        </w:trPr>
+        <w:tc>
+          <w:tcPr>
+            <w:cnfStyle w:val="001000000000" w:firstRow="0" w:lastRow="0" w:firstColumn="1" w:lastColumn="0" w:oddVBand="0" w:evenVBand="0" w:oddHBand="0" w:evenHBand="0" w:firstRowFirstColumn="0" w:firstRowLastColumn="0" w:lastRowFirstColumn="0" w:lastRowLastColumn="0"/>
+            <w:tcW w:w="2381" w:type="dxa"/>
+            <w:shd w:val="clear" w:color="auto" w:fill="FFFFFF"/>
+            <w:vAlign w:val="center"/>
+          </w:tcPr>
+          <w:p>
+            <w:pPr>
+              <w:pStyle w:val="Lentel"/>
+              <w:spacing w:before="0" w:after="40"/>
+            </w:pPr>
+            <w:r>
+              <w:rPr>
+                <w:b w:val="0"/>
+                <w:color w:val="000000"/>
+              </w:rPr>
+              <w:t>Kristupas Kuras</w:t>
+            </w:r>
+          </w:p>
+        </w:tc>
+        <w:tc>
+          <w:tcPr>
+            <w:tcW w:w="2948" w:type="dxa"/>
+            <w:shd w:val="clear" w:color="auto" w:fill="FFFFFF"/>
+            <w:vAlign w:val="center"/>
+          </w:tcPr>
+          <w:p>
+            <w:pPr>
+              <w:pStyle w:val="Lentel"/>
+              <w:spacing w:before="0" w:after="40"/>
+              <w:cnfStyle w:val="000000100000" w:firstRow="0" w:lastRow="0" w:firstColumn="0" w:lastColumn="0" w:oddVBand="0" w:evenVBand="0" w:oddHBand="1" w:evenHBand="0" w:firstRowFirstColumn="0" w:firstRowLastColumn="0" w:lastRowFirstColumn="0" w:lastRowLastColumn="0"/>
+            </w:pPr>
+            <w:r>
+              <w:rPr>
+                <w:color w:val="000000"/>
+              </w:rPr>
+              <w:t>Koordinavimas, renginiai ir CSR</w:t>
+            </w:r>
+          </w:p>
+        </w:tc>
+        <w:tc>
+          <w:tcPr>
+            <w:tcW w:w="4309" w:type="dxa"/>
+            <w:shd w:val="clear" w:color="auto" w:fill="FFFFFF"/>
+            <w:vAlign w:val="center"/>
+          </w:tcPr>
+          <w:p>
+            <w:pPr>
+              <w:pStyle w:val="Lentel"/>
+              <w:spacing w:before="0" w:after="40"/>
+              <w:cnfStyle w:val="000000100000" w:firstRow="0" w:lastRow="0" w:firstColumn="0" w:lastColumn="0" w:oddVBand="0" w:evenVBand="0" w:oddHBand="1" w:evenHBand="0" w:firstRowFirstColumn="0" w:firstRowLastColumn="0" w:lastRowFirstColumn="0" w:lastRowLastColumn="0"/>
+            </w:pPr>
+            <w:r>
+              <w:rPr>
+                <w:color w:val="000000"/>
+              </w:rPr>
+              <w:t>Patvirtinimas negautas; data ir būdas nefiksuoti.</w:t>
+            </w:r>
+          </w:p>
+        </w:tc>
+      </w:tr>
+      <w:tr>
+        <w:trPr>
+          <w:cantSplit/>
+        </w:trPr>
+        <w:tc>
+          <w:tcPr>
+            <w:cnfStyle w:val="001000000000" w:firstRow="0" w:lastRow="0" w:firstColumn="1" w:lastColumn="0" w:oddVBand="0" w:evenVBand="0" w:oddHBand="0" w:evenHBand="0" w:firstRowFirstColumn="0" w:firstRowLastColumn="0" w:lastRowFirstColumn="0" w:lastRowLastColumn="0"/>
+            <w:tcW w:w="2381" w:type="dxa"/>
+            <w:shd w:val="clear" w:color="auto" w:fill="FFFFFF"/>
+            <w:vAlign w:val="center"/>
+          </w:tcPr>
+          <w:p>
+            <w:pPr>
+              <w:pStyle w:val="Lentel"/>
+              <w:spacing w:before="0" w:after="40"/>
+            </w:pPr>
+            <w:r>
+              <w:rPr>
+                <w:b w:val="0"/>
+                <w:color w:val="000000"/>
+              </w:rPr>
+              <w:t>Lukas Račkauskas</w:t>
+            </w:r>
+          </w:p>
+        </w:tc>
+        <w:tc>
+          <w:tcPr>
+            <w:tcW w:w="2948" w:type="dxa"/>
+            <w:shd w:val="clear" w:color="auto" w:fill="FFFFFF"/>
+            <w:vAlign w:val="center"/>
+          </w:tcPr>
+          <w:p>
+            <w:pPr>
+              <w:pStyle w:val="Lentel"/>
+              <w:spacing w:before="0" w:after="40"/>
+              <w:cnfStyle w:val="000000000000" w:firstRow="0" w:lastRow="0" w:firstColumn="0" w:lastColumn="0" w:oddVBand="0" w:evenVBand="0" w:oddHBand="0" w:evenHBand="0" w:firstRowFirstColumn="0" w:firstRowLastColumn="0" w:lastRowFirstColumn="0" w:lastRowLastColumn="0"/>
+            </w:pPr>
+            <w:r>
+              <w:rPr>
+                <w:color w:val="000000"/>
+              </w:rPr>
+              <w:t>Komunikacija ir turinys</w:t>
+            </w:r>
+          </w:p>
+        </w:tc>
+        <w:tc>
+          <w:tcPr>
+            <w:tcW w:w="4309" w:type="dxa"/>
+            <w:shd w:val="clear" w:color="auto" w:fill="FFFFFF"/>
+            <w:vAlign w:val="center"/>
+          </w:tcPr>
+          <w:p>
+            <w:pPr>
+              <w:pStyle w:val="Lentel"/>
+              <w:spacing w:before="0" w:after="40"/>
+              <w:cnfStyle w:val="000000000000" w:firstRow="0" w:lastRow="0" w:firstColumn="0" w:lastColumn="0" w:oddVBand="0" w:evenVBand="0" w:oddHBand="0" w:evenHBand="0" w:firstRowFirstColumn="0" w:firstRowLastColumn="0" w:lastRowFirstColumn="0" w:lastRowLastColumn="0"/>
+            </w:pPr>
+            <w:r>
+              <w:rPr>
+                <w:color w:val="000000"/>
+              </w:rPr>
+              <w:t>Patvirtinimas negautas; data ir būdas nefiksuoti.</w:t>
+            </w:r>
+          </w:p>
+        </w:tc>
+      </w:tr>
+      <w:tr>
+        <w:trPr>
+          <w:cnfStyle w:val="000000100000" w:firstRow="0" w:lastRow="0" w:firstColumn="0" w:lastColumn="0" w:oddVBand="0" w:evenVBand="0" w:oddHBand="1" w:evenHBand="0" w:firstRowFirstColumn="0" w:firstRowLastColumn="0" w:lastRowFirstColumn="0" w:lastRowLastColumn="0"/>
+          <w:cantSplit/>
+        </w:trPr>
+        <w:tc>
+          <w:tcPr>
+            <w:cnfStyle w:val="001000000000" w:firstRow="0" w:lastRow="0" w:firstColumn="1" w:lastColumn="0" w:oddVBand="0" w:evenVBand="0" w:oddHBand="0" w:evenHBand="0" w:firstRowFirstColumn="0" w:firstRowLastColumn="0" w:lastRowFirstColumn="0" w:lastRowLastColumn="0"/>
+            <w:tcW w:w="2381" w:type="dxa"/>
+            <w:shd w:val="clear" w:color="auto" w:fill="FFFFFF"/>
+            <w:vAlign w:val="center"/>
+          </w:tcPr>
+          <w:p>
+            <w:pPr>
+              <w:pStyle w:val="Lentel"/>
+              <w:spacing w:before="0" w:after="40"/>
+            </w:pPr>
+            <w:r>
+              <w:rPr>
+                <w:b w:val="0"/>
+                <w:color w:val="000000"/>
+              </w:rPr>
+              <w:t>Žygimantas Latkauskas</w:t>
+            </w:r>
+          </w:p>
+        </w:tc>
+        <w:tc>
+          <w:tcPr>
+            <w:tcW w:w="2948" w:type="dxa"/>
+            <w:shd w:val="clear" w:color="auto" w:fill="FFFFFF"/>
+            <w:vAlign w:val="center"/>
+          </w:tcPr>
+          <w:p>
+            <w:pPr>
+              <w:pStyle w:val="Lentel"/>
+              <w:spacing w:before="0" w:after="40"/>
+              <w:cnfStyle w:val="000000100000" w:firstRow="0" w:lastRow="0" w:firstColumn="0" w:lastColumn="0" w:oddVBand="0" w:evenVBand="0" w:oddHBand="1" w:evenHBand="0" w:firstRowFirstColumn="0" w:firstRowLastColumn="0" w:lastRowFirstColumn="0" w:lastRowLastColumn="0"/>
+            </w:pPr>
+            <w:r>
+              <w:rPr>
+                <w:color w:val="000000"/>
+              </w:rPr>
+              <w:t>Kokybė ir duomenys</w:t>
+            </w:r>
+          </w:p>
+        </w:tc>
+        <w:tc>
+          <w:tcPr>
+            <w:tcW w:w="4309" w:type="dxa"/>
+            <w:shd w:val="clear" w:color="auto" w:fill="FFFFFF"/>
+            <w:vAlign w:val="center"/>
+          </w:tcPr>
+          <w:p>
+            <w:pPr>
+              <w:pStyle w:val="Lentel"/>
+              <w:spacing w:before="0" w:after="40"/>
+              <w:cnfStyle w:val="000000100000" w:firstRow="0" w:lastRow="0" w:firstColumn="0" w:lastColumn="0" w:oddVBand="0" w:evenVBand="0" w:oddHBand="1" w:evenHBand="0" w:firstRowFirstColumn="0" w:firstRowLastColumn="0" w:lastRowFirstColumn="0" w:lastRowLastColumn="0"/>
+            </w:pPr>
+            <w:r>
+              <w:rPr>
+                <w:color w:val="000000"/>
+              </w:rPr>
+              <w:t>Patvirtinimas negautas; data ir būdas nefiksuoti.</w:t>
+            </w:r>
+          </w:p>
+        </w:tc>
+      </w:tr>
+    </w:tbl>
     <w:p>
       <w:pPr>
         <w:pStyle w:val="Antratbenr"/>
-      </w:pPr>
-      <w:bookmarkStart w:id="21" w:name="_Toc243563030"/>
+        <w:spacing w:before="200"/>
+      </w:pPr>
+      <w:bookmarkStart w:id="26" w:name="_Toc244116403"/>
       <w:r>
         <w:lastRenderedPageBreak/>
         <w:t>Priedas 2. Papildoma informacija ir šaltiniai</w:t>
       </w:r>
-      <w:bookmarkEnd w:id="21"/>
+      <w:bookmarkEnd w:id="26"/>
     </w:p>
     <w:p>
       <w:pPr>
         <w:pStyle w:val="Tekstas"/>
       </w:pPr>
       <w:r>
-        <w:t>S1 – „Tesla įvaizdžio gerinimas. Projekto ataskaita“ (doc. dr. Jovita Vasauskaitė), ypač 2 sk. tikslas ir uždaviniai, 3.2 sk. scenarijus, 5 sk. finansai ir 6.2 sk. poveikio matrica. S2 – 2025 m. S190M179 „Projektų planavimas ir organizavimas“ ataskaita (doc. dr. Evelina Meilienė), 4–9 lentelės. S3 – „Rinkos potencialo ir konkurentų analizė“, skirta prielaidų atsekamumui. S4 – oficialus 2026 m. kokybės ir rizikos plano šablonas. S5 – įvadinių paskaitų skaidrės, 14 ir 18 psl. Išsamus faktų ir prieštaravimų žu</w:t>
-      </w:r>
-      <w:r>
-        <w:t>rnalas pateiktas atskirame faile „Saltiniu_faktai_ir_neatitikimai.md“.</w:t>
+        <w:t>S1 – „Tesla įvaizdžio gerinimas. Projekto ataskaita“ (doc. dr. Jovita Vasauskaitė), ypač 2 sk. tikslas ir uždaviniai, 3.2 sk. scenarijus, 5 sk. finansai ir 6.2 sk. poveikio matrica. S2 – 2025 m. S190M179 „Projektų planavimas ir organizavimas“ ataskaita (doc. dr. Evelina Meilienė), 4–9 lentelės. S3 – „Rinkos potencialo ir konkurentų analizė“, skirta prielaidų atsekamumui. S4 – oficialus 2026 m. kokybės ir rizikos plano šablonas. S5 – įvadinių paskaitų skaidrės, 14 ir 18 psl. S6 – Moodle grupinio darbo reikal</w:t>
+      </w:r>
+      <w:r>
+        <w:t>avimų vietinė ištrauka, patikrinta 2026-10-22. Išsamus faktų ir prieštaravimų žurnalas pateiktas atskirame faile „Saltiniu_faktai_ir_neatitikimai.md“.</w:t>
       </w:r>
     </w:p>
     <w:p>
@@ -9508,14 +12861,680 @@
     </w:p>
     <w:p>
       <w:pPr>
+        <w:pStyle w:val="Lentelspavad"/>
+        <w:keepNext/>
+      </w:pPr>
+      <w:r>
+        <w:fldChar w:fldCharType="begin"/>
+      </w:r>
+      <w:r>
+        <w:instrText xml:space="preserve"> SEQ Lentele \* ARABIC </w:instrText>
+      </w:r>
+      <w:r>
+        <w:fldChar w:fldCharType="separate"/>
+      </w:r>
+      <w:r>
+        <w:rPr>
+          <w:noProof/>
+        </w:rPr>
+        <w:t>18</w:t>
+      </w:r>
+      <w:r>
+        <w:fldChar w:fldCharType="end"/>
+      </w:r>
+      <w:r>
+        <w:t xml:space="preserve"> lentelė. Kokybės plano šaltinių ir jų taikymo rodyklė</w:t>
+      </w:r>
+    </w:p>
+    <w:tbl>
+      <w:tblPr>
+        <w:tblStyle w:val="PlainTable1"/>
+        <w:tblW w:w="0" w:type="auto"/>
+        <w:tblBorders>
+          <w:top w:val="single" w:sz="4" w:space="0" w:color="D9D9D9"/>
+          <w:left w:val="single" w:sz="4" w:space="0" w:color="D9D9D9"/>
+          <w:bottom w:val="single" w:sz="4" w:space="0" w:color="D9D9D9"/>
+          <w:right w:val="single" w:sz="4" w:space="0" w:color="D9D9D9"/>
+          <w:insideH w:val="single" w:sz="4" w:space="0" w:color="D9D9D9"/>
+          <w:insideV w:val="single" w:sz="4" w:space="0" w:color="D9D9D9"/>
+        </w:tblBorders>
+        <w:tblLayout w:type="fixed"/>
+        <w:tblCellMar>
+          <w:top w:w="75" w:type="dxa"/>
+          <w:left w:w="75" w:type="dxa"/>
+          <w:bottom w:w="75" w:type="dxa"/>
+          <w:right w:w="75" w:type="dxa"/>
+        </w:tblCellMar>
+        <w:tblLook w:val="04A0" w:firstRow="1" w:lastRow="0" w:firstColumn="1" w:lastColumn="0" w:noHBand="0" w:noVBand="1"/>
+      </w:tblPr>
+      <w:tblGrid>
+        <w:gridCol w:w="1871"/>
+        <w:gridCol w:w="2324"/>
+        <w:gridCol w:w="2608"/>
+        <w:gridCol w:w="2835"/>
+      </w:tblGrid>
+      <w:tr>
+        <w:trPr>
+          <w:cnfStyle w:val="100000000000" w:firstRow="1" w:lastRow="0" w:firstColumn="0" w:lastColumn="0" w:oddVBand="0" w:evenVBand="0" w:oddHBand="0" w:evenHBand="0" w:firstRowFirstColumn="0" w:firstRowLastColumn="0" w:lastRowFirstColumn="0" w:lastRowLastColumn="0"/>
+          <w:cantSplit/>
+          <w:tblHeader/>
+        </w:trPr>
+        <w:tc>
+          <w:tcPr>
+            <w:cnfStyle w:val="001000000000" w:firstRow="0" w:lastRow="0" w:firstColumn="1" w:lastColumn="0" w:oddVBand="0" w:evenVBand="0" w:oddHBand="0" w:evenHBand="0" w:firstRowFirstColumn="0" w:firstRowLastColumn="0" w:lastRowFirstColumn="0" w:lastRowLastColumn="0"/>
+            <w:tcW w:w="1871" w:type="dxa"/>
+            <w:shd w:val="clear" w:color="auto" w:fill="E7E6E6"/>
+            <w:vAlign w:val="center"/>
+          </w:tcPr>
+          <w:p>
+            <w:pPr>
+              <w:pStyle w:val="LentelsIeil"/>
+              <w:spacing w:before="0" w:after="40" w:line="240" w:lineRule="auto"/>
+            </w:pPr>
+            <w:r>
+              <w:rPr>
+                <w:b/>
+                <w:color w:val="000000"/>
+              </w:rPr>
+              <w:t>Šaltinis</w:t>
+            </w:r>
+          </w:p>
+        </w:tc>
+        <w:tc>
+          <w:tcPr>
+            <w:tcW w:w="2324" w:type="dxa"/>
+            <w:shd w:val="clear" w:color="auto" w:fill="E7E6E6"/>
+            <w:vAlign w:val="center"/>
+          </w:tcPr>
+          <w:p>
+            <w:pPr>
+              <w:pStyle w:val="LentelsIeil"/>
+              <w:spacing w:before="0" w:after="40" w:line="240" w:lineRule="auto"/>
+              <w:cnfStyle w:val="100000000000" w:firstRow="1" w:lastRow="0" w:firstColumn="0" w:lastColumn="0" w:oddVBand="0" w:evenVBand="0" w:oddHBand="0" w:evenHBand="0" w:firstRowFirstColumn="0" w:firstRowLastColumn="0" w:lastRowFirstColumn="0" w:lastRowLastColumn="0"/>
+            </w:pPr>
+            <w:r>
+              <w:rPr>
+                <w:b/>
+                <w:color w:val="000000"/>
+              </w:rPr>
+              <w:t>Naudojamas turinys</w:t>
+            </w:r>
+          </w:p>
+        </w:tc>
+        <w:tc>
+          <w:tcPr>
+            <w:tcW w:w="2608" w:type="dxa"/>
+            <w:shd w:val="clear" w:color="auto" w:fill="E7E6E6"/>
+            <w:vAlign w:val="center"/>
+          </w:tcPr>
+          <w:p>
+            <w:pPr>
+              <w:pStyle w:val="LentelsIeil"/>
+              <w:spacing w:before="0" w:after="40" w:line="240" w:lineRule="auto"/>
+              <w:cnfStyle w:val="100000000000" w:firstRow="1" w:lastRow="0" w:firstColumn="0" w:lastColumn="0" w:oddVBand="0" w:evenVBand="0" w:oddHBand="0" w:evenHBand="0" w:firstRowFirstColumn="0" w:firstRowLastColumn="0" w:lastRowFirstColumn="0" w:lastRowLastColumn="0"/>
+            </w:pPr>
+            <w:r>
+              <w:rPr>
+                <w:b/>
+                <w:color w:val="000000"/>
+              </w:rPr>
+              <w:t>Peržiūra ir galiojimo ribos</w:t>
+            </w:r>
+          </w:p>
+        </w:tc>
+        <w:tc>
+          <w:tcPr>
+            <w:tcW w:w="2835" w:type="dxa"/>
+            <w:shd w:val="clear" w:color="auto" w:fill="E7E6E6"/>
+            <w:vAlign w:val="center"/>
+          </w:tcPr>
+          <w:p>
+            <w:pPr>
+              <w:pStyle w:val="LentelsIeil"/>
+              <w:spacing w:before="0" w:after="40" w:line="240" w:lineRule="auto"/>
+              <w:cnfStyle w:val="100000000000" w:firstRow="1" w:lastRow="0" w:firstColumn="0" w:lastColumn="0" w:oddVBand="0" w:evenVBand="0" w:oddHBand="0" w:evenHBand="0" w:firstRowFirstColumn="0" w:firstRowLastColumn="0" w:lastRowFirstColumn="0" w:lastRowLastColumn="0"/>
+            </w:pPr>
+            <w:r>
+              <w:rPr>
+                <w:b/>
+                <w:color w:val="000000"/>
+              </w:rPr>
+              <w:t>Saugojimo vieta pakete</w:t>
+            </w:r>
+          </w:p>
+        </w:tc>
+      </w:tr>
+      <w:tr>
+        <w:trPr>
+          <w:cnfStyle w:val="000000100000" w:firstRow="0" w:lastRow="0" w:firstColumn="0" w:lastColumn="0" w:oddVBand="0" w:evenVBand="0" w:oddHBand="1" w:evenHBand="0" w:firstRowFirstColumn="0" w:firstRowLastColumn="0" w:lastRowFirstColumn="0" w:lastRowLastColumn="0"/>
+          <w:cantSplit/>
+        </w:trPr>
+        <w:tc>
+          <w:tcPr>
+            <w:cnfStyle w:val="001000000000" w:firstRow="0" w:lastRow="0" w:firstColumn="1" w:lastColumn="0" w:oddVBand="0" w:evenVBand="0" w:oddHBand="0" w:evenHBand="0" w:firstRowFirstColumn="0" w:firstRowLastColumn="0" w:lastRowFirstColumn="0" w:lastRowLastColumn="0"/>
+            <w:tcW w:w="1871" w:type="dxa"/>
+            <w:shd w:val="clear" w:color="auto" w:fill="FFFFFF"/>
+            <w:vAlign w:val="center"/>
+          </w:tcPr>
+          <w:p>
+            <w:pPr>
+              <w:pStyle w:val="Lentel"/>
+              <w:spacing w:before="0" w:after="40"/>
+            </w:pPr>
+            <w:r>
+              <w:rPr>
+                <w:b w:val="0"/>
+                <w:color w:val="000000"/>
+              </w:rPr>
+              <w:t>S1. A1 projekto ataskaita</w:t>
+            </w:r>
+          </w:p>
+        </w:tc>
+        <w:tc>
+          <w:tcPr>
+            <w:tcW w:w="2324" w:type="dxa"/>
+            <w:shd w:val="clear" w:color="auto" w:fill="FFFFFF"/>
+            <w:vAlign w:val="center"/>
+          </w:tcPr>
+          <w:p>
+            <w:pPr>
+              <w:pStyle w:val="Lentel"/>
+              <w:spacing w:before="0" w:after="40"/>
+              <w:cnfStyle w:val="000000100000" w:firstRow="0" w:lastRow="0" w:firstColumn="0" w:lastColumn="0" w:oddVBand="0" w:evenVBand="0" w:oddHBand="1" w:evenHBand="0" w:firstRowFirstColumn="0" w:firstRowLastColumn="0" w:lastRowFirstColumn="0" w:lastRowLastColumn="0"/>
+            </w:pPr>
+            <w:r>
+              <w:rPr>
+                <w:color w:val="000000"/>
+              </w:rPr>
+              <w:t>2 sk. tikslas ir uždaviniai; 5 sk. finansinių prieštaravimų kilmė</w:t>
+            </w:r>
+          </w:p>
+        </w:tc>
+        <w:tc>
+          <w:tcPr>
+            <w:tcW w:w="2608" w:type="dxa"/>
+            <w:shd w:val="clear" w:color="auto" w:fill="FFFFFF"/>
+            <w:vAlign w:val="center"/>
+          </w:tcPr>
+          <w:p>
+            <w:pPr>
+              <w:pStyle w:val="Lentel"/>
+              <w:spacing w:before="0" w:after="40"/>
+              <w:cnfStyle w:val="000000100000" w:firstRow="0" w:lastRow="0" w:firstColumn="0" w:lastColumn="0" w:oddVBand="0" w:evenVBand="0" w:oddHBand="1" w:evenHBand="0" w:firstRowFirstColumn="0" w:firstRowLastColumn="0" w:lastRowFirstColumn="0" w:lastRowLastColumn="0"/>
+            </w:pPr>
+            <w:r>
+              <w:rPr>
+                <w:color w:val="000000"/>
+              </w:rPr>
+              <w:t>Šaltinio faktai; ne įgyvendinimo įrodymas. Kokybės planui pakartotinai peržiūrėta 2026-10-28.</w:t>
+            </w:r>
+          </w:p>
+        </w:tc>
+        <w:tc>
+          <w:tcPr>
+            <w:tcW w:w="2835" w:type="dxa"/>
+            <w:shd w:val="clear" w:color="auto" w:fill="FFFFFF"/>
+            <w:vAlign w:val="center"/>
+          </w:tcPr>
+          <w:p>
+            <w:pPr>
+              <w:pStyle w:val="Lentel"/>
+              <w:spacing w:before="0" w:after="40"/>
+              <w:cnfStyle w:val="000000100000" w:firstRow="0" w:lastRow="0" w:firstColumn="0" w:lastColumn="0" w:oddVBand="0" w:evenVBand="0" w:oddHBand="1" w:evenHBand="0" w:firstRowFirstColumn="0" w:firstRowLastColumn="0" w:lastRowFirstColumn="0" w:lastRowLastColumn="0"/>
+            </w:pPr>
+            <w:r>
+              <w:rPr>
+                <w:color w:val="000000"/>
+              </w:rPr>
+              <w:t>04_Ankstesniu_semestru_dokumentai / A1_Projekto_ataskaita.docx</w:t>
+            </w:r>
+          </w:p>
+        </w:tc>
+      </w:tr>
+      <w:tr>
+        <w:trPr>
+          <w:cantSplit/>
+        </w:trPr>
+        <w:tc>
+          <w:tcPr>
+            <w:cnfStyle w:val="001000000000" w:firstRow="0" w:lastRow="0" w:firstColumn="1" w:lastColumn="0" w:oddVBand="0" w:evenVBand="0" w:oddHBand="0" w:evenHBand="0" w:firstRowFirstColumn="0" w:firstRowLastColumn="0" w:lastRowFirstColumn="0" w:lastRowLastColumn="0"/>
+            <w:tcW w:w="1871" w:type="dxa"/>
+            <w:shd w:val="clear" w:color="auto" w:fill="FFFFFF"/>
+            <w:vAlign w:val="center"/>
+          </w:tcPr>
+          <w:p>
+            <w:pPr>
+              <w:pStyle w:val="Lentel"/>
+              <w:spacing w:before="0" w:after="40"/>
+            </w:pPr>
+            <w:r>
+              <w:rPr>
+                <w:b w:val="0"/>
+                <w:color w:val="000000"/>
+              </w:rPr>
+              <w:t>S2. A2 planavimas ir organizavimas</w:t>
+            </w:r>
+          </w:p>
+        </w:tc>
+        <w:tc>
+          <w:tcPr>
+            <w:tcW w:w="2324" w:type="dxa"/>
+            <w:shd w:val="clear" w:color="auto" w:fill="FFFFFF"/>
+            <w:vAlign w:val="center"/>
+          </w:tcPr>
+          <w:p>
+            <w:pPr>
+              <w:pStyle w:val="Lentel"/>
+              <w:spacing w:before="0" w:after="40"/>
+              <w:cnfStyle w:val="000000000000" w:firstRow="0" w:lastRow="0" w:firstColumn="0" w:lastColumn="0" w:oddVBand="0" w:evenVBand="0" w:oddHBand="0" w:evenHBand="0" w:firstRowFirstColumn="0" w:firstRowLastColumn="0" w:lastRowFirstColumn="0" w:lastRowLastColumn="0"/>
+            </w:pPr>
+            <w:r>
+              <w:rPr>
+                <w:color w:val="000000"/>
+              </w:rPr>
+              <w:t>Ankstesni vaidmenys, veiklos ir 21 / 35 / 30 EUR/val. įkainių kilmė</w:t>
+            </w:r>
+          </w:p>
+        </w:tc>
+        <w:tc>
+          <w:tcPr>
+            <w:tcW w:w="2608" w:type="dxa"/>
+            <w:shd w:val="clear" w:color="auto" w:fill="FFFFFF"/>
+            <w:vAlign w:val="center"/>
+          </w:tcPr>
+          <w:p>
+            <w:pPr>
+              <w:pStyle w:val="Lentel"/>
+              <w:spacing w:before="0" w:after="40"/>
+              <w:cnfStyle w:val="000000000000" w:firstRow="0" w:lastRow="0" w:firstColumn="0" w:lastColumn="0" w:oddVBand="0" w:evenVBand="0" w:oddHBand="0" w:evenHBand="0" w:firstRowFirstColumn="0" w:firstRowLastColumn="0" w:lastRowFirstColumn="0" w:lastRowLastColumn="0"/>
+            </w:pPr>
+            <w:r>
+              <w:rPr>
+                <w:color w:val="000000"/>
+              </w:rPr>
+              <w:t>2025 m. planavimo scenarijus; įkainiai nėra dabartinė rinkos kaina.</w:t>
+            </w:r>
+          </w:p>
+        </w:tc>
+        <w:tc>
+          <w:tcPr>
+            <w:tcW w:w="2835" w:type="dxa"/>
+            <w:shd w:val="clear" w:color="auto" w:fill="FFFFFF"/>
+            <w:vAlign w:val="center"/>
+          </w:tcPr>
+          <w:p>
+            <w:pPr>
+              <w:pStyle w:val="Lentel"/>
+              <w:spacing w:before="0" w:after="40"/>
+              <w:cnfStyle w:val="000000000000" w:firstRow="0" w:lastRow="0" w:firstColumn="0" w:lastColumn="0" w:oddVBand="0" w:evenVBand="0" w:oddHBand="0" w:evenHBand="0" w:firstRowFirstColumn="0" w:firstRowLastColumn="0" w:lastRowFirstColumn="0" w:lastRowLastColumn="0"/>
+            </w:pPr>
+            <w:r>
+              <w:rPr>
+                <w:color w:val="000000"/>
+              </w:rPr>
+              <w:t>04_Ankstesniu_semestru_dokumentai / A2_Planavimas_ir_organizavimas.docx</w:t>
+            </w:r>
+          </w:p>
+        </w:tc>
+      </w:tr>
+      <w:tr>
+        <w:trPr>
+          <w:cnfStyle w:val="000000100000" w:firstRow="0" w:lastRow="0" w:firstColumn="0" w:lastColumn="0" w:oddVBand="0" w:evenVBand="0" w:oddHBand="1" w:evenHBand="0" w:firstRowFirstColumn="0" w:firstRowLastColumn="0" w:lastRowFirstColumn="0" w:lastRowLastColumn="0"/>
+          <w:cantSplit/>
+        </w:trPr>
+        <w:tc>
+          <w:tcPr>
+            <w:cnfStyle w:val="001000000000" w:firstRow="0" w:lastRow="0" w:firstColumn="1" w:lastColumn="0" w:oddVBand="0" w:evenVBand="0" w:oddHBand="0" w:evenHBand="0" w:firstRowFirstColumn="0" w:firstRowLastColumn="0" w:lastRowFirstColumn="0" w:lastRowLastColumn="0"/>
+            <w:tcW w:w="1871" w:type="dxa"/>
+            <w:shd w:val="clear" w:color="auto" w:fill="FFFFFF"/>
+            <w:vAlign w:val="center"/>
+          </w:tcPr>
+          <w:p>
+            <w:pPr>
+              <w:pStyle w:val="Lentel"/>
+              <w:spacing w:before="0" w:after="40"/>
+            </w:pPr>
+            <w:r>
+              <w:rPr>
+                <w:b w:val="0"/>
+                <w:color w:val="000000"/>
+              </w:rPr>
+              <w:t>S3. A3 rinkos analizė</w:t>
+            </w:r>
+          </w:p>
+        </w:tc>
+        <w:tc>
+          <w:tcPr>
+            <w:tcW w:w="2324" w:type="dxa"/>
+            <w:shd w:val="clear" w:color="auto" w:fill="FFFFFF"/>
+            <w:vAlign w:val="center"/>
+          </w:tcPr>
+          <w:p>
+            <w:pPr>
+              <w:pStyle w:val="Lentel"/>
+              <w:spacing w:before="0" w:after="40"/>
+              <w:cnfStyle w:val="000000100000" w:firstRow="0" w:lastRow="0" w:firstColumn="0" w:lastColumn="0" w:oddVBand="0" w:evenVBand="0" w:oddHBand="1" w:evenHBand="0" w:firstRowFirstColumn="0" w:firstRowLastColumn="0" w:lastRowFirstColumn="0" w:lastRowLastColumn="0"/>
+            </w:pPr>
+            <w:r>
+              <w:rPr>
+                <w:color w:val="000000"/>
+              </w:rPr>
+              <w:t>Ankstesnio rinkos ir renginių scenarijaus atsekamumas</w:t>
+            </w:r>
+          </w:p>
+        </w:tc>
+        <w:tc>
+          <w:tcPr>
+            <w:tcW w:w="2608" w:type="dxa"/>
+            <w:shd w:val="clear" w:color="auto" w:fill="FFFFFF"/>
+            <w:vAlign w:val="center"/>
+          </w:tcPr>
+          <w:p>
+            <w:pPr>
+              <w:pStyle w:val="Lentel"/>
+              <w:spacing w:before="0" w:after="40"/>
+              <w:cnfStyle w:val="000000100000" w:firstRow="0" w:lastRow="0" w:firstColumn="0" w:lastColumn="0" w:oddVBand="0" w:evenVBand="0" w:oddHBand="1" w:evenHBand="0" w:firstRowFirstColumn="0" w:firstRowLastColumn="0" w:lastRowFirstColumn="0" w:lastRowLastColumn="0"/>
+            </w:pPr>
+            <w:r>
+              <w:rPr>
+                <w:color w:val="000000"/>
+              </w:rPr>
+              <w:t>Nenaudojama kaip pasiektų rezultatų ar naujausių rinkos duomenų įrodymas.</w:t>
+            </w:r>
+          </w:p>
+        </w:tc>
+        <w:tc>
+          <w:tcPr>
+            <w:tcW w:w="2835" w:type="dxa"/>
+            <w:shd w:val="clear" w:color="auto" w:fill="FFFFFF"/>
+            <w:vAlign w:val="center"/>
+          </w:tcPr>
+          <w:p>
+            <w:pPr>
+              <w:pStyle w:val="Lentel"/>
+              <w:spacing w:before="0" w:after="40"/>
+              <w:cnfStyle w:val="000000100000" w:firstRow="0" w:lastRow="0" w:firstColumn="0" w:lastColumn="0" w:oddVBand="0" w:evenVBand="0" w:oddHBand="1" w:evenHBand="0" w:firstRowFirstColumn="0" w:firstRowLastColumn="0" w:lastRowFirstColumn="0" w:lastRowLastColumn="0"/>
+            </w:pPr>
+            <w:r>
+              <w:rPr>
+                <w:color w:val="000000"/>
+              </w:rPr>
+              <w:t>04_Ankstesniu_semestru_dokumentai / A3_Rinkos_analize.docx</w:t>
+            </w:r>
+          </w:p>
+        </w:tc>
+      </w:tr>
+      <w:tr>
+        <w:trPr>
+          <w:cantSplit/>
+        </w:trPr>
+        <w:tc>
+          <w:tcPr>
+            <w:cnfStyle w:val="001000000000" w:firstRow="0" w:lastRow="0" w:firstColumn="1" w:lastColumn="0" w:oddVBand="0" w:evenVBand="0" w:oddHBand="0" w:evenHBand="0" w:firstRowFirstColumn="0" w:firstRowLastColumn="0" w:lastRowFirstColumn="0" w:lastRowLastColumn="0"/>
+            <w:tcW w:w="1871" w:type="dxa"/>
+            <w:shd w:val="clear" w:color="auto" w:fill="FFFFFF"/>
+            <w:vAlign w:val="center"/>
+          </w:tcPr>
+          <w:p>
+            <w:pPr>
+              <w:pStyle w:val="Lentel"/>
+              <w:spacing w:before="0" w:after="40"/>
+            </w:pPr>
+            <w:r>
+              <w:rPr>
+                <w:b w:val="0"/>
+                <w:color w:val="000000"/>
+              </w:rPr>
+              <w:t>S4. Modulio užduoties šablonas</w:t>
+            </w:r>
+          </w:p>
+        </w:tc>
+        <w:tc>
+          <w:tcPr>
+            <w:tcW w:w="2324" w:type="dxa"/>
+            <w:shd w:val="clear" w:color="auto" w:fill="FFFFFF"/>
+            <w:vAlign w:val="center"/>
+          </w:tcPr>
+          <w:p>
+            <w:pPr>
+              <w:pStyle w:val="Lentel"/>
+              <w:spacing w:before="0" w:after="40"/>
+              <w:cnfStyle w:val="000000000000" w:firstRow="0" w:lastRow="0" w:firstColumn="0" w:lastColumn="0" w:oddVBand="0" w:evenVBand="0" w:oddHBand="0" w:evenHBand="0" w:firstRowFirstColumn="0" w:firstRowLastColumn="0" w:lastRowFirstColumn="0" w:lastRowLastColumn="0"/>
+            </w:pPr>
+            <w:r>
+              <w:rPr>
+                <w:color w:val="000000"/>
+              </w:rPr>
+              <w:t>Aprašas, versijos, 1–5 skyriai, procesų kortelė ir priedai</w:t>
+            </w:r>
+          </w:p>
+        </w:tc>
+        <w:tc>
+          <w:tcPr>
+            <w:tcW w:w="2608" w:type="dxa"/>
+            <w:shd w:val="clear" w:color="auto" w:fill="FFFFFF"/>
+            <w:vAlign w:val="center"/>
+          </w:tcPr>
+          <w:p>
+            <w:pPr>
+              <w:pStyle w:val="Lentel"/>
+              <w:spacing w:before="0" w:after="40"/>
+              <w:cnfStyle w:val="000000000000" w:firstRow="0" w:lastRow="0" w:firstColumn="0" w:lastColumn="0" w:oddVBand="0" w:evenVBand="0" w:oddHBand="0" w:evenHBand="0" w:firstRowFirstColumn="0" w:firstRowLastColumn="0" w:lastRowFirstColumn="0" w:lastRowLastColumn="0"/>
+            </w:pPr>
+            <w:r>
+              <w:rPr>
+                <w:color w:val="000000"/>
+              </w:rPr>
+              <w:t>Aktuali paketo kopija peržiūrėta 2026-10-28. Istoriniai pavyzdžiai neperimti kaip reikalavimai.</w:t>
+            </w:r>
+          </w:p>
+        </w:tc>
+        <w:tc>
+          <w:tcPr>
+            <w:tcW w:w="2835" w:type="dxa"/>
+            <w:shd w:val="clear" w:color="auto" w:fill="FFFFFF"/>
+            <w:vAlign w:val="center"/>
+          </w:tcPr>
+          <w:p>
+            <w:pPr>
+              <w:pStyle w:val="Lentel"/>
+              <w:spacing w:before="0" w:after="40"/>
+              <w:cnfStyle w:val="000000000000" w:firstRow="0" w:lastRow="0" w:firstColumn="0" w:lastColumn="0" w:oddVBand="0" w:evenVBand="0" w:oddHBand="0" w:evenHBand="0" w:firstRowFirstColumn="0" w:firstRowLastColumn="0" w:lastRowFirstColumn="0" w:lastRowLastColumn="0"/>
+            </w:pPr>
+            <w:r>
+              <w:rPr>
+                <w:color w:val="000000"/>
+              </w:rPr>
+              <w:t>01_Oficiali_medziaga / Projekto_kokybes_ir_rizikos_planas_uzduotis_2026.docx</w:t>
+            </w:r>
+          </w:p>
+        </w:tc>
+      </w:tr>
+      <w:tr>
+        <w:trPr>
+          <w:cnfStyle w:val="000000100000" w:firstRow="0" w:lastRow="0" w:firstColumn="0" w:lastColumn="0" w:oddVBand="0" w:evenVBand="0" w:oddHBand="1" w:evenHBand="0" w:firstRowFirstColumn="0" w:firstRowLastColumn="0" w:lastRowFirstColumn="0" w:lastRowLastColumn="0"/>
+          <w:cantSplit/>
+        </w:trPr>
+        <w:tc>
+          <w:tcPr>
+            <w:cnfStyle w:val="001000000000" w:firstRow="0" w:lastRow="0" w:firstColumn="1" w:lastColumn="0" w:oddVBand="0" w:evenVBand="0" w:oddHBand="0" w:evenHBand="0" w:firstRowFirstColumn="0" w:firstRowLastColumn="0" w:lastRowFirstColumn="0" w:lastRowLastColumn="0"/>
+            <w:tcW w:w="1871" w:type="dxa"/>
+            <w:shd w:val="clear" w:color="auto" w:fill="FFFFFF"/>
+            <w:vAlign w:val="center"/>
+          </w:tcPr>
+          <w:p>
+            <w:pPr>
+              <w:pStyle w:val="Lentel"/>
+              <w:spacing w:before="0" w:after="40"/>
+            </w:pPr>
+            <w:r>
+              <w:rPr>
+                <w:b w:val="0"/>
+                <w:color w:val="000000"/>
+              </w:rPr>
+              <w:t>S6. Atsiskaitymo reikalavimai</w:t>
+            </w:r>
+          </w:p>
+        </w:tc>
+        <w:tc>
+          <w:tcPr>
+            <w:tcW w:w="2324" w:type="dxa"/>
+            <w:shd w:val="clear" w:color="auto" w:fill="FFFFFF"/>
+            <w:vAlign w:val="center"/>
+          </w:tcPr>
+          <w:p>
+            <w:pPr>
+              <w:pStyle w:val="Lentel"/>
+              <w:spacing w:before="0" w:after="40"/>
+              <w:cnfStyle w:val="000000100000" w:firstRow="0" w:lastRow="0" w:firstColumn="0" w:lastColumn="0" w:oddVBand="0" w:evenVBand="0" w:oddHBand="1" w:evenHBand="0" w:firstRowFirstColumn="0" w:firstRowLastColumn="0" w:lastRowFirstColumn="0" w:lastRowLastColumn="0"/>
+            </w:pPr>
+            <w:r>
+              <w:rPr>
+                <w:color w:val="000000"/>
+              </w:rPr>
+              <w:t>Kokybės dalies vertinimo kriterijai ir akademinių terminų skirtis</w:t>
+            </w:r>
+          </w:p>
+        </w:tc>
+        <w:tc>
+          <w:tcPr>
+            <w:tcW w:w="2608" w:type="dxa"/>
+            <w:shd w:val="clear" w:color="auto" w:fill="FFFFFF"/>
+            <w:vAlign w:val="center"/>
+          </w:tcPr>
+          <w:p>
+            <w:pPr>
+              <w:pStyle w:val="Lentel"/>
+              <w:spacing w:before="0" w:after="40"/>
+              <w:cnfStyle w:val="000000100000" w:firstRow="0" w:lastRow="0" w:firstColumn="0" w:lastColumn="0" w:oddVBand="0" w:evenVBand="0" w:oddHBand="1" w:evenHBand="0" w:firstRowFirstColumn="0" w:firstRowLastColumn="0" w:lastRowFirstColumn="0" w:lastRowLastColumn="0"/>
+            </w:pPr>
+            <w:r>
+              <w:rPr>
+                <w:color w:val="000000"/>
+              </w:rPr>
+              <w:t>Moodle ištrauka tikrinta 2026-10-22; vėlesni oficialūs pakeitimai šia versija netikrinti.</w:t>
+            </w:r>
+          </w:p>
+        </w:tc>
+        <w:tc>
+          <w:tcPr>
+            <w:tcW w:w="2835" w:type="dxa"/>
+            <w:shd w:val="clear" w:color="auto" w:fill="FFFFFF"/>
+            <w:vAlign w:val="center"/>
+          </w:tcPr>
+          <w:p>
+            <w:pPr>
+              <w:pStyle w:val="Lentel"/>
+              <w:spacing w:before="0" w:after="40"/>
+              <w:cnfStyle w:val="000000100000" w:firstRow="0" w:lastRow="0" w:firstColumn="0" w:lastColumn="0" w:oddVBand="0" w:evenVBand="0" w:oddHBand="1" w:evenHBand="0" w:firstRowFirstColumn="0" w:firstRowLastColumn="0" w:lastRowFirstColumn="0" w:lastRowLastColumn="0"/>
+            </w:pPr>
+            <w:r>
+              <w:rPr>
+                <w:color w:val="000000"/>
+              </w:rPr>
+              <w:t>03_Reikalavimai_ir_saltiniai / Grupinio_darbo_reikalavimai.md</w:t>
+            </w:r>
+          </w:p>
+        </w:tc>
+      </w:tr>
+      <w:tr>
+        <w:trPr>
+          <w:cantSplit/>
+        </w:trPr>
+        <w:tc>
+          <w:tcPr>
+            <w:cnfStyle w:val="001000000000" w:firstRow="0" w:lastRow="0" w:firstColumn="1" w:lastColumn="0" w:oddVBand="0" w:evenVBand="0" w:oddHBand="0" w:evenHBand="0" w:firstRowFirstColumn="0" w:firstRowLastColumn="0" w:lastRowFirstColumn="0" w:lastRowLastColumn="0"/>
+            <w:tcW w:w="1871" w:type="dxa"/>
+            <w:shd w:val="clear" w:color="auto" w:fill="FFFFFF"/>
+            <w:vAlign w:val="center"/>
+          </w:tcPr>
+          <w:p>
+            <w:pPr>
+              <w:pStyle w:val="Lentel"/>
+              <w:spacing w:before="0" w:after="40"/>
+            </w:pPr>
+            <w:r>
+              <w:rPr>
+                <w:b w:val="0"/>
+                <w:color w:val="000000"/>
+              </w:rPr>
+              <w:t>Universiteto rašto darbo šablonas</w:t>
+            </w:r>
+          </w:p>
+        </w:tc>
+        <w:tc>
+          <w:tcPr>
+            <w:tcW w:w="2324" w:type="dxa"/>
+            <w:shd w:val="clear" w:color="auto" w:fill="FFFFFF"/>
+            <w:vAlign w:val="center"/>
+          </w:tcPr>
+          <w:p>
+            <w:pPr>
+              <w:pStyle w:val="Lentel"/>
+              <w:spacing w:before="0" w:after="40"/>
+              <w:cnfStyle w:val="000000000000" w:firstRow="0" w:lastRow="0" w:firstColumn="0" w:lastColumn="0" w:oddVBand="0" w:evenVBand="0" w:oddHBand="0" w:evenHBand="0" w:firstRowFirstColumn="0" w:firstRowLastColumn="0" w:lastRowFirstColumn="0" w:lastRowLastColumn="0"/>
+            </w:pPr>
+            <w:r>
+              <w:rPr>
+                <w:color w:val="000000"/>
+              </w:rPr>
+              <w:t>KTU titulinis, stiliai, paraštės, skyrių numeracija ir turinys</w:t>
+            </w:r>
+          </w:p>
+        </w:tc>
+        <w:tc>
+          <w:tcPr>
+            <w:tcW w:w="2608" w:type="dxa"/>
+            <w:shd w:val="clear" w:color="auto" w:fill="FFFFFF"/>
+            <w:vAlign w:val="center"/>
+          </w:tcPr>
+          <w:p>
+            <w:pPr>
+              <w:pStyle w:val="Lentel"/>
+              <w:spacing w:before="0" w:after="40"/>
+              <w:cnfStyle w:val="000000000000" w:firstRow="0" w:lastRow="0" w:firstColumn="0" w:lastColumn="0" w:oddVBand="0" w:evenVBand="0" w:oddHBand="0" w:evenHBand="0" w:firstRowFirstColumn="0" w:firstRowLastColumn="0" w:lastRowFirstColumn="0" w:lastRowLastColumn="0"/>
+            </w:pPr>
+            <w:r>
+              <w:rPr>
+                <w:color w:val="000000"/>
+              </w:rPr>
+              <w:t>Formato šaltinis; nepakeistas.</w:t>
+            </w:r>
+          </w:p>
+        </w:tc>
+        <w:tc>
+          <w:tcPr>
+            <w:tcW w:w="2835" w:type="dxa"/>
+            <w:shd w:val="clear" w:color="auto" w:fill="FFFFFF"/>
+            <w:vAlign w:val="center"/>
+          </w:tcPr>
+          <w:p>
+            <w:pPr>
+              <w:pStyle w:val="Lentel"/>
+              <w:spacing w:before="0" w:after="40"/>
+              <w:cnfStyle w:val="000000000000" w:firstRow="0" w:lastRow="0" w:firstColumn="0" w:lastColumn="0" w:oddVBand="0" w:evenVBand="0" w:oddHBand="0" w:evenHBand="0" w:firstRowFirstColumn="0" w:firstRowLastColumn="0" w:lastRowFirstColumn="0" w:lastRowLastColumn="0"/>
+            </w:pPr>
+            <w:r>
+              <w:rPr>
+                <w:color w:val="000000"/>
+              </w:rPr>
+              <w:t>01_Oficiali_medziaga / Rasto_darbo_sablonas.docx</w:t>
+            </w:r>
+          </w:p>
+        </w:tc>
+      </w:tr>
+    </w:tbl>
+    <w:p>
+      <w:pPr>
         <w:pStyle w:val="Antratbenr"/>
-      </w:pPr>
-      <w:bookmarkStart w:id="22" w:name="_Toc243563031"/>
+        <w:spacing w:before="200"/>
+      </w:pPr>
+      <w:bookmarkStart w:id="27" w:name="_Toc244116404"/>
       <w:r>
         <w:lastRenderedPageBreak/>
         <w:t>Priedas 3. Pagrindiniai terminai</w:t>
       </w:r>
-      <w:bookmarkEnd w:id="22"/>
+      <w:bookmarkEnd w:id="27"/>
     </w:p>
     <w:p>
       <w:pPr>
@@ -9523,7 +13542,25 @@
         <w:keepNext/>
       </w:pPr>
       <w:r>
-        <w:t>11 lentelė. Priedas 3. Pagrindiniai terminai</w:t>
+        <w:fldChar w:fldCharType="begin"/>
+      </w:r>
+      <w:r>
+        <w:instrText xml:space="preserve"> SEQ Lentele \* ARABIC </w:instrText>
+      </w:r>
+      <w:r>
+        <w:fldChar w:fldCharType="separate"/>
+      </w:r>
+      <w:r>
+        <w:rPr>
+          <w:noProof/>
+        </w:rPr>
+        <w:t>19</w:t>
+      </w:r>
+      <w:r>
+        <w:fldChar w:fldCharType="end"/>
+      </w:r>
+      <w:r>
+        <w:t xml:space="preserve"> lentelė. Priedas 3. Pagrindiniai terminai</w:t>
       </w:r>
     </w:p>
     <w:tbl>
@@ -9981,8 +14018,8 @@
       </w:pPr>
     </w:p>
     <w:sectPr>
-      <w:footerReference w:type="default" r:id="rId14"/>
-      <w:footerReference w:type="first" r:id="rId15"/>
+      <w:footerReference w:type="default" r:id="rId13"/>
+      <w:footerReference w:type="first" r:id="rId14"/>
       <w:pgSz w:w="11906" w:h="16838" w:code="9"/>
       <w:pgMar w:top="1134" w:right="567" w:bottom="1134" w:left="1701" w:header="720" w:footer="720" w:gutter="0"/>
       <w:cols w:space="720"/>
@@ -9994,7 +14031,7 @@
 </file>
 
 <file path=word/endnotes.xml><?xml version="1.0" encoding="utf-8"?>
-<w:endnotes xmlns:wpc="http://schemas.microsoft.com/office/word/2010/wordprocessingCanvas" xmlns:cx="http://schemas.microsoft.com/office/drawing/2014/chartex" xmlns:cx1="http://schemas.microsoft.com/office/drawing/2015/9/8/chartex" xmlns:mc="http://schemas.openxmlformats.org/markup-compatibility/2006" xmlns:o="urn:schemas-microsoft-com:office:office" xmlns:r="http://schemas.openxmlformats.org/officeDocument/2006/relationships" xmlns:m="http://schemas.openxmlformats.org/officeDocument/2006/math" xmlns:v="urn:schemas-microsoft-com:vml" xmlns:wp14="http://schemas.microsoft.com/office/word/2010/wordprocessingDrawing" xmlns:wp="http://schemas.openxmlformats.org/drawingml/2006/wordprocessingDrawing" xmlns:w10="urn:schemas-microsoft-com:office:word" xmlns:w="http://schemas.openxmlformats.org/wordprocessingml/2006/main" xmlns:w14="http://schemas.microsoft.com/office/word/2010/wordml" xmlns:w15="http://schemas.microsoft.com/office/word/2012/wordml" xmlns:w16se="http://schemas.microsoft.com/office/word/2015/wordml/symex" xmlns:wpg="http://schemas.microsoft.com/office/word/2010/wordprocessingGroup" xmlns:wpi="http://schemas.microsoft.com/office/word/2010/wordprocessingInk" xmlns:wne="http://schemas.microsoft.com/office/word/2006/wordml" xmlns:wps="http://schemas.microsoft.com/office/word/2010/wordprocessingShape" mc:Ignorable="w14 w15 w16se wp14">
+<w:endnotes xmlns:wpc="http://schemas.microsoft.com/office/word/2010/wordprocessingCanvas" xmlns:cx="http://schemas.microsoft.com/office/drawing/2014/chartex" xmlns:cx1="http://schemas.microsoft.com/office/drawing/2015/9/8/chartex" xmlns:cx2="http://schemas.microsoft.com/office/drawing/2015/10/21/chartex" xmlns:cx3="http://schemas.microsoft.com/office/drawing/2016/5/9/chartex" xmlns:cx4="http://schemas.microsoft.com/office/drawing/2016/5/10/chartex" xmlns:cx5="http://schemas.microsoft.com/office/drawing/2016/5/11/chartex" xmlns:cx6="http://schemas.microsoft.com/office/drawing/2016/5/12/chartex" xmlns:cx7="http://schemas.microsoft.com/office/drawing/2016/5/13/chartex" xmlns:cx8="http://schemas.microsoft.com/office/drawing/2016/5/14/chartex" xmlns:mc="http://schemas.openxmlformats.org/markup-compatibility/2006" xmlns:aink="http://schemas.microsoft.com/office/drawing/2016/ink" xmlns:am3d="http://schemas.microsoft.com/office/drawing/2017/model3d" xmlns:o="urn:schemas-microsoft-com:office:office" xmlns:oel="http://schemas.microsoft.com/office/2019/extlst" xmlns:r="http://schemas.openxmlformats.org/officeDocument/2006/relationships" xmlns:m="http://schemas.openxmlformats.org/officeDocument/2006/math" xmlns:v="urn:schemas-microsoft-com:vml" xmlns:wp14="http://schemas.microsoft.com/office/word/2010/wordprocessingDrawing" xmlns:wp="http://schemas.openxmlformats.org/drawingml/2006/wordprocessingDrawing" xmlns:w10="urn:schemas-microsoft-com:office:word" xmlns:w="http://schemas.openxmlformats.org/wordprocessingml/2006/main" xmlns:w14="http://schemas.microsoft.com/office/word/2010/wordml" xmlns:w15="http://schemas.microsoft.com/office/word/2012/wordml" xmlns:w16cex="http://schemas.microsoft.com/office/word/2018/wordml/cex" xmlns:w16cid="http://schemas.microsoft.com/office/word/2016/wordml/cid" xmlns:w16="http://schemas.microsoft.com/office/word/2018/wordml" xmlns:w16du="http://schemas.microsoft.com/office/word/2023/wordml/word16du" xmlns:w16sdtdh="http://schemas.microsoft.com/office/word/2020/wordml/sdtdatahash" xmlns:w16sdtfl="http://schemas.microsoft.com/office/word/2024/wordml/sdtformatlock" xmlns:w16se="http://schemas.microsoft.com/office/word/2015/wordml/symex" xmlns:wpg="http://schemas.microsoft.com/office/word/2010/wordprocessingGroup" xmlns:wpi="http://schemas.microsoft.com/office/word/2010/wordprocessingInk" xmlns:wne="http://schemas.microsoft.com/office/word/2006/wordml" xmlns:wps="http://schemas.microsoft.com/office/word/2010/wordprocessingShape" mc:Ignorable="w14 w15 w16se w16cid w16 w16cex w16sdtdh w16sdtfl w16du wp14">
   <w:endnote w:type="separator" w:id="-1">
     <w:p>
       <w:pPr>
@@ -10032,7 +14069,7 @@
 </file>
 
 <file path=word/footer1.xml><?xml version="1.0" encoding="utf-8"?>
-<w:ftr xmlns:wpc="http://schemas.microsoft.com/office/word/2010/wordprocessingCanvas" xmlns:cx="http://schemas.microsoft.com/office/drawing/2014/chartex" xmlns:cx1="http://schemas.microsoft.com/office/drawing/2015/9/8/chartex" xmlns:mc="http://schemas.openxmlformats.org/markup-compatibility/2006" xmlns:o="urn:schemas-microsoft-com:office:office" xmlns:r="http://schemas.openxmlformats.org/officeDocument/2006/relationships" xmlns:m="http://schemas.openxmlformats.org/officeDocument/2006/math" xmlns:v="urn:schemas-microsoft-com:vml" xmlns:wp14="http://schemas.microsoft.com/office/word/2010/wordprocessingDrawing" xmlns:wp="http://schemas.openxmlformats.org/drawingml/2006/wordprocessingDrawing" xmlns:w10="urn:schemas-microsoft-com:office:word" xmlns:w="http://schemas.openxmlformats.org/wordprocessingml/2006/main" xmlns:w14="http://schemas.microsoft.com/office/word/2010/wordml" xmlns:w15="http://schemas.microsoft.com/office/word/2012/wordml" xmlns:w16se="http://schemas.microsoft.com/office/word/2015/wordml/symex" xmlns:wpg="http://schemas.microsoft.com/office/word/2010/wordprocessingGroup" xmlns:wpi="http://schemas.microsoft.com/office/word/2010/wordprocessingInk" xmlns:wne="http://schemas.microsoft.com/office/word/2006/wordml" xmlns:wps="http://schemas.microsoft.com/office/word/2010/wordprocessingShape" mc:Ignorable="w14 w15 w16se wp14">
+<w:ftr xmlns:wpc="http://schemas.microsoft.com/office/word/2010/wordprocessingCanvas" xmlns:cx="http://schemas.microsoft.com/office/drawing/2014/chartex" xmlns:cx1="http://schemas.microsoft.com/office/drawing/2015/9/8/chartex" xmlns:cx2="http://schemas.microsoft.com/office/drawing/2015/10/21/chartex" xmlns:cx3="http://schemas.microsoft.com/office/drawing/2016/5/9/chartex" xmlns:cx4="http://schemas.microsoft.com/office/drawing/2016/5/10/chartex" xmlns:cx5="http://schemas.microsoft.com/office/drawing/2016/5/11/chartex" xmlns:cx6="http://schemas.microsoft.com/office/drawing/2016/5/12/chartex" xmlns:cx7="http://schemas.microsoft.com/office/drawing/2016/5/13/chartex" xmlns:cx8="http://schemas.microsoft.com/office/drawing/2016/5/14/chartex" xmlns:mc="http://schemas.openxmlformats.org/markup-compatibility/2006" xmlns:aink="http://schemas.microsoft.com/office/drawing/2016/ink" xmlns:am3d="http://schemas.microsoft.com/office/drawing/2017/model3d" xmlns:o="urn:schemas-microsoft-com:office:office" xmlns:oel="http://schemas.microsoft.com/office/2019/extlst" xmlns:r="http://schemas.openxmlformats.org/officeDocument/2006/relationships" xmlns:m="http://schemas.openxmlformats.org/officeDocument/2006/math" xmlns:v="urn:schemas-microsoft-com:vml" xmlns:wp14="http://schemas.microsoft.com/office/word/2010/wordprocessingDrawing" xmlns:wp="http://schemas.openxmlformats.org/drawingml/2006/wordprocessingDrawing" xmlns:w10="urn:schemas-microsoft-com:office:word" xmlns:w="http://schemas.openxmlformats.org/wordprocessingml/2006/main" xmlns:w14="http://schemas.microsoft.com/office/word/2010/wordml" xmlns:w15="http://schemas.microsoft.com/office/word/2012/wordml" xmlns:w16cex="http://schemas.microsoft.com/office/word/2018/wordml/cex" xmlns:w16cid="http://schemas.microsoft.com/office/word/2016/wordml/cid" xmlns:w16="http://schemas.microsoft.com/office/word/2018/wordml" xmlns:w16du="http://schemas.microsoft.com/office/word/2023/wordml/word16du" xmlns:w16sdtdh="http://schemas.microsoft.com/office/word/2020/wordml/sdtdatahash" xmlns:w16sdtfl="http://schemas.microsoft.com/office/word/2024/wordml/sdtformatlock" xmlns:w16se="http://schemas.microsoft.com/office/word/2015/wordml/symex" xmlns:wpg="http://schemas.microsoft.com/office/word/2010/wordprocessingGroup" xmlns:wpi="http://schemas.microsoft.com/office/word/2010/wordprocessingInk" xmlns:wne="http://schemas.microsoft.com/office/word/2006/wordml" xmlns:wps="http://schemas.microsoft.com/office/word/2010/wordprocessingShape" mc:Ignorable="w14 w15 w16se w16cid w16 w16cex w16sdtdh w16sdtfl w16du wp14">
   <w:sdt>
     <w:sdtPr>
       <w:id w:val="-1080207625"/>
@@ -10080,7 +14117,7 @@
 </file>
 
 <file path=word/footer2.xml><?xml version="1.0" encoding="utf-8"?>
-<w:ftr xmlns:wpc="http://schemas.microsoft.com/office/word/2010/wordprocessingCanvas" xmlns:cx="http://schemas.microsoft.com/office/drawing/2014/chartex" xmlns:cx1="http://schemas.microsoft.com/office/drawing/2015/9/8/chartex" xmlns:mc="http://schemas.openxmlformats.org/markup-compatibility/2006" xmlns:o="urn:schemas-microsoft-com:office:office" xmlns:r="http://schemas.openxmlformats.org/officeDocument/2006/relationships" xmlns:m="http://schemas.openxmlformats.org/officeDocument/2006/math" xmlns:v="urn:schemas-microsoft-com:vml" xmlns:wp14="http://schemas.microsoft.com/office/word/2010/wordprocessingDrawing" xmlns:wp="http://schemas.openxmlformats.org/drawingml/2006/wordprocessingDrawing" xmlns:w10="urn:schemas-microsoft-com:office:word" xmlns:w="http://schemas.openxmlformats.org/wordprocessingml/2006/main" xmlns:w14="http://schemas.microsoft.com/office/word/2010/wordml" xmlns:w15="http://schemas.microsoft.com/office/word/2012/wordml" xmlns:w16se="http://schemas.microsoft.com/office/word/2015/wordml/symex" xmlns:wpg="http://schemas.microsoft.com/office/word/2010/wordprocessingGroup" xmlns:wpi="http://schemas.microsoft.com/office/word/2010/wordprocessingInk" xmlns:wne="http://schemas.microsoft.com/office/word/2006/wordml" xmlns:wps="http://schemas.microsoft.com/office/word/2010/wordprocessingShape" mc:Ignorable="w14 w15 w16se wp14">
+<w:ftr xmlns:wpc="http://schemas.microsoft.com/office/word/2010/wordprocessingCanvas" xmlns:cx="http://schemas.microsoft.com/office/drawing/2014/chartex" xmlns:cx1="http://schemas.microsoft.com/office/drawing/2015/9/8/chartex" xmlns:cx2="http://schemas.microsoft.com/office/drawing/2015/10/21/chartex" xmlns:cx3="http://schemas.microsoft.com/office/drawing/2016/5/9/chartex" xmlns:cx4="http://schemas.microsoft.com/office/drawing/2016/5/10/chartex" xmlns:cx5="http://schemas.microsoft.com/office/drawing/2016/5/11/chartex" xmlns:cx6="http://schemas.microsoft.com/office/drawing/2016/5/12/chartex" xmlns:cx7="http://schemas.microsoft.com/office/drawing/2016/5/13/chartex" xmlns:cx8="http://schemas.microsoft.com/office/drawing/2016/5/14/chartex" xmlns:mc="http://schemas.openxmlformats.org/markup-compatibility/2006" xmlns:aink="http://schemas.microsoft.com/office/drawing/2016/ink" xmlns:am3d="http://schemas.microsoft.com/office/drawing/2017/model3d" xmlns:o="urn:schemas-microsoft-com:office:office" xmlns:oel="http://schemas.microsoft.com/office/2019/extlst" xmlns:r="http://schemas.openxmlformats.org/officeDocument/2006/relationships" xmlns:m="http://schemas.openxmlformats.org/officeDocument/2006/math" xmlns:v="urn:schemas-microsoft-com:vml" xmlns:wp14="http://schemas.microsoft.com/office/word/2010/wordprocessingDrawing" xmlns:wp="http://schemas.openxmlformats.org/drawingml/2006/wordprocessingDrawing" xmlns:w10="urn:schemas-microsoft-com:office:word" xmlns:w="http://schemas.openxmlformats.org/wordprocessingml/2006/main" xmlns:w14="http://schemas.microsoft.com/office/word/2010/wordml" xmlns:w15="http://schemas.microsoft.com/office/word/2012/wordml" xmlns:w16cex="http://schemas.microsoft.com/office/word/2018/wordml/cex" xmlns:w16cid="http://schemas.microsoft.com/office/word/2016/wordml/cid" xmlns:w16="http://schemas.microsoft.com/office/word/2018/wordml" xmlns:w16du="http://schemas.microsoft.com/office/word/2023/wordml/word16du" xmlns:w16sdtdh="http://schemas.microsoft.com/office/word/2020/wordml/sdtdatahash" xmlns:w16sdtfl="http://schemas.microsoft.com/office/word/2024/wordml/sdtformatlock" xmlns:w16se="http://schemas.microsoft.com/office/word/2015/wordml/symex" xmlns:wpg="http://schemas.microsoft.com/office/word/2010/wordprocessingGroup" xmlns:wpi="http://schemas.microsoft.com/office/word/2010/wordprocessingInk" xmlns:wne="http://schemas.microsoft.com/office/word/2006/wordml" xmlns:wps="http://schemas.microsoft.com/office/word/2010/wordprocessingShape" mc:Ignorable="w14 w15 w16se w16cid w16 w16cex w16sdtdh w16sdtfl w16du wp14">
   <w:p>
     <w:pPr>
       <w:pStyle w:val="Footer"/>
@@ -10090,7 +14127,7 @@
 </file>
 
 <file path=word/footnotes.xml><?xml version="1.0" encoding="utf-8"?>
-<w:footnotes xmlns:wpc="http://schemas.microsoft.com/office/word/2010/wordprocessingCanvas" xmlns:cx="http://schemas.microsoft.com/office/drawing/2014/chartex" xmlns:cx1="http://schemas.microsoft.com/office/drawing/2015/9/8/chartex" xmlns:mc="http://schemas.openxmlformats.org/markup-compatibility/2006" xmlns:o="urn:schemas-microsoft-com:office:office" xmlns:r="http://schemas.openxmlformats.org/officeDocument/2006/relationships" xmlns:m="http://schemas.openxmlformats.org/officeDocument/2006/math" xmlns:v="urn:schemas-microsoft-com:vml" xmlns:wp14="http://schemas.microsoft.com/office/word/2010/wordprocessingDrawing" xmlns:wp="http://schemas.openxmlformats.org/drawingml/2006/wordprocessingDrawing" xmlns:w10="urn:schemas-microsoft-com:office:word" xmlns:w="http://schemas.openxmlformats.org/wordprocessingml/2006/main" xmlns:w14="http://schemas.microsoft.com/office/word/2010/wordml" xmlns:w15="http://schemas.microsoft.com/office/word/2012/wordml" xmlns:w16se="http://schemas.microsoft.com/office/word/2015/wordml/symex" xmlns:wpg="http://schemas.microsoft.com/office/word/2010/wordprocessingGroup" xmlns:wpi="http://schemas.microsoft.com/office/word/2010/wordprocessingInk" xmlns:wne="http://schemas.microsoft.com/office/word/2006/wordml" xmlns:wps="http://schemas.microsoft.com/office/word/2010/wordprocessingShape" mc:Ignorable="w14 w15 w16se wp14">
+<w:footnotes xmlns:wpc="http://schemas.microsoft.com/office/word/2010/wordprocessingCanvas" xmlns:cx="http://schemas.microsoft.com/office/drawing/2014/chartex" xmlns:cx1="http://schemas.microsoft.com/office/drawing/2015/9/8/chartex" xmlns:cx2="http://schemas.microsoft.com/office/drawing/2015/10/21/chartex" xmlns:cx3="http://schemas.microsoft.com/office/drawing/2016/5/9/chartex" xmlns:cx4="http://schemas.microsoft.com/office/drawing/2016/5/10/chartex" xmlns:cx5="http://schemas.microsoft.com/office/drawing/2016/5/11/chartex" xmlns:cx6="http://schemas.microsoft.com/office/drawing/2016/5/12/chartex" xmlns:cx7="http://schemas.microsoft.com/office/drawing/2016/5/13/chartex" xmlns:cx8="http://schemas.microsoft.com/office/drawing/2016/5/14/chartex" xmlns:mc="http://schemas.openxmlformats.org/markup-compatibility/2006" xmlns:aink="http://schemas.microsoft.com/office/drawing/2016/ink" xmlns:am3d="http://schemas.microsoft.com/office/drawing/2017/model3d" xmlns:o="urn:schemas-microsoft-com:office:office" xmlns:oel="http://schemas.microsoft.com/office/2019/extlst" xmlns:r="http://schemas.openxmlformats.org/officeDocument/2006/relationships" xmlns:m="http://schemas.openxmlformats.org/officeDocument/2006/math" xmlns:v="urn:schemas-microsoft-com:vml" xmlns:wp14="http://schemas.microsoft.com/office/word/2010/wordprocessingDrawing" xmlns:wp="http://schemas.openxmlformats.org/drawingml/2006/wordprocessingDrawing" xmlns:w10="urn:schemas-microsoft-com:office:word" xmlns:w="http://schemas.openxmlformats.org/wordprocessingml/2006/main" xmlns:w14="http://schemas.microsoft.com/office/word/2010/wordml" xmlns:w15="http://schemas.microsoft.com/office/word/2012/wordml" xmlns:w16cex="http://schemas.microsoft.com/office/word/2018/wordml/cex" xmlns:w16cid="http://schemas.microsoft.com/office/word/2016/wordml/cid" xmlns:w16="http://schemas.microsoft.com/office/word/2018/wordml" xmlns:w16du="http://schemas.microsoft.com/office/word/2023/wordml/word16du" xmlns:w16sdtdh="http://schemas.microsoft.com/office/word/2020/wordml/sdtdatahash" xmlns:w16sdtfl="http://schemas.microsoft.com/office/word/2024/wordml/sdtformatlock" xmlns:w16se="http://schemas.microsoft.com/office/word/2015/wordml/symex" xmlns:wpg="http://schemas.microsoft.com/office/word/2010/wordprocessingGroup" xmlns:wpi="http://schemas.microsoft.com/office/word/2010/wordprocessingInk" xmlns:wne="http://schemas.microsoft.com/office/word/2006/wordml" xmlns:wps="http://schemas.microsoft.com/office/word/2010/wordprocessingShape" mc:Ignorable="w14 w15 w16se w16cid w16 w16cex w16sdtdh w16sdtfl w16du wp14">
   <w:footnote w:type="separator" w:id="-1">
     <w:p>
       <w:pPr>
@@ -10121,59 +14158,11 @@
       </w:pPr>
     </w:p>
   </w:footnote>
-  <w:footnote w:id="2">
-    <w:p>
-      <w:pPr>
-        <w:pStyle w:val="FootnoteText"/>
-      </w:pPr>
-      <w:r>
-        <w:rPr>
-          <w:rStyle w:val="FootnoteReference"/>
-          <w:lang w:val="et-EE"/>
-        </w:rPr>
-        <w:footnoteRef/>
-      </w:r>
-      <w:r>
-        <w:rPr>
-          <w:rStyle w:val="FootnoteReference"/>
-          <w:lang w:val="et-EE"/>
-        </w:rPr>
-        <w:t xml:space="preserve"> </w:t>
-      </w:r>
-      <w:r>
-        <w:t>Eu eum decore inimicus consetetur, cu usu habeo corpora intellegam. Ut antiopam efficiendi deterruisset sit. Mel sint eirmod id, qui quot virtute id, dolor nemore forensibus usu id.</w:t>
-      </w:r>
-    </w:p>
-  </w:footnote>
-  <w:footnote w:id="3">
-    <w:p>
-      <w:pPr>
-        <w:pStyle w:val="FootnoteText"/>
-      </w:pPr>
-      <w:r>
-        <w:rPr>
-          <w:rStyle w:val="FootnoteReference"/>
-          <w:lang w:val="et-EE"/>
-        </w:rPr>
-        <w:footnoteRef/>
-      </w:r>
-      <w:r>
-        <w:rPr>
-          <w:rStyle w:val="FootnoteReference"/>
-          <w:lang w:val="et-EE"/>
-        </w:rPr>
-        <w:t xml:space="preserve"> </w:t>
-      </w:r>
-      <w:r>
-        <w:t xml:space="preserve">Eu eum decore inimicus consetetur, cu usu habeo corpora intellegam. Ut antiopam efficiendi deterruisset sit. </w:t>
-      </w:r>
-    </w:p>
-  </w:footnote>
 </w:footnotes>
 </file>
 
 <file path=word/numbering.xml><?xml version="1.0" encoding="utf-8"?>
-<w:numbering xmlns:wpc="http://schemas.microsoft.com/office/word/2010/wordprocessingCanvas" xmlns:cx="http://schemas.microsoft.com/office/drawing/2014/chartex" xmlns:cx1="http://schemas.microsoft.com/office/drawing/2015/9/8/chartex" xmlns:mc="http://schemas.openxmlformats.org/markup-compatibility/2006" xmlns:o="urn:schemas-microsoft-com:office:office" xmlns:r="http://schemas.openxmlformats.org/officeDocument/2006/relationships" xmlns:m="http://schemas.openxmlformats.org/officeDocument/2006/math" xmlns:v="urn:schemas-microsoft-com:vml" xmlns:wp14="http://schemas.microsoft.com/office/word/2010/wordprocessingDrawing" xmlns:wp="http://schemas.openxmlformats.org/drawingml/2006/wordprocessingDrawing" xmlns:w10="urn:schemas-microsoft-com:office:word" xmlns:w="http://schemas.openxmlformats.org/wordprocessingml/2006/main" xmlns:w14="http://schemas.microsoft.com/office/word/2010/wordml" xmlns:w15="http://schemas.microsoft.com/office/word/2012/wordml" xmlns:w16se="http://schemas.microsoft.com/office/word/2015/wordml/symex" xmlns:wpg="http://schemas.microsoft.com/office/word/2010/wordprocessingGroup" xmlns:wpi="http://schemas.microsoft.com/office/word/2010/wordprocessingInk" xmlns:wne="http://schemas.microsoft.com/office/word/2006/wordml" xmlns:wps="http://schemas.microsoft.com/office/word/2010/wordprocessingShape" mc:Ignorable="w14 w15 w16se wp14">
+<w:numbering xmlns:wpc="http://schemas.microsoft.com/office/word/2010/wordprocessingCanvas" xmlns:cx="http://schemas.microsoft.com/office/drawing/2014/chartex" xmlns:cx1="http://schemas.microsoft.com/office/drawing/2015/9/8/chartex" xmlns:cx2="http://schemas.microsoft.com/office/drawing/2015/10/21/chartex" xmlns:cx3="http://schemas.microsoft.com/office/drawing/2016/5/9/chartex" xmlns:cx4="http://schemas.microsoft.com/office/drawing/2016/5/10/chartex" xmlns:cx5="http://schemas.microsoft.com/office/drawing/2016/5/11/chartex" xmlns:cx6="http://schemas.microsoft.com/office/drawing/2016/5/12/chartex" xmlns:cx7="http://schemas.microsoft.com/office/drawing/2016/5/13/chartex" xmlns:cx8="http://schemas.microsoft.com/office/drawing/2016/5/14/chartex" xmlns:mc="http://schemas.openxmlformats.org/markup-compatibility/2006" xmlns:aink="http://schemas.microsoft.com/office/drawing/2016/ink" xmlns:am3d="http://schemas.microsoft.com/office/drawing/2017/model3d" xmlns:o="urn:schemas-microsoft-com:office:office" xmlns:oel="http://schemas.microsoft.com/office/2019/extlst" xmlns:r="http://schemas.openxmlformats.org/officeDocument/2006/relationships" xmlns:m="http://schemas.openxmlformats.org/officeDocument/2006/math" xmlns:v="urn:schemas-microsoft-com:vml" xmlns:wp14="http://schemas.microsoft.com/office/word/2010/wordprocessingDrawing" xmlns:wp="http://schemas.openxmlformats.org/drawingml/2006/wordprocessingDrawing" xmlns:w10="urn:schemas-microsoft-com:office:word" xmlns:w="http://schemas.openxmlformats.org/wordprocessingml/2006/main" xmlns:w14="http://schemas.microsoft.com/office/word/2010/wordml" xmlns:w15="http://schemas.microsoft.com/office/word/2012/wordml" xmlns:w16cex="http://schemas.microsoft.com/office/word/2018/wordml/cex" xmlns:w16cid="http://schemas.microsoft.com/office/word/2016/wordml/cid" xmlns:w16="http://schemas.microsoft.com/office/word/2018/wordml" xmlns:w16du="http://schemas.microsoft.com/office/word/2023/wordml/word16du" xmlns:w16sdtdh="http://schemas.microsoft.com/office/word/2020/wordml/sdtdatahash" xmlns:w16sdtfl="http://schemas.microsoft.com/office/word/2024/wordml/sdtformatlock" xmlns:w16se="http://schemas.microsoft.com/office/word/2015/wordml/symex" xmlns:wpg="http://schemas.microsoft.com/office/word/2010/wordprocessingGroup" xmlns:wpi="http://schemas.microsoft.com/office/word/2010/wordprocessingInk" xmlns:wne="http://schemas.microsoft.com/office/word/2006/wordml" xmlns:wps="http://schemas.microsoft.com/office/word/2010/wordprocessingShape" mc:Ignorable="w14 w15 w16se w16cid w16 w16cex w16sdtdh w16sdtfl w16du wp14">
   <w:abstractNum w:abstractNumId="0" w15:restartNumberingAfterBreak="0">
     <w:nsid w:val="FFFFFF88"/>
     <w:multiLevelType w:val="singleLevel"/>
@@ -11241,52 +15230,52 @@
       </w:pPr>
     </w:lvl>
   </w:abstractNum>
-  <w:num w:numId="1">
+  <w:num w:numId="1" w16cid:durableId="1965109886">
     <w:abstractNumId w:val="3"/>
   </w:num>
-  <w:num w:numId="2">
+  <w:num w:numId="2" w16cid:durableId="1881434713">
     <w:abstractNumId w:val="6"/>
   </w:num>
-  <w:num w:numId="3">
+  <w:num w:numId="3" w16cid:durableId="547691658">
     <w:abstractNumId w:val="7"/>
   </w:num>
-  <w:num w:numId="4">
+  <w:num w:numId="4" w16cid:durableId="827553365">
     <w:abstractNumId w:val="8"/>
   </w:num>
-  <w:num w:numId="5">
+  <w:num w:numId="5" w16cid:durableId="2095776971">
     <w:abstractNumId w:val="0"/>
   </w:num>
-  <w:num w:numId="6">
+  <w:num w:numId="6" w16cid:durableId="1647127273">
     <w:abstractNumId w:val="2"/>
   </w:num>
-  <w:num w:numId="7">
+  <w:num w:numId="7" w16cid:durableId="1538276699">
     <w:abstractNumId w:val="1"/>
   </w:num>
-  <w:num w:numId="8">
+  <w:num w:numId="8" w16cid:durableId="874268624">
     <w:abstractNumId w:val="4"/>
   </w:num>
-  <w:num w:numId="9">
+  <w:num w:numId="9" w16cid:durableId="376471354">
     <w:abstractNumId w:val="9"/>
   </w:num>
-  <w:num w:numId="10">
+  <w:num w:numId="10" w16cid:durableId="1411390675">
     <w:abstractNumId w:val="5"/>
   </w:num>
-  <w:num w:numId="11">
+  <w:num w:numId="11" w16cid:durableId="995378377">
     <w:abstractNumId w:val="0"/>
     <w:lvlOverride w:ilvl="0">
       <w:startOverride w:val="1"/>
     </w:lvlOverride>
   </w:num>
-  <w:num w:numId="12">
+  <w:num w:numId="12" w16cid:durableId="909727016">
     <w:abstractNumId w:val="5"/>
     <w:lvlOverride w:ilvl="0">
       <w:startOverride w:val="1"/>
     </w:lvlOverride>
   </w:num>
-  <w:num w:numId="13">
+  <w:num w:numId="13" w16cid:durableId="700907678">
     <w:abstractNumId w:val="0"/>
   </w:num>
-  <w:num w:numId="14">
+  <w:num w:numId="14" w16cid:durableId="1476609288">
     <w:abstractNumId w:val="0"/>
     <w:lvlOverride w:ilvl="0">
       <w:startOverride w:val="1"/>
@@ -11297,7 +15286,7 @@
 </file>
 
 <file path=word/styles.xml><?xml version="1.0" encoding="utf-8"?>
-<w:styles xmlns:mc="http://schemas.openxmlformats.org/markup-compatibility/2006" xmlns:r="http://schemas.openxmlformats.org/officeDocument/2006/relationships" xmlns:w="http://schemas.openxmlformats.org/wordprocessingml/2006/main" xmlns:w14="http://schemas.microsoft.com/office/word/2010/wordml" xmlns:w15="http://schemas.microsoft.com/office/word/2012/wordml" xmlns:w16se="http://schemas.microsoft.com/office/word/2015/wordml/symex" mc:Ignorable="w14 w15 w16se">
+<w:styles xmlns:mc="http://schemas.openxmlformats.org/markup-compatibility/2006" xmlns:r="http://schemas.openxmlformats.org/officeDocument/2006/relationships" xmlns:w="http://schemas.openxmlformats.org/wordprocessingml/2006/main" xmlns:w14="http://schemas.microsoft.com/office/word/2010/wordml" xmlns:w15="http://schemas.microsoft.com/office/word/2012/wordml" xmlns:w16cex="http://schemas.microsoft.com/office/word/2018/wordml/cex" xmlns:w16cid="http://schemas.microsoft.com/office/word/2016/wordml/cid" xmlns:w16="http://schemas.microsoft.com/office/word/2018/wordml" xmlns:w16du="http://schemas.microsoft.com/office/word/2023/wordml/word16du" xmlns:w16sdtdh="http://schemas.microsoft.com/office/word/2020/wordml/sdtdatahash" xmlns:w16sdtfl="http://schemas.microsoft.com/office/word/2024/wordml/sdtformatlock" xmlns:w16se="http://schemas.microsoft.com/office/word/2015/wordml/symex" mc:Ignorable="w14 w15 w16se w16cid w16 w16cex w16sdtdh w16sdtfl w16du">
   <w:docDefaults>
     <w:rPrDefault>
       <w:rPr>
@@ -11313,7 +15302,7 @@
       </w:pPr>
     </w:pPrDefault>
   </w:docDefaults>
-  <w:latentStyles w:defLockedState="0" w:defUIPriority="99" w:defSemiHidden="0" w:defUnhideWhenUsed="0" w:defQFormat="0" w:count="371">
+  <w:latentStyles w:defLockedState="0" w:defUIPriority="99" w:defSemiHidden="0" w:defUnhideWhenUsed="0" w:defQFormat="0" w:count="376">
     <w:lsdException w:name="Normal" w:uiPriority="0"/>
     <w:lsdException w:name="heading 1" w:uiPriority="0" w:qFormat="1"/>
     <w:lsdException w:name="heading 2" w:semiHidden="1" w:uiPriority="0" w:unhideWhenUsed="1" w:qFormat="1"/>
@@ -11685,6 +15674,11 @@
     <w:lsdException w:name="List Table 5 Dark Accent 6" w:uiPriority="50"/>
     <w:lsdException w:name="List Table 6 Colorful Accent 6" w:uiPriority="51"/>
     <w:lsdException w:name="List Table 7 Colorful Accent 6" w:uiPriority="52"/>
+    <w:lsdException w:name="Mention" w:semiHidden="1" w:unhideWhenUsed="1"/>
+    <w:lsdException w:name="Smart Hyperlink" w:semiHidden="1" w:unhideWhenUsed="1"/>
+    <w:lsdException w:name="Hashtag" w:semiHidden="1" w:unhideWhenUsed="1"/>
+    <w:lsdException w:name="Unresolved Mention" w:semiHidden="1" w:unhideWhenUsed="1"/>
+    <w:lsdException w:name="Smart Link" w:semiHidden="1" w:unhideWhenUsed="1"/>
   </w:latentStyles>
   <w:style w:type="paragraph" w:default="1" w:styleId="Normal">
     <w:name w:val="Normal"/>
@@ -13263,10 +17257,6 @@
 </file>
 
 <file path=customXml/item1.xml><?xml version="1.0" encoding="utf-8"?>
-<b:Sources xmlns:b="http://schemas.openxmlformats.org/officeDocument/2006/bibliography" xmlns="http://schemas.openxmlformats.org/officeDocument/2006/bibliography" SelectedStyle="\APASixthEditionOfficeOnline.xsl" StyleName="APA" Version="6"/>
-</file>
-
-<file path=customXml/item2.xml><?xml version="1.0" encoding="utf-8"?>
 <CoverPageProperties xmlns="http://schemas.microsoft.com/office/2006/coverPageProps">
   <PublishDate/>
   <Abstract/>
@@ -13277,13 +17267,16 @@
 </CoverPageProperties>
 </file>
 
+<file path=customXml/item2.xml><?xml version="1.0" encoding="utf-8"?>
+<b:Sources xmlns:b="http://schemas.openxmlformats.org/officeDocument/2006/bibliography" xmlns="http://schemas.openxmlformats.org/officeDocument/2006/bibliography" SelectedStyle="\APASixthEditionOfficeOnline.xsl" StyleName="APA" Version="6"/>
+</file>
+
 <file path=customXml/item3.xml><?xml version="1.0" encoding="utf-8"?>
-<?mso-contentType ?>
-<FormTemplates xmlns="http://schemas.microsoft.com/sharepoint/v3/contenttype/forms">
-  <Display>DocumentLibraryForm</Display>
-  <Edit>DocumentLibraryForm</Edit>
-  <New>DocumentLibraryForm</New>
-</FormTemplates>
+<p:properties xmlns:p="http://schemas.microsoft.com/office/2006/metadata/properties" xmlns:xsi="http://www.w3.org/2001/XMLSchema-instance" xmlns:pc="http://schemas.microsoft.com/office/infopath/2007/PartnerControls">
+  <documentManagement>
+    <Modifikuoti xmlns="6f570473-4b36-4c39-a776-03401f4bff93" xsi:nil="true"/>
+  </documentManagement>
+</p:properties>
 </file>
 
 <file path=customXml/item4.xml><?xml version="1.0" encoding="utf-8"?>
@@ -13542,29 +17535,63 @@
 </file>
 
 <file path=customXml/item5.xml><?xml version="1.0" encoding="utf-8"?>
-<p:properties xmlns:p="http://schemas.microsoft.com/office/2006/metadata/properties" xmlns:xsi="http://www.w3.org/2001/XMLSchema-instance" xmlns:pc="http://schemas.microsoft.com/office/infopath/2007/PartnerControls">
-  <documentManagement>
-    <Modifikuoti xmlns="6f570473-4b36-4c39-a776-03401f4bff93" xsi:nil="true"/>
-  </documentManagement>
-</p:properties>
+<?mso-contentType ?>
+<FormTemplates xmlns="http://schemas.microsoft.com/sharepoint/v3/contenttype/forms">
+  <Display>DocumentLibraryForm</Display>
+  <Edit>DocumentLibraryForm</Edit>
+  <New>DocumentLibraryForm</New>
+</FormTemplates>
 </file>
 
 <file path=customXml/itemProps1.xml><?xml version="1.0" encoding="utf-8"?>
-<ds:datastoreItem xmlns:ds="http://schemas.openxmlformats.org/officeDocument/2006/customXml" ds:itemID="{8ACA4D8D-B62F-4091-AED1-18FF0E839F4A}"/>
+<ds:datastoreItem xmlns:ds="http://schemas.openxmlformats.org/officeDocument/2006/customXml" ds:itemID="{55AF091B-3C7A-41E3-B477-F2FDAA23CFDA}">
+  <ds:schemaRefs>
+    <ds:schemaRef ds:uri="http://schemas.microsoft.com/office/2006/coverPageProps"/>
+  </ds:schemaRefs>
+</ds:datastoreItem>
 </file>
 
 <file path=customXml/itemProps2.xml><?xml version="1.0" encoding="utf-8"?>
-<ds:datastoreItem xmlns:ds="http://schemas.openxmlformats.org/officeDocument/2006/customXml" ds:itemID="{55AF091B-3C7A-41E3-B477-F2FDAA23CFDA}"/>
+<ds:datastoreItem xmlns:ds="http://schemas.openxmlformats.org/officeDocument/2006/customXml" ds:itemID="{8ACA4D8D-B62F-4091-AED1-18FF0E839F4A}">
+  <ds:schemaRefs>
+    <ds:schemaRef ds:uri="http://schemas.openxmlformats.org/officeDocument/2006/bibliography"/>
+  </ds:schemaRefs>
+</ds:datastoreItem>
 </file>
 
 <file path=customXml/itemProps3.xml><?xml version="1.0" encoding="utf-8"?>
-<ds:datastoreItem xmlns:ds="http://schemas.openxmlformats.org/officeDocument/2006/customXml" ds:itemID="{12483B38-674F-42A8-9E56-0F53EF2A5520}"/>
+<ds:datastoreItem xmlns:ds="http://schemas.openxmlformats.org/officeDocument/2006/customXml" ds:itemID="{949D7D1B-3ED7-4FCF-84CC-168C035D517F}">
+  <ds:schemaRefs>
+    <ds:schemaRef ds:uri="http://schemas.microsoft.com/office/2006/metadata/properties"/>
+    <ds:schemaRef ds:uri="http://schemas.microsoft.com/office/infopath/2007/PartnerControls"/>
+    <ds:schemaRef ds:uri="6f570473-4b36-4c39-a776-03401f4bff93"/>
+  </ds:schemaRefs>
+</ds:datastoreItem>
 </file>
 
 <file path=customXml/itemProps4.xml><?xml version="1.0" encoding="utf-8"?>
-<ds:datastoreItem xmlns:ds="http://schemas.openxmlformats.org/officeDocument/2006/customXml" ds:itemID="{194061B4-3EC8-4A78-BBB5-E3B89D11F309}"/>
+<ds:datastoreItem xmlns:ds="http://schemas.openxmlformats.org/officeDocument/2006/customXml" ds:itemID="{194061B4-3EC8-4A78-BBB5-E3B89D11F309}">
+  <ds:schemaRefs>
+    <ds:schemaRef ds:uri="http://schemas.microsoft.com/office/2006/metadata/contentType"/>
+    <ds:schemaRef ds:uri="http://schemas.microsoft.com/office/2006/metadata/properties/metaAttributes"/>
+    <ds:schemaRef ds:uri="http://www.w3.org/2001/XMLSchema"/>
+    <ds:schemaRef ds:uri="http://schemas.microsoft.com/office/2006/metadata/properties"/>
+    <ds:schemaRef ds:uri="620836a7-bc45-472c-88d2-4326827033e8"/>
+    <ds:schemaRef ds:uri="6f570473-4b36-4c39-a776-03401f4bff93"/>
+    <ds:schemaRef ds:uri="http://schemas.microsoft.com/office/2006/documentManagement/types"/>
+    <ds:schemaRef ds:uri="http://schemas.microsoft.com/office/infopath/2007/PartnerControls"/>
+    <ds:schemaRef ds:uri="http://schemas.openxmlformats.org/package/2006/metadata/core-properties"/>
+    <ds:schemaRef ds:uri="http://purl.org/dc/elements/1.1/"/>
+    <ds:schemaRef ds:uri="http://purl.org/dc/terms/"/>
+    <ds:schemaRef ds:uri="http://schemas.microsoft.com/internal/obd"/>
+  </ds:schemaRefs>
+</ds:datastoreItem>
 </file>
 
 <file path=customXml/itemProps5.xml><?xml version="1.0" encoding="utf-8"?>
-<ds:datastoreItem xmlns:ds="http://schemas.openxmlformats.org/officeDocument/2006/customXml" ds:itemID="{949D7D1B-3ED7-4FCF-84CC-168C035D517F}"/>
+<ds:datastoreItem xmlns:ds="http://schemas.openxmlformats.org/officeDocument/2006/customXml" ds:itemID="{12483B38-674F-42A8-9E56-0F53EF2A5520}">
+  <ds:schemaRefs>
+    <ds:schemaRef ds:uri="http://schemas.microsoft.com/sharepoint/v3/contenttype/forms"/>
+  </ds:schemaRefs>
+</ds:datastoreItem>
 </file>